--- a/Kim12-3-1-Boyaya-Duyarli-Gunes-Pilleri.docx
+++ b/Kim12-3-1-Boyaya-Duyarli-Gunes-Pilleri.docx
@@ -2336,7 +2336,7 @@
                 <w:szCs w:val="18"/>
                 <w:lang w:val="tr-TR"/>
               </w:rPr>
-              <w:t xml:space="preserve">%26’nın üzerinde</w:t>
+              <w:t xml:space="preserve">Yaklaşık %27-28</w:t>
             </w:r>
           </w:p>
         </w:tc>
@@ -2482,7 +2482,7 @@
                 <w:szCs w:val="18"/>
                 <w:lang w:val="tr-TR"/>
               </w:rPr>
-              <w:t xml:space="preserve">%23 civarı</w:t>
+              <w:t xml:space="preserve">Yaklaşık %22</w:t>
             </w:r>
           </w:p>
         </w:tc>
@@ -2628,7 +2628,7 @@
                 <w:szCs w:val="18"/>
                 <w:lang w:val="tr-TR"/>
               </w:rPr>
-              <w:t xml:space="preserve">%22-23 civarı</w:t>
+              <w:t xml:space="preserve">Yaklaşık %23</w:t>
             </w:r>
           </w:p>
         </w:tc>
@@ -3007,7 +3007,7 @@
           <w:highlight w:val="yellow"/>
           <w:lang w:val="tr-TR"/>
         </w:rPr>
-        <w:t xml:space="preserve">Tablo A’daki en yüksek verim değerleri NREL “Best Research-Cell Efficiency Chart” ve boyaya duyarlı güneş pilleri üzerine derleme makalelerdeki yaklaşık değerlerdir; baskıdan önce güncel NREL çizelgesiyle karşılaştırılmalıdır. Sentetik boyalı hücrelerdeki %13-15 düzeyindeki rekor verimler organik (porfirin vb.) boyalar ve kobalt ya da bakır kompleksi içeren elektrolitlerle elde edilmiştir; rutenyum boya ve iyodür/triiyodür elektrolitli hücrelerde en yüksek verim %11-12 civarındadır. Tabloya her pil türü için küçük bir fotoğraf sütunu eklenebilir.</w:t>
+        <w:t xml:space="preserve">Tablo A’daki en yüksek verim değerleri bağımsız laboratuvarlarca onaylanmış rekorlara dayanır: monokristal silisyum %27,8 (LONGi, 2025, ISFH onaylı), polikristal silisyum %22,3 (Fraunhofer ISE, 2017), CdTe %23,1 (First Solar, 2024, NREL onaylı), boyaya duyarlı %15,2 (EPFL, Nature 2022). Polikristal silisyum değeri baskıdan önce NREL “Best Research-Cell Efficiency Chart” ile karşılaştırılmalıdır. Sentetik boyalı hücrelerdeki %13-15 düzeyindeki rekor verimler organik (porfirin vb.) boyalar ve kobalt ya da bakır kompleksi içeren elektrolitlerle elde edilmiştir; rutenyum boya ve iyodür/triiyodür elektrolitli hücrelerde en yüksek verim %11-12 civarındadır. Tabloya her pil türü için küçük bir fotoğraf sütunu eklenebilir.</w:t>
       </w:r>
     </w:p>
     <w:tbl>

--- a/Kim12-3-1-Boyaya-Duyarli-Gunes-Pilleri.docx
+++ b/Kim12-3-1-Boyaya-Duyarli-Gunes-Pilleri.docx
@@ -443,7 +443,7 @@
                 <w:rFonts w:ascii="Times New Roman" w:hAnsi="Times New Roman" w:cs="Times New Roman"/>
                 <w:lang w:val="tr-TR"/>
               </w:rPr>
-              <w:t xml:space="preserve">GÖRSEL ALANI</w:t>
+              <w:t xml:space="preserve">GÖRSEL ALANI (Bölüm kapağı, tam sayfa; Shutterstock)</w:t>
             </w:r>
           </w:p>
           <w:p>
@@ -459,7 +459,7 @@
                 <w:rFonts w:ascii="Times New Roman" w:hAnsi="Times New Roman" w:cs="Times New Roman"/>
                 <w:lang w:val="tr-TR"/>
               </w:rPr>
-              <w:t xml:space="preserve">Tarif: Bir yaprağın yakın çekimi; yaprağın üzerinde ince güneş hücresi şeritleri ya da yaprağın yanında küçük bir boyaya duyarlı güneş hücresi (kırmızı-mor renkli cam plaka).</w:t>
+              <w:t xml:space="preserve">Tarif: Yeşil bir arazide güneş panelleri ve rüzgâr türbinleri, ön planda güneş ışığı alan taze yapraklar; doğa ile teknolojinin uyumunu anlatan sürdürülebilirlik temalı görsel (tam sayfa bölüm kapağı).</w:t>
             </w:r>
           </w:p>
           <w:p>
@@ -475,7 +475,7 @@
                 <w:rFonts w:ascii="Times New Roman" w:hAnsi="Times New Roman" w:cs="Times New Roman"/>
                 <w:lang w:val="tr-TR"/>
               </w:rPr>
-              <w:t xml:space="preserve">Shutterstock arama: “dye sensitized solar cell leaf”</w:t>
+              <w:t xml:space="preserve">Shutterstock arama: “solar panels wind turbines green leaves sustainability”</w:t>
             </w:r>
           </w:p>
           <w:p>
@@ -506,6 +506,102 @@
         </w:rPr>
       </w:pPr>
     </w:p>
+    <w:tbl>
+      <w:tblPr>
+        <w:tblW w:w="9000" w:type="dxa"/>
+        <w:jc w:val="center"/>
+        <w:tblBorders>
+          <w:top w:val="single" w:sz="8" w:space="0" w:color="7F7F7F"/>
+          <w:left w:val="single" w:sz="8" w:space="0" w:color="7F7F7F"/>
+          <w:bottom w:val="single" w:sz="8" w:space="0" w:color="7F7F7F"/>
+          <w:right w:val="single" w:sz="8" w:space="0" w:color="7F7F7F"/>
+        </w:tblBorders>
+      </w:tblPr>
+      <w:tblGrid>
+        <w:gridCol w:w="9000"/>
+      </w:tblGrid>
+      <w:tr>
+        <w:tc>
+          <w:tcPr>
+            <w:tcW w:w="9000" w:type="dxa"/>
+            <w:shd w:val="clear" w:color="auto" w:fill="EDEDED"/>
+          </w:tcPr>
+          <w:p>
+            <w:pPr>
+              <w:jc w:val="both"/>
+              <w:rPr>
+                <w:rFonts w:ascii="Times New Roman" w:hAnsi="Times New Roman" w:cs="Times New Roman"/>
+                <w:lang w:val="tr-TR"/>
+              </w:rPr>
+            </w:pPr>
+            <w:r>
+              <w:rPr>
+                <w:rFonts w:ascii="Times New Roman" w:hAnsi="Times New Roman" w:cs="Times New Roman"/>
+                <w:lang w:val="tr-TR"/>
+              </w:rPr>
+              <w:t xml:space="preserve">GÖRSEL ALANI</w:t>
+            </w:r>
+          </w:p>
+          <w:p>
+            <w:pPr>
+              <w:jc w:val="both"/>
+              <w:rPr>
+                <w:rFonts w:ascii="Times New Roman" w:hAnsi="Times New Roman" w:cs="Times New Roman"/>
+                <w:lang w:val="tr-TR"/>
+              </w:rPr>
+            </w:pPr>
+            <w:r>
+              <w:rPr>
+                <w:rFonts w:ascii="Times New Roman" w:hAnsi="Times New Roman" w:cs="Times New Roman"/>
+                <w:lang w:val="tr-TR"/>
+              </w:rPr>
+              <w:t xml:space="preserve">Tarif: Bir yaprağın yakın çekimi; yaprağın üzerinde ince güneş hücresi şeritleri ya da yaprağın yanında küçük bir boyaya duyarlı güneş hücresi (kırmızı-mor renkli cam plaka).</w:t>
+            </w:r>
+          </w:p>
+          <w:p>
+            <w:pPr>
+              <w:jc w:val="both"/>
+              <w:rPr>
+                <w:rFonts w:ascii="Times New Roman" w:hAnsi="Times New Roman" w:cs="Times New Roman"/>
+                <w:lang w:val="tr-TR"/>
+              </w:rPr>
+            </w:pPr>
+            <w:r>
+              <w:rPr>
+                <w:rFonts w:ascii="Times New Roman" w:hAnsi="Times New Roman" w:cs="Times New Roman"/>
+                <w:lang w:val="tr-TR"/>
+              </w:rPr>
+              <w:t xml:space="preserve">Shutterstock arama: “dye sensitized solar cell leaf”</w:t>
+            </w:r>
+          </w:p>
+          <w:p>
+            <w:pPr>
+              <w:jc w:val="both"/>
+              <w:rPr>
+                <w:rFonts w:ascii="Times New Roman" w:hAnsi="Times New Roman" w:cs="Times New Roman"/>
+                <w:lang w:val="tr-TR"/>
+              </w:rPr>
+            </w:pPr>
+            <w:r>
+              <w:rPr>
+                <w:rFonts w:ascii="Times New Roman" w:hAnsi="Times New Roman" w:cs="Times New Roman"/>
+                <w:lang w:val="tr-TR"/>
+              </w:rPr>
+              <w:t xml:space="preserve">Shutter ID: ……………</w:t>
+            </w:r>
+          </w:p>
+        </w:tc>
+      </w:tr>
+    </w:tbl>
+    <w:p>
+      <w:pPr>
+        <w:jc w:val="both"/>
+        <w:rPr>
+          <w:rFonts w:ascii="Times New Roman" w:hAnsi="Times New Roman" w:cs="Times New Roman"/>
+          <w:lang w:val="tr-TR"/>
+        </w:rPr>
+      </w:pPr>
+    </w:p>
     <w:p>
       <w:pPr>
         <w:jc w:val="center"/>
@@ -544,7 +640,55 @@
           <w:rFonts w:ascii="Times New Roman" w:hAnsi="Times New Roman" w:cs="Times New Roman"/>
           <w:lang w:val="tr-TR"/>
         </w:rPr>
-        <w:t xml:space="preserve">Dünya’ya her gün ulaşan güneş enerjisi, insanlığın bir yılda kullandığı enerjiden çok daha fazladır. Bitkiler bu enerjiyi milyonlarca yıldır fotosentezle besine dönüştürürken insanlar da güneş ışığından elektrik üretmenin daha ucuz ve daha temiz yollarını aramaktadır. Kullandığımız malzemeler de enerji kadar önemlidir. Kısa süre kullanılıp atılan plastik ambalajlar doğada uzun yıllar boyunca kalırken meyve kabukları, nişasta ya da jelatin gibi doğal kaynaklardan doğada parçalanabilen malzemeler üretilebilmektedir. Bu arayışlarda bilim insanlarının yeni bir yardımcısı da vardır: Çok büyük veri yığınlarından örüntüler çıkararak tahmin yapabilen yapay zekâ uygulamaları. Ancak bu uygulamaların çalışması için de enerji, su ve donanım gerekir. Bu bölümde boyaya duyarlı güneş pillerinin verimliliğini, biyobozunur polimerlerin elde edilmesini ve yapay zekâ uygulamalarının sürdürülebilirliğe etkilerini yeşil kimya ilkeleri ve sürdürülebilir kalkınma amaçları bakış açısıyla inceleyeceksiniz.</w:t>
+        <w:t xml:space="preserve">Dünya’ya her gün ulaşan güneş enerjisi, insanlığın bir yılda kullandığı enerjiden çok daha fazladır. Bitkiler bu enerjiyi milyonlarca yıldır fotosentezle besine dönüştürürken insanlar da güneş ışığından elektrik üretmenin daha ucuz ve daha temiz yollarını aramaktadır (Görsel B).</w:t>
+      </w:r>
+    </w:p>
+    <w:p>
+      <w:pPr>
+        <w:jc w:val="both"/>
+        <w:rPr>
+          <w:rFonts w:ascii="Times New Roman" w:hAnsi="Times New Roman" w:cs="Times New Roman"/>
+          <w:lang w:val="tr-TR"/>
+        </w:rPr>
+      </w:pPr>
+      <w:r>
+        <w:rPr>
+          <w:rFonts w:ascii="Times New Roman" w:hAnsi="Times New Roman" w:cs="Times New Roman"/>
+          <w:lang w:val="tr-TR"/>
+        </w:rPr>
+        <w:t xml:space="preserve">Kullandığımız malzemeler de enerji kadar önemlidir. Kısa süre kullanılıp atılan plastik ambalajlar doğada uzun yıllar boyunca kalırken meyve kabukları, nişasta ya da jelatin gibi doğal kaynaklardan doğada parçalanabilen malzemeler üretilebilmektedir.</w:t>
+      </w:r>
+    </w:p>
+    <w:p>
+      <w:pPr>
+        <w:jc w:val="both"/>
+        <w:rPr>
+          <w:rFonts w:ascii="Times New Roman" w:hAnsi="Times New Roman" w:cs="Times New Roman"/>
+          <w:lang w:val="tr-TR"/>
+        </w:rPr>
+      </w:pPr>
+      <w:r>
+        <w:rPr>
+          <w:rFonts w:ascii="Times New Roman" w:hAnsi="Times New Roman" w:cs="Times New Roman"/>
+          <w:lang w:val="tr-TR"/>
+        </w:rPr>
+        <w:t xml:space="preserve">Bu arayışlarda bilim insanlarının yeni bir yardımcısı da vardır: Çok büyük veri yığınlarından örüntüler çıkararak tahmin yapabilen yapay zekâ uygulamaları. Ancak bu uygulamaların çalışması için de enerji, su ve donanım gerekir.</w:t>
+      </w:r>
+    </w:p>
+    <w:p>
+      <w:pPr>
+        <w:jc w:val="both"/>
+        <w:rPr>
+          <w:rFonts w:ascii="Times New Roman" w:hAnsi="Times New Roman" w:cs="Times New Roman"/>
+          <w:lang w:val="tr-TR"/>
+        </w:rPr>
+      </w:pPr>
+      <w:r>
+        <w:rPr>
+          <w:rFonts w:ascii="Times New Roman" w:hAnsi="Times New Roman" w:cs="Times New Roman"/>
+          <w:lang w:val="tr-TR"/>
+        </w:rPr>
+        <w:t xml:space="preserve">Bu bölümde boyaya duyarlı güneş pillerinin verimliliğini, biyobozunur polimerlerin elde edilmesini ve yapay zekâ uygulamalarının sürdürülebilirliğe etkilerini yeşil kimya ilkeleri ve sürdürülebilir kalkınma amaçları bakış açısıyla inceleyeceksiniz.</w:t>
       </w:r>
     </w:p>
     <w:p>

--- a/Kim12-3-1-Boyaya-Duyarli-Gunes-Pilleri.docx
+++ b/Kim12-3-1-Boyaya-Duyarli-Gunes-Pilleri.docx
@@ -1105,7 +1105,7 @@
           <w:rFonts w:ascii="Times New Roman" w:hAnsi="Times New Roman" w:cs="Times New Roman"/>
           <w:lang w:val="tr-TR"/>
         </w:rPr>
-        <w:t xml:space="preserve">Evlerimizde uzaktan kumandalardan oyuncaklara, saatlerden el fenerlerine kadar pek çok cihaz pille çalışır. Kullanım ömrü dolan pillerin bir kısmı atık pil toplama kutularına bırakılırken bir kısmı ne yazık ki evsel çöplerle birlikte atılır (Görsel C).</w:t>
+        <w:t xml:space="preserve">Evlerimizde uzaktan kumandalardan oyuncaklara, saatlerden el fenerlerine kadar pek çok cihaz pille çalışır. Kullanım ömrü dolan pillerin bir kısmı atık pil toplama kutularına bırakılırken bir kısmı ne yazık ki evsel çöplerle birlikte atılır.</w:t>
       </w:r>
     </w:p>
     <w:tbl>
@@ -1215,18 +1215,9 @@
       <w:r>
         <w:rPr>
           <w:rFonts w:ascii="Times New Roman" w:hAnsi="Times New Roman" w:cs="Times New Roman"/>
-          <w:b/>
-          <w:bCs/>
-          <w:lang w:val="tr-TR"/>
-        </w:rPr>
-        <w:t xml:space="preserve">Görsel C:</w:t>
-      </w:r>
-      <w:r>
-        <w:rPr>
-          <w:rFonts w:ascii="Times New Roman" w:hAnsi="Times New Roman" w:cs="Times New Roman"/>
-          <w:lang w:val="tr-TR"/>
-        </w:rPr>
-        <w:t xml:space="preserve"> Atık pil toplama kutusu</w:t>
+          <w:lang w:val="tr-TR"/>
+        </w:rPr>
+        <w:t xml:space="preserve">Atık pil toplama kutusu</w:t>
       </w:r>
     </w:p>
     <w:p>
@@ -1514,7 +1505,7 @@
           <w:rFonts w:ascii="Times New Roman" w:hAnsi="Times New Roman" w:cs="Times New Roman"/>
           <w:lang w:val="tr-TR"/>
         </w:rPr>
-        <w:t xml:space="preserve">Bahçedeki bir ağacın yaprakları her gün güneş ışığını soğurarak havadaki karbon dioksit ve topraktan aldığı su ile besin üretir. Binaların çatılarındaki koyu renkli güneş panelleri ise ışığı doğrudan elektriğe dönüştürür (Görsel D). Son yıllarda bina cephelerinde, sırt çantalarında ve kapalı ortamda çalışan küçük elektronik cihazlarda kırmızı, turuncu ya da yeşil renkli, yarı saydam güneş hücreleri de kullanılmaya başlanmıştır (Görsel E). Peki, bir yaprağın ışığı kullanma biçimi ile bir güneş hücresinin çalışması arasında bir benzerlik olabilir mi? Böğürtlenin ya da karadutun rengini veren boya maddesi elektrik üretmek için kullanılabilir mi? Farklı türdeki güneş pillerinden hangisi hangi koşulda daha verimli çalışır ve hangisi çevre için daha uygundur? Bir etkinlik yaparak keşfediniz. Analiz ve Keşif Atölyesi 3.1.’de bilimsel çıkarım yapacaksınız: Farklı güneş pillerinin niteliklerini tanımlayacak, hazır veri setlerinden ve kendi hazırladığınız hücreden veri toplayıp kaydedecek, bu verileri yorumlayarak yeşil kimya ve sürdürülebilir kalkınma açısından değerlendireceksiniz. Grubunuzla iş birliği yaparken fikirlerinizi açıkça paylaşacak, arkadaşlarınızın bakış açısını anlamaya çalışacak; temiz enerjiye duyarlılık, tasarruf ve temizlik değerlerini de destekleyeceksiniz.</w:t>
+        <w:t xml:space="preserve">Bahçedeki bir ağacın yaprakları her gün güneş ışığını soğurarak havadaki karbon dioksit ve topraktan aldığı su ile besin üretir. Binaların çatılarındaki koyu renkli güneş panelleri ise ışığı doğrudan elektriğe dönüştürür (Görsel C). Son yıllarda bina cephelerinde, sırt çantalarında ve kapalı ortamda çalışan küçük elektronik cihazlarda kırmızı, turuncu ya da yeşil renkli, yarı saydam güneş hücreleri de kullanılmaya başlanmıştır (Görsel D). Peki, bir yaprağın ışığı kullanma biçimi ile bir güneş hücresinin çalışması arasında bir benzerlik olabilir mi? Böğürtlenin ya da karadutun rengini veren boya maddesi elektrik üretmek için kullanılabilir mi? Farklı türdeki güneş pillerinden hangisi hangi koşulda daha verimli çalışır ve hangisi çevre için daha uygundur? Bir etkinlik yaparak keşfediniz. Analiz ve Keşif Atölyesi 3.1.’de bilimsel çıkarım yapacaksınız: Farklı güneş pillerinin niteliklerini tanımlayacak, hazır veri setlerinden ve kendi hazırladığınız hücreden veri toplayıp kaydedecek, bu verileri yorumlayarak yeşil kimya ve sürdürülebilir kalkınma açısından değerlendireceksiniz. Grubunuzla iş birliği yaparken fikirlerinizi açıkça paylaşacak, arkadaşlarınızın bakış açısını anlamaya çalışacak; temiz enerjiye duyarlılık, tasarruf ve temizlik değerlerini de destekleyeceksiniz.</w:t>
       </w:r>
     </w:p>
     <w:tbl>
@@ -1628,7 +1619,7 @@
           <w:bCs/>
           <w:lang w:val="tr-TR"/>
         </w:rPr>
-        <w:t xml:space="preserve">Görsel D:</w:t>
+        <w:t xml:space="preserve">Görsel C:</w:t>
       </w:r>
       <w:r>
         <w:rPr>
@@ -1749,7 +1740,7 @@
           <w:bCs/>
           <w:lang w:val="tr-TR"/>
         </w:rPr>
-        <w:t xml:space="preserve">Görsel E:</w:t>
+        <w:t xml:space="preserve">Görsel D:</w:t>
       </w:r>
       <w:r>
         <w:rPr>
@@ -1916,7 +1907,7 @@
           <w:rFonts w:ascii="Times New Roman" w:hAnsi="Times New Roman" w:cs="Times New Roman"/>
           <w:lang w:val="tr-TR"/>
         </w:rPr>
-        <w:t xml:space="preserve">Görsel F’de okul laboratuvarında hazırlanabilen bir güneş hücresinin katmanları gösterilmiştir. Hücredeki boya maddesi ile yapraktaki klorofil, hücredeki elektrolit çözeltisi ile fotosentezde elektron kaynağı olan su arasında hangi benzerlikleri fark ediyorsunuz?</w:t>
+        <w:t xml:space="preserve">Aşağıdaki görselde okul laboratuvarında hazırlanabilen bir güneş hücresinin katmanları gösterilmiştir. Hücredeki boya maddesi ile yapraktaki klorofil, hücredeki elektrolit çözeltisi ile fotosentezde elektron kaynağı olan su arasında hangi benzerlikleri fark ediyorsunuz?</w:t>
       </w:r>
     </w:p>
     <w:tbl>
@@ -2026,18 +2017,9 @@
       <w:r>
         <w:rPr>
           <w:rFonts w:ascii="Times New Roman" w:hAnsi="Times New Roman" w:cs="Times New Roman"/>
-          <w:b/>
-          <w:bCs/>
-          <w:lang w:val="tr-TR"/>
-        </w:rPr>
-        <w:t xml:space="preserve">Görsel F:</w:t>
-      </w:r>
-      <w:r>
-        <w:rPr>
-          <w:rFonts w:ascii="Times New Roman" w:hAnsi="Times New Roman" w:cs="Times New Roman"/>
-          <w:lang w:val="tr-TR"/>
-        </w:rPr>
-        <w:t xml:space="preserve"> Boyaya duyarlı güneş hücresinin katmanları</w:t>
+          <w:lang w:val="tr-TR"/>
+        </w:rPr>
+        <w:t xml:space="preserve">Boyaya duyarlı güneş hücresinin katmanları</w:t>
       </w:r>
     </w:p>
     <w:p>
@@ -2160,32 +2142,7 @@
           <w:rFonts w:ascii="Times New Roman" w:hAnsi="Times New Roman" w:cs="Times New Roman"/>
           <w:lang w:val="tr-TR"/>
         </w:rPr>
-        <w:t xml:space="preserve">Tablo A’da farklı türdeki güneş pillerine ilişkin bilgiler, aşağıdaki kutuda ise bu pillerde kullanılan bazı maddelerin özellikleri verilmiştir. Bilgileri dikkatle inceleyiniz.</w:t>
-      </w:r>
-    </w:p>
-    <w:p>
-      <w:pPr>
-        <w:jc w:val="center"/>
-        <w:rPr>
-          <w:rFonts w:ascii="Times New Roman" w:hAnsi="Times New Roman" w:cs="Times New Roman"/>
-          <w:lang w:val="tr-TR"/>
-        </w:rPr>
-      </w:pPr>
-      <w:r>
-        <w:rPr>
-          <w:rFonts w:ascii="Times New Roman" w:hAnsi="Times New Roman" w:cs="Times New Roman"/>
-          <w:b/>
-          <w:bCs/>
-          <w:lang w:val="tr-TR"/>
-        </w:rPr>
-        <w:t xml:space="preserve">Tablo A:</w:t>
-      </w:r>
-      <w:r>
-        <w:rPr>
-          <w:rFonts w:ascii="Times New Roman" w:hAnsi="Times New Roman" w:cs="Times New Roman"/>
-          <w:lang w:val="tr-TR"/>
-        </w:rPr>
-        <w:t xml:space="preserve"> Farklı türdeki güneş pillerinin kimyasal içerikleri ve verimlilikleri</w:t>
+        <w:t xml:space="preserve">Aşağıdaki tabloda farklı türdeki güneş pillerine ilişkin bilgiler, aşağıdaki kutuda ise bu pillerde kullanılan bazı maddelerin özellikleri verilmiştir. Bilgileri dikkatle inceleyiniz.</w:t>
       </w:r>
     </w:p>
     <w:tbl>
@@ -3151,7 +3108,7 @@
           <w:highlight w:val="yellow"/>
           <w:lang w:val="tr-TR"/>
         </w:rPr>
-        <w:t xml:space="preserve">Tablo A’daki en yüksek verim değerleri bağımsız laboratuvarlarca onaylanmış rekorlara dayanır: monokristal silisyum %27,8 (LONGi, 2025, ISFH onaylı), polikristal silisyum %22,3 (Fraunhofer ISE, 2017), CdTe %23,1 (First Solar, 2024, NREL onaylı), boyaya duyarlı %15,2 (EPFL, Nature 2022). Polikristal silisyum değeri baskıdan önce NREL “Best Research-Cell Efficiency Chart” ile karşılaştırılmalıdır. Sentetik boyalı hücrelerdeki %13-15 düzeyindeki rekor verimler organik (porfirin vb.) boyalar ve kobalt ya da bakır kompleksi içeren elektrolitlerle elde edilmiştir; rutenyum boya ve iyodür/triiyodür elektrolitli hücrelerde en yüksek verim %11-12 civarındadır. Tabloya her pil türü için küçük bir fotoğraf sütunu eklenebilir.</w:t>
+        <w:t xml:space="preserve">Güneş pilleri tablosundaki en yüksek verim değerleri bağımsız laboratuvarlarca onaylanmış rekorlara dayanır: monokristal silisyum %27,8 (LONGi, 2025, ISFH onaylı), polikristal silisyum %22,3 (Fraunhofer ISE, 2017), CdTe %23,1 (First Solar, 2024, NREL onaylı), boyaya duyarlı %15,2 (EPFL, Nature 2022). Polikristal silisyum değeri baskıdan önce NREL “Best Research-Cell Efficiency Chart” ile karşılaştırılmalıdır. Sentetik boyalı hücrelerdeki %13-15 düzeyindeki rekor verimler organik (porfirin vb.) boyalar ve kobalt ya da bakır kompleksi içeren elektrolitlerle elde edilmiştir; rutenyum boya ve iyodür/triiyodür elektrolitli hücrelerde en yüksek verim %11-12 civarındadır. Tabloya her pil türü için küçük bir fotoğraf sütunu eklenebilir.</w:t>
       </w:r>
     </w:p>
     <w:tbl>
@@ -3433,7 +3390,7 @@
           <w:rFonts w:ascii="Times New Roman" w:hAnsi="Times New Roman" w:cs="Times New Roman"/>
           <w:lang w:val="tr-TR"/>
         </w:rPr>
-        <w:t xml:space="preserve">Tablo A’daki ve kutudaki bilgileri kullanarak geleneksel (silisyum) güneş pilleri ile boyaya duyarlı güneş pillerinin niteliklerini aşağıdaki tabloya yazınız. Bu pillerin üretimden atık oluncaya kadar çevreye etkilerini de bir birey olarak sorumluluk bilinciyle düşününüz.</w:t>
+        <w:t xml:space="preserve">Güneş pilleri tablosundaki ve kutudaki bilgileri kullanarak geleneksel (silisyum) güneş pilleri ile boyaya duyarlı güneş pillerinin niteliklerini aşağıdaki tabloya yazınız. Bu pillerin üretimden atık oluncaya kadar çevreye etkilerini de bir birey olarak sorumluluk bilinciyle düşününüz.</w:t>
       </w:r>
     </w:p>
     <w:tbl>
@@ -3922,32 +3879,7 @@
           <w:rFonts w:ascii="Times New Roman" w:hAnsi="Times New Roman" w:cs="Times New Roman"/>
           <w:lang w:val="tr-TR"/>
         </w:rPr>
-        <w:t xml:space="preserve">Güneş pillerinin performansı yalnızca güçlü güneş ışığında değil bulutlu havada ve kapalı ortamda da önemlidir. Tablo B’de aynı koşullarda test edilen bir silisyum hücre ile bir boyaya duyarlı hücrenin farklı ışık şiddetlerindeki verimleri verilmiştir.</w:t>
-      </w:r>
-    </w:p>
-    <w:p>
-      <w:pPr>
-        <w:jc w:val="center"/>
-        <w:rPr>
-          <w:rFonts w:ascii="Times New Roman" w:hAnsi="Times New Roman" w:cs="Times New Roman"/>
-          <w:lang w:val="tr-TR"/>
-        </w:rPr>
-      </w:pPr>
-      <w:r>
-        <w:rPr>
-          <w:rFonts w:ascii="Times New Roman" w:hAnsi="Times New Roman" w:cs="Times New Roman"/>
-          <w:b/>
-          <w:bCs/>
-          <w:lang w:val="tr-TR"/>
-        </w:rPr>
-        <w:t xml:space="preserve">Tablo B:</w:t>
-      </w:r>
-      <w:r>
-        <w:rPr>
-          <w:rFonts w:ascii="Times New Roman" w:hAnsi="Times New Roman" w:cs="Times New Roman"/>
-          <w:lang w:val="tr-TR"/>
-        </w:rPr>
-        <w:t xml:space="preserve"> Işık şiddetinin silisyum ve boyaya duyarlı güneş hücrelerinin verimine etkisi</w:t>
+        <w:t xml:space="preserve">Güneş pillerinin performansı yalnızca güçlü güneş ışığında değil bulutlu havada ve kapalı ortamda da önemlidir. Aşağıdaki tabloda aynı koşullarda test edilen bir silisyum hücre ile bir boyaya duyarlı hücrenin farklı ışık şiddetlerindeki verimleri verilmiştir.</w:t>
       </w:r>
     </w:p>
     <w:tbl>
@@ -4469,7 +4401,7 @@
           <w:rFonts w:ascii="Times New Roman" w:hAnsi="Times New Roman" w:cs="Times New Roman"/>
           <w:lang w:val="tr-TR"/>
         </w:rPr>
-        <w:t xml:space="preserve">Tablo B’deki verileri kullanarak iki hücre için ışık şiddeti azaldıkça verimin nasıl değiştiğini kaydediniz.</w:t>
+        <w:t xml:space="preserve">Yukarıdaki tablodaki verileri kullanarak iki hücre için ışık şiddeti azaldıkça verimin nasıl değiştiğini kaydediniz.</w:t>
       </w:r>
     </w:p>
     <w:p>
@@ -4519,7 +4451,7 @@
           <w:rFonts w:ascii="Times New Roman" w:hAnsi="Times New Roman" w:cs="Times New Roman"/>
           <w:lang w:val="tr-TR"/>
         </w:rPr>
-        <w:t xml:space="preserve">Farklı boyalarla hazırlanan boyaya duyarlı güneş hücrelerinin verimini karşılaştırmak için yapılan ölçümler Tablo C’de verilmiştir. Bütün hücreler 1,0 cm² yüzey alanına sahiptir ve hepsine 100 mW/cm² güçte ışık gönderilmiştir.</w:t>
+        <w:t xml:space="preserve">Farklı boyalarla hazırlanan boyaya duyarlı güneş hücrelerinin verimini karşılaştırmak için yapılan ölçümler aşağıdaki tabloda verilmiştir. Bütün hücreler 1,0 cm² yüzey alanına sahiptir ve hepsine 100 mW/cm² güçte ışık gönderilmiştir.</w:t>
       </w:r>
     </w:p>
     <w:p>
@@ -4694,31 +4626,6 @@
         </w:rPr>
       </w:pPr>
     </w:p>
-    <w:p>
-      <w:pPr>
-        <w:jc w:val="center"/>
-        <w:rPr>
-          <w:rFonts w:ascii="Times New Roman" w:hAnsi="Times New Roman" w:cs="Times New Roman"/>
-          <w:lang w:val="tr-TR"/>
-        </w:rPr>
-      </w:pPr>
-      <w:r>
-        <w:rPr>
-          <w:rFonts w:ascii="Times New Roman" w:hAnsi="Times New Roman" w:cs="Times New Roman"/>
-          <w:b/>
-          <w:bCs/>
-          <w:lang w:val="tr-TR"/>
-        </w:rPr>
-        <w:t xml:space="preserve">Tablo C:</w:t>
-      </w:r>
-      <w:r>
-        <w:rPr>
-          <w:rFonts w:ascii="Times New Roman" w:hAnsi="Times New Roman" w:cs="Times New Roman"/>
-          <w:lang w:val="tr-TR"/>
-        </w:rPr>
-        <w:t xml:space="preserve"> Farklı boyalarla hazırlanan hücrelerde yapılan ölçümler</w:t>
-      </w:r>
-    </w:p>
     <w:tbl>
       <w:tblPr>
         <w:tblW w:w="9000" w:type="dxa"/>
@@ -5707,7 +5614,7 @@
           <w:rFonts w:ascii="Times New Roman" w:hAnsi="Times New Roman" w:cs="Times New Roman"/>
           <w:lang w:val="tr-TR"/>
         </w:rPr>
-        <w:t xml:space="preserve">Tablo C’deki her hücrenin verimini hesaplayarak tablonun son sütununa kaydediniz.</w:t>
+        <w:t xml:space="preserve">Yukarıdaki tablodaki her hücrenin verimini hesaplayarak tablonun son sütununa kaydediniz.</w:t>
       </w:r>
     </w:p>
     <w:p>
@@ -5946,7 +5853,7 @@
           <w:highlight w:val="yellow"/>
           <w:lang w:val="tr-TR"/>
         </w:rPr>
-        <w:t xml:space="preserve">Okulda iletken cam, titanyum dioksit macunu ve elektrolit bulunmuyorsa hazır boyaya duyarlı güneş hücresi setleri kullanılabilir ya da etkinliğe yalnızca Tablo C’deki hazır veri setiyle devam edilebilir. Elektrolit: etilen glikol içinde potasyum iyodür ve iyot (öğretmen hazırlar).</w:t>
+        <w:t xml:space="preserve">Okulda iletken cam, titanyum dioksit macunu ve elektrolit bulunmuyorsa hazır boyaya duyarlı güneş hücresi setleri kullanılabilir ya da etkinliğe yalnızca ölçüm tablosundaki hazır veri setiyle devam edilebilir. Elektrolit: etilen glikol içinde potasyum iyodür ve iyot (öğretmen hazırlar).</w:t>
       </w:r>
     </w:p>
     <w:p>
@@ -6417,7 +6324,7 @@
           <w:rFonts w:ascii="Times New Roman" w:hAnsi="Times New Roman" w:cs="Times New Roman"/>
           <w:lang w:val="tr-TR"/>
         </w:rPr>
-        <w:t xml:space="preserve">Hücrenizi hazırlarken kullandığınız malzemelerin yaklaşık maliyetini hesaplayınız. Tablo A’daki bilgileri de kullanarak boyaya duyarlı güneş pillerinin maliyet avantajlarını ve enerji tasarrufuna katkısını tartışınız.</w:t>
+        <w:t xml:space="preserve">Hücrenizi hazırlarken kullandığınız malzemelerin yaklaşık maliyetini hesaplayınız. Güneş pilleri tablosundaki bilgileri de kullanarak boyaya duyarlı güneş pillerinin maliyet avantajlarını ve enerji tasarrufuna katkısını tartışınız.</w:t>
       </w:r>
     </w:p>
     <w:p>
@@ -6490,7 +6397,7 @@
           <w:rFonts w:ascii="Times New Roman" w:hAnsi="Times New Roman" w:cs="Times New Roman"/>
           <w:lang w:val="tr-TR"/>
         </w:rPr>
-        <w:t xml:space="preserve">Tablo B’deki verilere göre iki hücre türünden hangisi ışık şiddetinin azalmasından daha az etkilenmektedir? Bu durumun boyaya duyarlı güneş pillerinin kullanım alanları açısından ne anlama geldiğine ilişkin bir çıkarım yapınız.</w:t>
+        <w:t xml:space="preserve">Işık şiddetinin verime etkisini gösteren tablodaki verilere göre iki hücre türünden hangisi ışık şiddetinin azalmasından daha az etkilenmektedir? Bu durumun boyaya duyarlı güneş pillerinin kullanım alanları açısından ne anlama geldiğine ilişkin bir çıkarım yapınız.</w:t>
       </w:r>
     </w:p>
     <w:p>
@@ -6545,7 +6452,7 @@
           <w:rFonts w:ascii="Times New Roman" w:hAnsi="Times New Roman" w:cs="Times New Roman"/>
           <w:lang w:val="tr-TR"/>
         </w:rPr>
-        <w:t xml:space="preserve">Tablo C’de hesapladığınız verimleri karşılaştırınız. Doğal boyalar arasında en yüksek ve en düşük verim hangi boyalarla elde edilmiştir? Boyaların türü ile verim arasında nasıl bir ilişki kurabilirsiniz? Çıkarımınızı verilere dayandırınız.</w:t>
+        <w:t xml:space="preserve">Ölçüm tablosunda hesapladığınız verimleri karşılaştırınız. Doğal boyalar arasında en yüksek ve en düşük verim hangi boyalarla elde edilmiştir? Boyaların türü ile verim arasında nasıl bir ilişki kurabilirsiniz? Çıkarımınızı verilere dayandırınız.</w:t>
       </w:r>
     </w:p>
     <w:p>
@@ -7544,7 +7451,7 @@
           <w:rFonts w:ascii="Times New Roman" w:hAnsi="Times New Roman" w:cs="Times New Roman"/>
           <w:lang w:val="tr-TR"/>
         </w:rPr>
-        <w:t xml:space="preserve">Görsel F’deki hücrede ise bu iki görev farklı maddelere paylaştırılmıştır: Işığı boya molekülleri soğurur, elektronları ise boyanın tutunduğu titanyum dioksit parçacıkları taşır. Işığı soğurma görevini bir boya maddesinin, elektronları taşıma görevini yarı iletken nanoparçacıkların üstlendiği güneş hücrelerine </w:t>
+        <w:t xml:space="preserve">Analiz ve Keşif Atölyesi 3.1.’de katmanlarını incelediğiniz hücrede ise bu iki görev farklı maddelere paylaştırılmıştır: Işığı boya molekülleri soğurur, elektronları ise boyanın tutunduğu titanyum dioksit parçacıkları taşır. Işığı soğurma görevini bir boya maddesinin, elektronları taşıma görevini yarı iletken nanoparçacıkların üstlendiği güneş hücrelerine </w:t>
       </w:r>
       <w:r>
         <w:rPr>
@@ -7560,7 +7467,7 @@
           <w:rFonts w:ascii="Times New Roman" w:hAnsi="Times New Roman" w:cs="Times New Roman"/>
           <w:lang w:val="tr-TR"/>
         </w:rPr>
-        <w:t xml:space="preserve"> denir. Bu hücreler, 1991’de ilk verimli örneğini geliştiren bilim insanının adıyla Grätzel hücresi olarak da bilinir. Hücrede gerçekleşen olaylar Görsel G’de gösterilmiştir:</w:t>
+        <w:t xml:space="preserve"> denir. Bu hücreler, 1991’de ilk verimli örneğini geliştiren bilim insanının adıyla Grätzel hücresi olarak da bilinir. Hücrede gerçekleşen olaylar Görsel E’de gösterilmiştir:</w:t>
       </w:r>
     </w:p>
     <w:tbl>
@@ -7674,7 +7581,7 @@
           <w:bCs/>
           <w:lang w:val="tr-TR"/>
         </w:rPr>
-        <w:t xml:space="preserve">Görsel G:</w:t>
+        <w:t xml:space="preserve">Görsel E:</w:t>
       </w:r>
       <w:r>
         <w:rPr>
@@ -7917,7 +7824,7 @@
           <w:rFonts w:ascii="Times New Roman" w:hAnsi="Times New Roman" w:cs="Times New Roman"/>
           <w:lang w:val="tr-TR"/>
         </w:rPr>
-        <w:t xml:space="preserve">Bu döngü ışık geldiği sürece tekrarlanır; hücrede kimyasal maddeler harcanmaz, yalnızca ışık enerjisi elektrik enerjisine dönüşür. Boyaya duyarlı güneş pili ile fotosentez arasındaki benzerlikler Tablo D’de özetlenmiştir.</w:t>
+        <w:t xml:space="preserve">Bu döngü ışık geldiği sürece tekrarlanır; hücrede kimyasal maddeler harcanmaz, yalnızca ışık enerjisi elektrik enerjisine dönüşür. Boyaya duyarlı güneş pili ile fotosentez arasındaki benzerlikler Tablo A’da özetlenmiştir.</w:t>
       </w:r>
     </w:p>
     <w:p>
@@ -7935,7 +7842,7 @@
           <w:bCs/>
           <w:lang w:val="tr-TR"/>
         </w:rPr>
-        <w:t xml:space="preserve">Tablo D:</w:t>
+        <w:t xml:space="preserve">Tablo A:</w:t>
       </w:r>
       <w:r>
         <w:rPr>
@@ -8885,23 +8792,23 @@
           <w:rFonts w:ascii="Times New Roman" w:hAnsi="Times New Roman" w:cs="Times New Roman"/>
           <w:lang w:val="tr-TR"/>
         </w:rPr>
-        <w:t xml:space="preserve"> Farklı doğal boyalarla hazırlanan hücrelerin verimleri (Tablo C’deki verilerden hesaplanmıştır.)</w:t>
-      </w:r>
-    </w:p>
-    <w:p>
-      <w:pPr>
-        <w:jc w:val="both"/>
-        <w:rPr>
-          <w:rFonts w:ascii="Times New Roman" w:hAnsi="Times New Roman" w:cs="Times New Roman"/>
-          <w:lang w:val="tr-TR"/>
-        </w:rPr>
-      </w:pPr>
-      <w:r>
-        <w:rPr>
-          <w:rFonts w:ascii="Times New Roman" w:hAnsi="Times New Roman" w:cs="Times New Roman"/>
-          <w:lang w:val="tr-TR"/>
-        </w:rPr>
-        <w:t xml:space="preserve">Tablo B’deki verileri incelerken boyaya duyarlı hücrenin veriminin düşük ışıkta azalmadığını, hatta biraz arttığını, silisyum hücrenin veriminin ise belirgin şekilde azaldığını fark ettiniz. Boyaya duyarlı güneş pilleri dağınık ışıkta, bulutlu havada ve iç mekân aydınlatmasında görece iyi çalışır; ışığın geliş açısından da daha az etkilenir. Bu nedenle bina cephelerinde, pencerelerde, kapalı ortamdaki sensörlerde ve küçük elektronik cihazlarda kullanılmaya uygundur. Boyaya duyarlı güneş pillerinin üstünlükleri ve sınırlılıkları aşağıda özetlenmiştir:</w:t>
+        <w:t xml:space="preserve"> Farklı doğal boyalarla hazırlanan hücrelerin verimleri (Analiz ve Keşif Atölyesi 3.1.’deki ölçüm tablosunun verilerinden hesaplanmıştır.)</w:t>
+      </w:r>
+    </w:p>
+    <w:p>
+      <w:pPr>
+        <w:jc w:val="both"/>
+        <w:rPr>
+          <w:rFonts w:ascii="Times New Roman" w:hAnsi="Times New Roman" w:cs="Times New Roman"/>
+          <w:lang w:val="tr-TR"/>
+        </w:rPr>
+      </w:pPr>
+      <w:r>
+        <w:rPr>
+          <w:rFonts w:ascii="Times New Roman" w:hAnsi="Times New Roman" w:cs="Times New Roman"/>
+          <w:lang w:val="tr-TR"/>
+        </w:rPr>
+        <w:t xml:space="preserve">Analiz ve Keşif Atölyesi 3.1.’de ışık şiddetinin verime etkisini gösteren tablonun verilerini incelerken boyaya duyarlı hücrenin veriminin düşük ışıkta azalmadığını, hatta biraz arttığını, silisyum hücrenin veriminin ise belirgin şekilde azaldığını fark ettiniz. Boyaya duyarlı güneş pilleri dağınık ışıkta, bulutlu havada ve iç mekân aydınlatmasında görece iyi çalışır; ışığın geliş açısından da daha az etkilenir. Bu nedenle bina cephelerinde, pencerelerde, kapalı ortamdaki sensörlerde ve küçük elektronik cihazlarda kullanılmaya uygundur. Boyaya duyarlı güneş pillerinin üstünlükleri ve sınırlılıkları aşağıda özetlenmiştir:</w:t>
       </w:r>
     </w:p>
     <w:p>
@@ -10530,7 +10437,7 @@
           <w:highlight w:val="yellow"/>
           <w:lang w:val="tr-TR"/>
         </w:rPr>
-        <w:t xml:space="preserve">Tablo B ve Tablo C’deki değerler ile Grafik A ve Grafik B, doğal boyalı ve sentetik boyalı hücreler için literatürde bildirilen aralıklarla uyumlu olacak şekilde tarafımızca hazırlanmış öğretim amaçlı verilerdir.</w:t>
+        <w:t xml:space="preserve">Analiz ve Keşif Atölyesi 3.1.’deki ışık şiddeti ve ölçüm tablolarındaki değerler ile Grafik A ve Grafik B, doğal boyalı ve sentetik boyalı hücreler için literatürde bildirilen aralıklarla uyumlu olacak şekilde tarafımızca hazırlanmış öğretim amaçlı verilerdir.</w:t>
       </w:r>
     </w:p>
     <w:sectPr>

--- a/Kim12-3-1-Boyaya-Duyarli-Gunes-Pilleri.docx
+++ b/Kim12-3-1-Boyaya-Duyarli-Gunes-Pilleri.docx
@@ -75,7 +75,7 @@
                 <w:rFonts w:ascii="Times New Roman" w:hAnsi="Times New Roman" w:cs="Times New Roman"/>
                 <w:lang w:val="tr-TR"/>
               </w:rPr>
-              <w:t xml:space="preserve">GÖRSEL ALANI</w:t>
+              <w:t xml:space="preserve">GÖRSEL ALANI (Shutterstock)</w:t>
             </w:r>
           </w:p>
           <w:p>
@@ -107,23 +107,7 @@
                 <w:rFonts w:ascii="Times New Roman" w:hAnsi="Times New Roman" w:cs="Times New Roman"/>
                 <w:lang w:val="tr-TR"/>
               </w:rPr>
-              <w:t xml:space="preserve">Shutterstock arama: “leaf sunlight solar cell technology sustainability concept”</w:t>
-            </w:r>
-          </w:p>
-          <w:p>
-            <w:pPr>
-              <w:jc w:val="both"/>
-              <w:rPr>
-                <w:rFonts w:ascii="Times New Roman" w:hAnsi="Times New Roman" w:cs="Times New Roman"/>
-                <w:lang w:val="tr-TR"/>
-              </w:rPr>
-            </w:pPr>
-            <w:r>
-              <w:rPr>
-                <w:rFonts w:ascii="Times New Roman" w:hAnsi="Times New Roman" w:cs="Times New Roman"/>
-                <w:lang w:val="tr-TR"/>
-              </w:rPr>
-              <w:t xml:space="preserve">Shutter ID: ……………</w:t>
+              <w:t xml:space="preserve">Shutter ID: 2725586199 (vektör) — Solar panel with green leaves and sun, eco concept</w:t>
             </w:r>
           </w:p>
         </w:tc>
@@ -475,23 +459,7 @@
                 <w:rFonts w:ascii="Times New Roman" w:hAnsi="Times New Roman" w:cs="Times New Roman"/>
                 <w:lang w:val="tr-TR"/>
               </w:rPr>
-              <w:t xml:space="preserve">Shutterstock arama: “solar panels wind turbines green leaves sustainability”</w:t>
-            </w:r>
-          </w:p>
-          <w:p>
-            <w:pPr>
-              <w:jc w:val="both"/>
-              <w:rPr>
-                <w:rFonts w:ascii="Times New Roman" w:hAnsi="Times New Roman" w:cs="Times New Roman"/>
-                <w:lang w:val="tr-TR"/>
-              </w:rPr>
-            </w:pPr>
-            <w:r>
-              <w:rPr>
-                <w:rFonts w:ascii="Times New Roman" w:hAnsi="Times New Roman" w:cs="Times New Roman"/>
-                <w:lang w:val="tr-TR"/>
-              </w:rPr>
-              <w:t xml:space="preserve">Shutter ID: ……………</w:t>
+              <w:t xml:space="preserve">Shutter ID: 2842308781 (fotoğraf) — Wind turbines and solar panels on green hills</w:t>
             </w:r>
           </w:p>
         </w:tc>
@@ -1141,7 +1109,7 @@
                 <w:rFonts w:ascii="Times New Roman" w:hAnsi="Times New Roman" w:cs="Times New Roman"/>
                 <w:lang w:val="tr-TR"/>
               </w:rPr>
-              <w:t xml:space="preserve">GÖRSEL ALANI</w:t>
+              <w:t xml:space="preserve">GÖRSEL ALANI (Shutterstock)</w:t>
             </w:r>
           </w:p>
           <w:p>
@@ -1173,23 +1141,7 @@
                 <w:rFonts w:ascii="Times New Roman" w:hAnsi="Times New Roman" w:cs="Times New Roman"/>
                 <w:lang w:val="tr-TR"/>
               </w:rPr>
-              <w:t xml:space="preserve">Shutterstock arama: “used batteries recycling collection box”</w:t>
-            </w:r>
-          </w:p>
-          <w:p>
-            <w:pPr>
-              <w:jc w:val="both"/>
-              <w:rPr>
-                <w:rFonts w:ascii="Times New Roman" w:hAnsi="Times New Roman" w:cs="Times New Roman"/>
-                <w:lang w:val="tr-TR"/>
-              </w:rPr>
-            </w:pPr>
-            <w:r>
-              <w:rPr>
-                <w:rFonts w:ascii="Times New Roman" w:hAnsi="Times New Roman" w:cs="Times New Roman"/>
-                <w:lang w:val="tr-TR"/>
-              </w:rPr>
-              <w:t xml:space="preserve">Shutter ID: ……………</w:t>
+              <w:t xml:space="preserve">Shutter ID: 2689278777 (fotoğraf) — Battery recycling box</w:t>
             </w:r>
           </w:p>
         </w:tc>
@@ -1541,7 +1493,7 @@
                 <w:rFonts w:ascii="Times New Roman" w:hAnsi="Times New Roman" w:cs="Times New Roman"/>
                 <w:lang w:val="tr-TR"/>
               </w:rPr>
-              <w:t xml:space="preserve">GÖRSEL ALANI</w:t>
+              <w:t xml:space="preserve">GÖRSEL ALANI (Shutterstock)</w:t>
             </w:r>
           </w:p>
           <w:p>
@@ -1573,23 +1525,7 @@
                 <w:rFonts w:ascii="Times New Roman" w:hAnsi="Times New Roman" w:cs="Times New Roman"/>
                 <w:lang w:val="tr-TR"/>
               </w:rPr>
-              <w:t xml:space="preserve">Shutterstock arama: “rooftop silicon solar panels house”</w:t>
-            </w:r>
-          </w:p>
-          <w:p>
-            <w:pPr>
-              <w:jc w:val="both"/>
-              <w:rPr>
-                <w:rFonts w:ascii="Times New Roman" w:hAnsi="Times New Roman" w:cs="Times New Roman"/>
-                <w:lang w:val="tr-TR"/>
-              </w:rPr>
-            </w:pPr>
-            <w:r>
-              <w:rPr>
-                <w:rFonts w:ascii="Times New Roman" w:hAnsi="Times New Roman" w:cs="Times New Roman"/>
-                <w:lang w:val="tr-TR"/>
-              </w:rPr>
-              <w:t xml:space="preserve">Shutter ID: ……………</w:t>
+              <w:t xml:space="preserve">Shutter ID: 2745706979 (fotoğraf) — Rooftop solar panel installation</w:t>
             </w:r>
           </w:p>
         </w:tc>

--- a/Kim12-3-1-Boyaya-Duyarli-Gunes-Pilleri.docx
+++ b/Kim12-3-1-Boyaya-Duyarli-Gunes-Pilleri.docx
@@ -3326,6 +3326,61 @@
           <w:rFonts w:ascii="Times New Roman" w:hAnsi="Times New Roman" w:cs="Times New Roman"/>
           <w:lang w:val="tr-TR"/>
         </w:rPr>
+        <w:t xml:space="preserve">Kutudaki maddelerden hangileri yer kabuğunda bol bulunan ve ucuz, hangileri nadir, pahalı ya da zehirli maddelerdir? Bu özelliklerin bir güneş pilinin maliyetini, yaygınlaşmasını ve çevreye etkisini nasıl belirlediğini açıklayınız.</w:t>
+      </w:r>
+    </w:p>
+    <w:p>
+      <w:pPr>
+        <w:ind w:left="720"/>
+        <w:jc w:val="both"/>
+        <w:rPr>
+          <w:rFonts w:ascii="Times New Roman" w:hAnsi="Times New Roman" w:cs="Times New Roman"/>
+          <w:lang w:val="tr-TR"/>
+        </w:rPr>
+      </w:pPr>
+      <w:r>
+        <w:rPr>
+          <w:rFonts w:ascii="Times New Roman" w:hAnsi="Times New Roman" w:cs="Times New Roman"/>
+          <w:lang w:val="tr-TR"/>
+        </w:rPr>
+        <w:t xml:space="preserve">……………………………………………………………………………………………</w:t>
+      </w:r>
+    </w:p>
+    <w:p>
+      <w:pPr>
+        <w:ind w:left="720"/>
+        <w:jc w:val="both"/>
+        <w:rPr>
+          <w:rFonts w:ascii="Times New Roman" w:hAnsi="Times New Roman" w:cs="Times New Roman"/>
+          <w:lang w:val="tr-TR"/>
+        </w:rPr>
+      </w:pPr>
+      <w:r>
+        <w:rPr>
+          <w:rFonts w:ascii="Times New Roman" w:hAnsi="Times New Roman" w:cs="Times New Roman"/>
+          <w:lang w:val="tr-TR"/>
+        </w:rPr>
+        <w:t xml:space="preserve">……………………………………………………………………………………………</w:t>
+      </w:r>
+    </w:p>
+    <w:p>
+      <w:pPr>
+        <w:pStyle w:val="ListParagraph"/>
+        <w:numPr>
+          <w:ilvl w:val="0"/>
+          <w:numId w:val="54"/>
+        </w:numPr>
+        <w:jc w:val="both"/>
+        <w:rPr>
+          <w:rFonts w:ascii="Times New Roman" w:hAnsi="Times New Roman" w:cs="Times New Roman"/>
+          <w:lang w:val="tr-TR"/>
+        </w:rPr>
+      </w:pPr>
+      <w:r>
+        <w:rPr>
+          <w:rFonts w:ascii="Times New Roman" w:hAnsi="Times New Roman" w:cs="Times New Roman"/>
+          <w:lang w:val="tr-TR"/>
+        </w:rPr>
         <w:t xml:space="preserve">Güneş pilleri tablosundaki ve kutudaki bilgileri kullanarak geleneksel (silisyum) güneş pilleri ile boyaya duyarlı güneş pillerinin niteliklerini aşağıdaki tabloya yazınız. Bu pillerin üretimden atık oluncaya kadar çevreye etkilerini de bir birey olarak sorumluluk bilinciyle düşününüz.</w:t>
       </w:r>
     </w:p>
@@ -4444,9 +4499,8 @@
             </w:r>
             <w:r>
               <w:rPr>
-                <w:rFonts w:ascii="Times New Roman" w:hAnsi="Times New Roman" w:cs="Times New Roman"/>
                 <w:b/>
-                <w:bCs/>
+                <w:rFonts w:ascii="Times New Roman" w:hAnsi="Times New Roman" w:cs="Times New Roman"/>
                 <w:lang w:val="tr-TR"/>
               </w:rPr>
               <w:t xml:space="preserve">verimi</w:t>
@@ -4456,7 +4510,37 @@
                 <w:rFonts w:ascii="Times New Roman" w:hAnsi="Times New Roman" w:cs="Times New Roman"/>
                 <w:lang w:val="tr-TR"/>
               </w:rPr>
-              <w:t xml:space="preserve"> (η), hücreye gelen ışık gücünün yüzde kaçının elektrik gücüne dönüştürüldüğünü gösterir:</w:t>
+              <w:t xml:space="preserve"> (η), hücreye gelen ışık gücünün (P</w:t>
+            </w:r>
+            <w:r>
+              <w:rPr>
+                <w:rFonts w:ascii="Times New Roman" w:hAnsi="Times New Roman" w:cs="Times New Roman"/>
+                <w:lang w:val="tr-TR"/>
+                <w:vertAlign w:val="subscript"/>
+              </w:rPr>
+              <w:t xml:space="preserve">gelen</w:t>
+            </w:r>
+            <w:r>
+              <w:rPr>
+                <w:rFonts w:ascii="Times New Roman" w:hAnsi="Times New Roman" w:cs="Times New Roman"/>
+                <w:lang w:val="tr-TR"/>
+              </w:rPr>
+              <w:t xml:space="preserve">) yüzde kaçının elektrik gücüne dönüştürüldüğünü gösterir. P</w:t>
+            </w:r>
+            <w:r>
+              <w:rPr>
+                <w:rFonts w:ascii="Times New Roman" w:hAnsi="Times New Roman" w:cs="Times New Roman"/>
+                <w:lang w:val="tr-TR"/>
+                <w:vertAlign w:val="subscript"/>
+              </w:rPr>
+              <w:t xml:space="preserve">en yüksek</w:t>
+            </w:r>
+            <w:r>
+              <w:rPr>
+                <w:rFonts w:ascii="Times New Roman" w:hAnsi="Times New Roman" w:cs="Times New Roman"/>
+                <w:lang w:val="tr-TR"/>
+              </w:rPr>
+              <w:t xml:space="preserve">, hücreden alınabilen en yüksek elektrik gücüdür:</w:t>
             </w:r>
           </w:p>
           <w:p>
@@ -4550,6 +4634,22 @@
               </m:oMath>
             </m:oMathPara>
           </w:p>
+          <w:p>
+            <w:pPr>
+              <w:jc w:val="both"/>
+              <w:rPr>
+                <w:rFonts w:ascii="Times New Roman" w:hAnsi="Times New Roman" w:cs="Times New Roman"/>
+                <w:lang w:val="tr-TR"/>
+              </w:rPr>
+            </w:pPr>
+            <w:r>
+              <w:rPr>
+                <w:rFonts w:ascii="Times New Roman" w:hAnsi="Times New Roman" w:cs="Times New Roman"/>
+                <w:lang w:val="tr-TR"/>
+              </w:rPr>
+              <w:t xml:space="preserve">Hücreden alınan elektrik gücü, hücrenin gerilimi ile hücreden geçen akımın çarpımıdır: P = V · I. En yüksek güç belirli bir gerilim ve akım değerinde alınır. Hücrenin 1 cm²’lik yüzeyi için hesaplama yapılırken akım yerine akım yoğunluğu (mA/cm²) kullanılır.</w:t>
+            </w:r>
+          </w:p>
         </w:tc>
       </w:tr>
     </w:tbl>
@@ -6241,6 +6341,61 @@
           <w:lang w:val="tr-TR"/>
         </w:rPr>
       </w:pPr>
+    </w:p>
+    <w:p>
+      <w:pPr>
+        <w:pStyle w:val="ListParagraph"/>
+        <w:numPr>
+          <w:ilvl w:val="0"/>
+          <w:numId w:val="58"/>
+        </w:numPr>
+        <w:jc w:val="both"/>
+        <w:rPr>
+          <w:rFonts w:ascii="Times New Roman" w:hAnsi="Times New Roman" w:cs="Times New Roman"/>
+          <w:lang w:val="tr-TR"/>
+        </w:rPr>
+      </w:pPr>
+      <w:r>
+        <w:rPr>
+          <w:rFonts w:ascii="Times New Roman" w:hAnsi="Times New Roman" w:cs="Times New Roman"/>
+          <w:lang w:val="tr-TR"/>
+        </w:rPr>
+        <w:t xml:space="preserve">Hücrenizin uçlarına öğretmeninizin verdiği farklı değerlerdeki dirençleri sırayla bağlayarak her birinde hücrenin gerilimini ve devreden geçen akımı ölçünüz. Not kâğıdındaki eşitlikleri kullanarak her ölçüm için gücü hesaplayınız ve en yüksek gücü belirleyiniz. Hücrenizin yüzey alanını ölçünüz; ışık sensörüyle ölçtüğünüz ışık şiddetini ışık gücüne çeviriniz (güneş ışığında yaklaşık 100-120 lüks, 1 W/m² ışık gücüne karşılık gelir; 1 W/m² = 0,1 mW/cm²). Bu değerlerle hücrenizin verimini hesaplayarak güneş enerjisini elektrik enerjisine ne ölçüde dönüştürdüğünü değerlendiriniz.</w:t>
+      </w:r>
+    </w:p>
+    <w:p>
+      <w:pPr>
+        <w:ind w:left="720"/>
+        <w:jc w:val="both"/>
+        <w:rPr>
+          <w:rFonts w:ascii="Times New Roman" w:hAnsi="Times New Roman" w:cs="Times New Roman"/>
+          <w:lang w:val="tr-TR"/>
+        </w:rPr>
+      </w:pPr>
+      <w:r>
+        <w:rPr>
+          <w:rFonts w:ascii="Times New Roman" w:hAnsi="Times New Roman" w:cs="Times New Roman"/>
+          <w:lang w:val="tr-TR"/>
+        </w:rPr>
+        <w:t xml:space="preserve">……………………………………………………………………………………………</w:t>
+      </w:r>
+    </w:p>
+    <w:p>
+      <w:pPr>
+        <w:ind w:left="720"/>
+        <w:jc w:val="both"/>
+        <w:rPr>
+          <w:rFonts w:ascii="Times New Roman" w:hAnsi="Times New Roman" w:cs="Times New Roman"/>
+          <w:lang w:val="tr-TR"/>
+        </w:rPr>
+      </w:pPr>
+      <w:r>
+        <w:rPr>
+          <w:rFonts w:ascii="Times New Roman" w:hAnsi="Times New Roman" w:cs="Times New Roman"/>
+          <w:lang w:val="tr-TR"/>
+        </w:rPr>
+        <w:t xml:space="preserve">……………………………………………………………………………………………</w:t>
+      </w:r>
     </w:p>
     <w:p>
       <w:pPr>
@@ -7233,7 +7388,7 @@
           <w:rFonts w:ascii="Times New Roman" w:hAnsi="Times New Roman" w:cs="Times New Roman"/>
           <w:lang w:val="tr-TR"/>
         </w:rPr>
-        <w:t xml:space="preserve">Analiz ve Keşif Atölyesi 3.1.’in ilk aşamasında yapraktaki klorofil ile hücredeki boya maddesi arasında bir benzerlik kurdunuz. Bu benzerliği anlamak için fotosentezin nasıl başladığını hatırlayalım. Yapraktaki klorofil molekülleri ışığı soğurduğunda elektronları daha yüksek enerji düzeyine çıkar ve bu elektronlar bir dizi molekül arasında aktarılır. Klorofilin kaybettiği elektronlar ise suyun yükseltgenmesiyle karşılanır; bu sırada oksijen gazı açığa çıkar. Sonuçta ışık enerjisi glikozun kimyasal bağlarında depolanır:</w:t>
+        <w:t xml:space="preserve">Analiz ve Keşif Atölyesi 3.1.’de yapraktaki klorofil ile hücredeki boya arasında kurduğunuz benzerliğin temelinde fotosentezin ilk basamakları yatar. Yapraktaki klorofil molekülleri ışığı soğurduğunda elektronları daha yüksek enerji düzeyine çıkar ve bu elektronlar bir dizi molekül arasında aktarılır. Klorofilin kaybettiği elektronlar ise suyun yükseltgenmesiyle karşılanır; bu sırada oksijen gazı açığa çıkar. Sonuçta ışık enerjisi glikozun kimyasal bağlarında depolanır:</w:t>
       </w:r>
     </w:p>
     <w:p>
@@ -7371,29 +7526,43 @@
           <w:rFonts w:ascii="Times New Roman" w:hAnsi="Times New Roman" w:cs="Times New Roman"/>
           <w:lang w:val="tr-TR"/>
         </w:rPr>
-        <w:t xml:space="preserve"> (fotovoltaik hücre) denir. Çok sayıda hücrenin birbirine bağlanmasıyla güneş pilleri ve güneş panelleri oluşturulur. Çatılarda gördüğünüz geleneksel güneş pillerinde ışığı soğurma ve elektronları taşıma görevlerini aynı yarı iletken madde olan silisyum üstlenir. Atölyenin 2. aşamasında belirlediğiniz gibi silisyum bol bulunan bir element olmasına karşın güneş pili yapımında kullanılacak saflığa getirilmesi yüksek sıcaklık ve çok enerji gerektirir.</w:t>
-      </w:r>
-    </w:p>
-    <w:p>
-      <w:pPr>
-        <w:jc w:val="both"/>
-        <w:rPr>
-          <w:rFonts w:ascii="Times New Roman" w:hAnsi="Times New Roman" w:cs="Times New Roman"/>
-          <w:lang w:val="tr-TR"/>
-        </w:rPr>
-      </w:pPr>
-      <w:r>
-        <w:rPr>
-          <w:rFonts w:ascii="Times New Roman" w:hAnsi="Times New Roman" w:cs="Times New Roman"/>
-          <w:lang w:val="tr-TR"/>
-        </w:rPr>
-        <w:t xml:space="preserve">Analiz ve Keşif Atölyesi 3.1.’de katmanlarını incelediğiniz hücrede ise bu iki görev farklı maddelere paylaştırılmıştır: Işığı boya molekülleri soğurur, elektronları ise boyanın tutunduğu titanyum dioksit parçacıkları taşır. Işığı soğurma görevini bir boya maddesinin, elektronları taşıma görevini yarı iletken nanoparçacıkların üstlendiği güneş hücrelerine </w:t>
-      </w:r>
-      <w:r>
-        <w:rPr>
-          <w:rFonts w:ascii="Times New Roman" w:hAnsi="Times New Roman" w:cs="Times New Roman"/>
+        <w:t xml:space="preserve"> (fotovoltaik hücre) denir. Çok sayıda hücrenin birbirine bağlanmasıyla güneş pilleri ve güneş panelleri oluşturulur. Çatılarda gördüğünüz geleneksel güneş pillerinde ışığı soğurma ve elektronları taşıma görevlerini aynı yarı iletken madde olan silisyum üstlenir. Güneş pillerinde kullanılan silisyumun saflığı %99,9999’un üzerinde olmalıdır. Bu saflığa ulaşmak için silisyum önce gaz hâlindeki bileşiklerine dönüştürülerek saflaştırılır, ardından yaklaşık 1400 °C’de eritilerek kristal hâline getirilir.</w:t>
+      </w:r>
+    </w:p>
+    <w:p>
+      <w:pPr>
+        <w:jc w:val="both"/>
+        <w:rPr>
+          <w:rFonts w:ascii="Times New Roman" w:hAnsi="Times New Roman" w:cs="Times New Roman"/>
+          <w:lang w:val="tr-TR"/>
+        </w:rPr>
+      </w:pPr>
+      <w:r>
+        <w:rPr>
+          <w:rFonts w:ascii="Times New Roman" w:hAnsi="Times New Roman" w:cs="Times New Roman"/>
+          <w:lang w:val="tr-TR"/>
+        </w:rPr>
+        <w:t xml:space="preserve">Bazı güneş hücrelerinde ise bu iki görev farklı maddelere paylaştırılır: Işığı boya molekülleri soğurur, elektronları ise boyanın tutunduğu titanyum dioksit nanoparçacıkları taşır. Işığı soğurma görevini bir boya maddesinin, elektronları taşıma görevini yarı iletken nanoparçacıkların üstlendiği güneş hücrelerine </w:t>
+      </w:r>
+      <w:r>
+        <w:rPr>
           <w:b/>
-          <w:bCs/>
+          <w:rFonts w:ascii="Times New Roman" w:hAnsi="Times New Roman" w:cs="Times New Roman"/>
+          <w:lang w:val="tr-TR"/>
+        </w:rPr>
+        <w:t xml:space="preserve">boyaya duyarlı güneş hücresi</w:t>
+      </w:r>
+      <w:r>
+        <w:rPr>
+          <w:rFonts w:ascii="Times New Roman" w:hAnsi="Times New Roman" w:cs="Times New Roman"/>
+          <w:lang w:val="tr-TR"/>
+        </w:rPr>
+        <w:t xml:space="preserve">, bu hücrelerden oluşturulan pillere de </w:t>
+      </w:r>
+      <w:r>
+        <w:rPr>
+          <w:b/>
+          <w:rFonts w:ascii="Times New Roman" w:hAnsi="Times New Roman" w:cs="Times New Roman"/>
           <w:lang w:val="tr-TR"/>
         </w:rPr>
         <w:t xml:space="preserve">boyaya duyarlı güneş pili</w:t>
@@ -7403,7 +7572,7 @@
           <w:rFonts w:ascii="Times New Roman" w:hAnsi="Times New Roman" w:cs="Times New Roman"/>
           <w:lang w:val="tr-TR"/>
         </w:rPr>
-        <w:t xml:space="preserve"> denir. Bu hücreler, 1991’de ilk verimli örneğini geliştiren bilim insanının adıyla Grätzel hücresi olarak da bilinir. Hücrede gerçekleşen olaylar Görsel E’de gösterilmiştir:</w:t>
+        <w:t xml:space="preserve"> denir. Bu hücreler, geliştiricilerinden Michael Grätzel’in adıyla Grätzel hücresi olarak da bilinir. Hücrede gerçekleşen olaylar Görsel E’de gösterilmiştir:</w:t>
       </w:r>
     </w:p>
     <w:tbl>
@@ -8240,23 +8409,23 @@
           <w:rFonts w:ascii="Times New Roman" w:hAnsi="Times New Roman" w:cs="Times New Roman"/>
           <w:lang w:val="tr-TR"/>
         </w:rPr>
-        <w:t xml:space="preserve"> denir; boyaya duyarlı güneş pilleri bu grubun bir örneğidir. Atölyede boya çözeltisine gümüş nanoparçacıklar eklendiğinde kısa devre akım yoğunluğunun arttığını gördünüz. Gümüş ve altın gibi metallerin nanoparçacıkları belirli dalga boylarındaki ışıkla güçlü etkileşerek çevrelerindeki boya moleküllerinin daha fazla ışık soğurmasına yardımcı olabilir. Bu nedenle uygun miktarda metal nanoparçacık eklenmesi hücrenin verimini artırabilir.</w:t>
-      </w:r>
-    </w:p>
-    <w:p>
-      <w:pPr>
-        <w:jc w:val="both"/>
-        <w:rPr>
-          <w:rFonts w:ascii="Times New Roman" w:hAnsi="Times New Roman" w:cs="Times New Roman"/>
-          <w:lang w:val="tr-TR"/>
-        </w:rPr>
-      </w:pPr>
-      <w:r>
-        <w:rPr>
-          <w:rFonts w:ascii="Times New Roman" w:hAnsi="Times New Roman" w:cs="Times New Roman"/>
-          <w:lang w:val="tr-TR"/>
-        </w:rPr>
-        <w:t xml:space="preserve">Atölyede hücrelerin performansını karşılaştırırken verimi kullandınız. Bir güneş hücresinin ürettiği güç, gerilime ve akıma bağlıdır. Hücre uçları birbirine bağlı değilken ölçülen gerilime </w:t>
+        <w:t xml:space="preserve"> denir; boyaya duyarlı güneş pilleri bu grubun bir örneğidir. Gümüş ve altın gibi metallerin nanoparçacıkları belirli dalga boylarındaki ışıkla güçlü etkileşir; bu etkileşim, parçacıkların çevresindeki boya moleküllerinin daha fazla ışık soğurmasına yardımcı olur. Bu nedenle uygun boyutta ve miktarda metal nanoparçacık eklenmesi hücrenin akımını ve verimini artırabilir. Nanoparçacık miktarı gereğinden fazla olduğunda ise parçacıklar elektronları tuzaklayabilir ya da elektrolitle tepkimeye girebilir; bu durumda verim düşer.</w:t>
+      </w:r>
+    </w:p>
+    <w:p>
+      <w:pPr>
+        <w:jc w:val="both"/>
+        <w:rPr>
+          <w:rFonts w:ascii="Times New Roman" w:hAnsi="Times New Roman" w:cs="Times New Roman"/>
+          <w:lang w:val="tr-TR"/>
+        </w:rPr>
+      </w:pPr>
+      <w:r>
+        <w:rPr>
+          <w:rFonts w:ascii="Times New Roman" w:hAnsi="Times New Roman" w:cs="Times New Roman"/>
+          <w:lang w:val="tr-TR"/>
+        </w:rPr>
+        <w:t xml:space="preserve">Bir güneş hücresinin ürettiği güç, gerilime ve akıma bağlıdır. Hücre uçları birbirine bağlı değilken ölçülen gerilime </w:t>
       </w:r>
       <w:r>
         <w:rPr>
@@ -8288,7 +8457,7 @@
           <w:rFonts w:ascii="Times New Roman" w:hAnsi="Times New Roman" w:cs="Times New Roman"/>
           <w:lang w:val="tr-TR"/>
         </w:rPr>
-        <w:t xml:space="preserve"> denir. Bu iki durumda da hücreden güç alınamaz; hücreden en yüksek güç ara bir gerilimde elde edilir (Grafik A). Güneş hücrelerini karşılaştırmak için standart olarak 25 °C’de 1000 W/m² (100 mW/cm²) gücündeki ışık kullanılır.</w:t>
+        <w:t xml:space="preserve"> denir. Bu iki durumda da hücreden güç alınamaz; hücreden en yüksek güç ara bir gerilimde elde edilir (Grafik A). Güneş hücrelerini karşılaştırmak için standart olarak 25 °C’de, atmosferden geçmiş güneş ışığına benzer spektrumdaki 1000 W/m² (100 mW/cm²) gücündeki ışık kullanılır.</w:t>
       </w:r>
     </w:p>
     <w:p xmlns:a="http://schemas.openxmlformats.org/drawingml/2006/main" xmlns:pic="http://schemas.openxmlformats.org/drawingml/2006/picture">
@@ -8302,8 +8471,8 @@
       <w:r>
         <w:drawing>
           <wp:inline distT="0" distB="0" distL="0" distR="0">
-            <wp:extent cx="5040000" cy="3225600"/>
-            <wp:docPr id="900006" name="Grafik 900006" descr="Akım yoğunluğu-gerilim grafiği"/>
+            <wp:extent cx="5040000" cy="3124800"/>
+            <wp:docPr id="900006" name="Grafik 900006" descr="Hibiskus hücresinin akım yoğunluğu-gerilim grafiği"/>
             <wp:cNvGraphicFramePr>
               <a:graphicFrameLocks noChangeAspect="1"/>
             </wp:cNvGraphicFramePr>
@@ -8323,7 +8492,7 @@
                   <pic:spPr>
                     <a:xfrm>
                       <a:off x="0" y="0"/>
-                      <a:ext cx="5040000" cy="3225600"/>
+                      <a:ext cx="5040000" cy="3124800"/>
                     </a:xfrm>
                     <a:prstGeom prst="rect">
                       <a:avLst/>
@@ -8358,23 +8527,38 @@
           <w:rFonts w:ascii="Times New Roman" w:hAnsi="Times New Roman" w:cs="Times New Roman"/>
           <w:lang w:val="tr-TR"/>
         </w:rPr>
-        <w:t xml:space="preserve"> Böğürtlen suyu ile hazırlanan hücrenin akım yoğunluğu-gerilim grafiği (sarı alanın büyüklüğü hücreden alınabilen en yüksek gücü gösterir.)</w:t>
-      </w:r>
-    </w:p>
-    <w:p>
-      <w:pPr>
-        <w:jc w:val="both"/>
-        <w:rPr>
-          <w:rFonts w:ascii="Times New Roman" w:hAnsi="Times New Roman" w:cs="Times New Roman"/>
-          <w:lang w:val="tr-TR"/>
-        </w:rPr>
-      </w:pPr>
-      <w:r>
-        <w:rPr>
-          <w:rFonts w:ascii="Times New Roman" w:hAnsi="Times New Roman" w:cs="Times New Roman"/>
-          <w:lang w:val="tr-TR"/>
-        </w:rPr>
-        <w:t xml:space="preserve">Verim aşağıdaki eşitlikle hesaplanır:</w:t>
+        <w:t xml:space="preserve"> Hibiskus çiçeği özütüyle hazırlanan hücrenin akım yoğunluğu-gerilim grafiği (sarı alanın büyüklüğü hücreden alınabilen en yüksek gücü gösterir.)</w:t>
+      </w:r>
+    </w:p>
+    <w:p>
+      <w:pPr>
+        <w:jc w:val="both"/>
+        <w:rPr>
+          <w:rFonts w:ascii="Times New Roman" w:hAnsi="Times New Roman" w:cs="Times New Roman"/>
+          <w:lang w:val="tr-TR"/>
+        </w:rPr>
+      </w:pPr>
+      <w:r>
+        <w:rPr>
+          <w:rFonts w:ascii="Times New Roman" w:hAnsi="Times New Roman" w:cs="Times New Roman"/>
+          <w:lang w:val="tr-TR"/>
+        </w:rPr>
+        <w:t xml:space="preserve">Hücreden alınabilen en yüksek gücün, açık devre gerilimi ile kısa devre akımının çarpımına oranına </w:t>
+      </w:r>
+      <w:r>
+        <w:rPr>
+          <w:b/>
+          <w:rFonts w:ascii="Times New Roman" w:hAnsi="Times New Roman" w:cs="Times New Roman"/>
+          <w:lang w:val="tr-TR"/>
+        </w:rPr>
+        <w:t xml:space="preserve">doluluk faktörü</w:t>
+      </w:r>
+      <w:r>
+        <w:rPr>
+          <w:rFonts w:ascii="Times New Roman" w:hAnsi="Times New Roman" w:cs="Times New Roman"/>
+          <w:lang w:val="tr-TR"/>
+        </w:rPr>
+        <w:t xml:space="preserve"> (DF) denir:</w:t>
       </w:r>
     </w:p>
     <w:tbl>
@@ -8399,192 +8583,64 @@
           </w:tcPr>
           <w:p>
             <w:pPr>
+              <w:rPr>
+                <w:rFonts w:ascii="Times New Roman" w:hAnsi="Times New Roman" w:cs="Times New Roman"/>
+                <w:lang w:val="tr-TR"/>
+              </w:rPr>
               <w:jc w:val="center"/>
-              <w:rPr>
-                <w:rFonts w:ascii="Times New Roman" w:hAnsi="Times New Roman" w:cs="Times New Roman"/>
-                <w:lang w:val="tr-TR"/>
-              </w:rPr>
-            </w:pPr>
-            <m:oMathPara>
-              <m:oMath>
-                <m:r>
-                  <m:rPr>
-                    <m:sty m:val="p"/>
-                  </m:rPr>
-                  <w:rPr>
-                    <w:rFonts w:ascii="Cambria Math" w:hAnsi="Cambria Math" w:cs="Cambria Math"/>
-                    <w:lang w:val="tr-TR"/>
-                  </w:rPr>
-                  <w:t xml:space="preserve">η = </w:t>
-                </m:r>
-                <m:f>
-                  <m:num>
-                    <m:sSub>
-                      <m:e>
-                        <m:r>
-                          <m:rPr>
-                            <m:sty m:val="p"/>
-                          </m:rPr>
-                          <w:rPr>
-                            <w:rFonts w:ascii="Cambria Math" w:hAnsi="Cambria Math" w:cs="Cambria Math"/>
-                            <w:lang w:val="tr-TR"/>
-                          </w:rPr>
-                          <w:t xml:space="preserve">P</w:t>
-                        </m:r>
-                      </m:e>
-                      <m:sub>
-                        <m:r>
-                          <m:rPr>
-                            <m:sty m:val="p"/>
-                          </m:rPr>
-                          <w:rPr>
-                            <w:rFonts w:ascii="Cambria Math" w:hAnsi="Cambria Math" w:cs="Cambria Math"/>
-                            <w:lang w:val="tr-TR"/>
-                          </w:rPr>
-                          <w:t xml:space="preserve">en yüksek</w:t>
-                        </m:r>
-                      </m:sub>
-                    </m:sSub>
-                  </m:num>
-                  <m:den>
-                    <m:sSub>
-                      <m:e>
-                        <m:r>
-                          <m:rPr>
-                            <m:sty m:val="p"/>
-                          </m:rPr>
-                          <w:rPr>
-                            <w:rFonts w:ascii="Cambria Math" w:hAnsi="Cambria Math" w:cs="Cambria Math"/>
-                            <w:lang w:val="tr-TR"/>
-                          </w:rPr>
-                          <w:t xml:space="preserve">P</w:t>
-                        </m:r>
-                      </m:e>
-                      <m:sub>
-                        <m:r>
-                          <m:rPr>
-                            <m:sty m:val="p"/>
-                          </m:rPr>
-                          <w:rPr>
-                            <w:rFonts w:ascii="Cambria Math" w:hAnsi="Cambria Math" w:cs="Cambria Math"/>
-                            <w:lang w:val="tr-TR"/>
-                          </w:rPr>
-                          <w:t xml:space="preserve">gelen</w:t>
-                        </m:r>
-                      </m:sub>
-                    </m:sSub>
-                  </m:den>
-                </m:f>
-                <m:r>
-                  <m:rPr>
-                    <m:sty m:val="p"/>
-                  </m:rPr>
-                  <w:rPr>
-                    <w:rFonts w:ascii="Cambria Math" w:hAnsi="Cambria Math" w:cs="Cambria Math"/>
-                    <w:lang w:val="tr-TR"/>
-                  </w:rPr>
-                  <w:t xml:space="preserve"> · 100          </w:t>
-                </m:r>
-                <m:sSub>
-                  <m:e>
-                    <m:r>
-                      <m:rPr>
-                        <m:sty m:val="p"/>
-                      </m:rPr>
-                      <w:rPr>
-                        <w:rFonts w:ascii="Cambria Math" w:hAnsi="Cambria Math" w:cs="Cambria Math"/>
-                        <w:lang w:val="tr-TR"/>
-                      </w:rPr>
-                      <w:t xml:space="preserve">P</w:t>
-                    </m:r>
-                  </m:e>
-                  <m:sub>
-                    <m:r>
-                      <m:rPr>
-                        <m:sty m:val="p"/>
-                      </m:rPr>
-                      <w:rPr>
-                        <w:rFonts w:ascii="Cambria Math" w:hAnsi="Cambria Math" w:cs="Cambria Math"/>
-                        <w:lang w:val="tr-TR"/>
-                      </w:rPr>
-                      <w:t xml:space="preserve">en yüksek</w:t>
-                    </m:r>
-                  </m:sub>
-                </m:sSub>
-                <m:r>
-                  <m:rPr>
-                    <m:sty m:val="p"/>
-                  </m:rPr>
-                  <w:rPr>
-                    <w:rFonts w:ascii="Cambria Math" w:hAnsi="Cambria Math" w:cs="Cambria Math"/>
-                    <w:lang w:val="tr-TR"/>
-                  </w:rPr>
-                  <w:t xml:space="preserve"> = </w:t>
-                </m:r>
-                <m:sSub>
-                  <m:e>
-                    <m:r>
-                      <m:rPr>
-                        <m:sty m:val="p"/>
-                      </m:rPr>
-                      <w:rPr>
-                        <w:rFonts w:ascii="Cambria Math" w:hAnsi="Cambria Math" w:cs="Cambria Math"/>
-                        <w:lang w:val="tr-TR"/>
-                      </w:rPr>
-                      <w:t xml:space="preserve">V</w:t>
-                    </m:r>
-                  </m:e>
-                  <m:sub>
-                    <m:r>
-                      <m:rPr>
-                        <m:sty m:val="p"/>
-                      </m:rPr>
-                      <w:rPr>
-                        <w:rFonts w:ascii="Cambria Math" w:hAnsi="Cambria Math" w:cs="Cambria Math"/>
-                        <w:lang w:val="tr-TR"/>
-                      </w:rPr>
-                      <w:t xml:space="preserve">en yüksek güç</w:t>
-                    </m:r>
-                  </m:sub>
-                </m:sSub>
-                <m:r>
-                  <m:rPr>
-                    <m:sty m:val="p"/>
-                  </m:rPr>
-                  <w:rPr>
-                    <w:rFonts w:ascii="Cambria Math" w:hAnsi="Cambria Math" w:cs="Cambria Math"/>
-                    <w:lang w:val="tr-TR"/>
-                  </w:rPr>
-                  <w:t xml:space="preserve"> · </w:t>
-                </m:r>
-                <m:sSub>
-                  <m:e>
-                    <m:r>
-                      <m:rPr>
-                        <m:sty m:val="p"/>
-                      </m:rPr>
-                      <w:rPr>
-                        <w:rFonts w:ascii="Cambria Math" w:hAnsi="Cambria Math" w:cs="Cambria Math"/>
-                        <w:lang w:val="tr-TR"/>
-                      </w:rPr>
-                      <w:t xml:space="preserve">I</w:t>
-                    </m:r>
-                  </m:e>
-                  <m:sub>
-                    <m:r>
-                      <m:rPr>
-                        <m:sty m:val="p"/>
-                      </m:rPr>
-                      <w:rPr>
-                        <w:rFonts w:ascii="Cambria Math" w:hAnsi="Cambria Math" w:cs="Cambria Math"/>
-                        <w:lang w:val="tr-TR"/>
-                      </w:rPr>
-                      <w:t xml:space="preserve">en yüksek güç</w:t>
-                    </m:r>
-                  </m:sub>
-                </m:sSub>
-              </m:oMath>
-            </m:oMathPara>
+            </w:pPr>
+            <w:r>
+              <w:rPr>
+                <w:rFonts w:ascii="Times New Roman" w:hAnsi="Times New Roman" w:cs="Times New Roman"/>
+                <w:lang w:val="tr-TR"/>
+              </w:rPr>
+              <w:t xml:space="preserve">DF = P</w:t>
+            </w:r>
+            <w:r>
+              <w:rPr>
+                <w:rFonts w:ascii="Times New Roman" w:hAnsi="Times New Roman" w:cs="Times New Roman"/>
+                <w:lang w:val="tr-TR"/>
+                <w:vertAlign w:val="subscript"/>
+              </w:rPr>
+              <w:t xml:space="preserve">en yüksek</w:t>
+            </w:r>
+            <w:r>
+              <w:rPr>
+                <w:rFonts w:ascii="Times New Roman" w:hAnsi="Times New Roman" w:cs="Times New Roman"/>
+                <w:lang w:val="tr-TR"/>
+              </w:rPr>
+              <w:t xml:space="preserve"> / (V</w:t>
+            </w:r>
+            <w:r>
+              <w:rPr>
+                <w:rFonts w:ascii="Times New Roman" w:hAnsi="Times New Roman" w:cs="Times New Roman"/>
+                <w:lang w:val="tr-TR"/>
+                <w:vertAlign w:val="subscript"/>
+              </w:rPr>
+              <w:t xml:space="preserve">açık devre</w:t>
+            </w:r>
+            <w:r>
+              <w:rPr>
+                <w:rFonts w:ascii="Times New Roman" w:hAnsi="Times New Roman" w:cs="Times New Roman"/>
+                <w:lang w:val="tr-TR"/>
+              </w:rPr>
+              <w:t xml:space="preserve"> · I</w:t>
+            </w:r>
+            <w:r>
+              <w:rPr>
+                <w:rFonts w:ascii="Times New Roman" w:hAnsi="Times New Roman" w:cs="Times New Roman"/>
+                <w:lang w:val="tr-TR"/>
+                <w:vertAlign w:val="subscript"/>
+              </w:rPr>
+              <w:t xml:space="preserve">kısa devre</w:t>
+            </w:r>
+            <w:r>
+              <w:rPr>
+                <w:rFonts w:ascii="Times New Roman" w:hAnsi="Times New Roman" w:cs="Times New Roman"/>
+                <w:lang w:val="tr-TR"/>
+              </w:rPr>
+              <w:t xml:space="preserve">)</w:t>
+            </w:r>
           </w:p>
         </w:tc>
       </w:tr>
@@ -8611,13 +8667,13 @@
           <w:rFonts w:ascii="Times New Roman" w:hAnsi="Times New Roman" w:cs="Times New Roman"/>
           <w:lang w:val="tr-TR"/>
         </w:rPr>
-        <w:t xml:space="preserve">Grafik A’ya göre böğürtlen hücresinden en yüksek güç 0,40 V ve 1,50 mA/cm² değerlerinde alınır: P</w:t>
-      </w:r>
-      <w:r>
-        <w:rPr>
-          <w:rFonts w:ascii="Times New Roman" w:hAnsi="Times New Roman" w:cs="Times New Roman"/>
+        <w:t xml:space="preserve">Grafik A’ya göre hibiskus hücresinden en yüksek güç 0,40 V ve 1,35 mA/cm² değerlerinde alınır: P</w:t>
+      </w:r>
+      <w:r>
+        <w:rPr>
+          <w:rFonts w:ascii="Times New Roman" w:hAnsi="Times New Roman" w:cs="Times New Roman"/>
+          <w:lang w:val="tr-TR"/>
           <w:vertAlign w:val="subscript"/>
-          <w:lang w:val="tr-TR"/>
         </w:rPr>
         <w:t xml:space="preserve">en yüksek</w:t>
       </w:r>
@@ -8626,39 +8682,23 @@
           <w:rFonts w:ascii="Times New Roman" w:hAnsi="Times New Roman" w:cs="Times New Roman"/>
           <w:lang w:val="tr-TR"/>
         </w:rPr>
-        <w:t xml:space="preserve"> = 0,40 V · 1,50 mA/cm² = 0,60 mW/cm². Gelen ışığın gücü 100 mW/cm² olduğundan verim %0,60 olur. En yüksek gücün, açık devre gerilimi ile kısa devre akımının çarpımına oranına </w:t>
-      </w:r>
-      <w:r>
-        <w:rPr>
-          <w:rFonts w:ascii="Times New Roman" w:hAnsi="Times New Roman" w:cs="Times New Roman"/>
-          <w:b/>
-          <w:bCs/>
-          <w:lang w:val="tr-TR"/>
-        </w:rPr>
-        <w:t xml:space="preserve">doluluk faktörü</w:t>
-      </w:r>
-      <w:r>
-        <w:rPr>
-          <w:rFonts w:ascii="Times New Roman" w:hAnsi="Times New Roman" w:cs="Times New Roman"/>
-          <w:lang w:val="tr-TR"/>
-        </w:rPr>
-        <w:t xml:space="preserve"> denir. Böğürtlen hücresi için doluluk faktörü 0,60 / (0,52 · 2,10) ≈ 0,55’tir. Doluluk faktörü 1’e ne kadar yakınsa hücrenin iç kayıpları o kadar azdır.</w:t>
-      </w:r>
-    </w:p>
-    <w:p>
-      <w:pPr>
-        <w:jc w:val="both"/>
-        <w:rPr>
-          <w:rFonts w:ascii="Times New Roman" w:hAnsi="Times New Roman" w:cs="Times New Roman"/>
-          <w:lang w:val="tr-TR"/>
-        </w:rPr>
-      </w:pPr>
-      <w:r>
-        <w:rPr>
-          <w:rFonts w:ascii="Times New Roman" w:hAnsi="Times New Roman" w:cs="Times New Roman"/>
-          <w:lang w:val="tr-TR"/>
-        </w:rPr>
-        <w:t xml:space="preserve">Atölyede hesapladığınız verimler Grafik B’de karşılaştırılmıştır. Antosiyanin içeren böğürtlen ve karadut sularıyla hazırlanan hücrelerin verimi, klorofil ve kurkumin içeren hücrelerinkinden daha yüksektir. Bu farkın bir nedeni boya moleküllerinin titanyum dioksit yüzeyine tutunma biçimidir. Antosiyaninlerin yapısındaki yan yana bulunan –OH grupları titanyum iyonlarına bağlanarak boyanın yüzeye sıkıca tutunmasını sağlar; böylece uyarılmış boyadan titanyum dioksite elektron geçişi kolaylaşır. Klorofilde bu tür bağlanma grupları bulunmadığı için elektron aktarımı daha zayıftır. Sentetik rutenyum boyaları ise görünür ışığın çok daha geniş bir bölümünü soğurur ve karboksil grupları aracılığıyla yüzeye güçlü şekilde bağlanır. Doğal boyalar ayrıca ışık altında zamanla bozunduğu için hücrenin verimi kullanım süresince azalabilir.</w:t>
+        <w:t xml:space="preserve"> = 0,40 V · 1,35 mA/cm² = 0,54 mW/cm². Hücreye gelen ışığın gücü 100 mW/cm² olduğundan verim %0,54’tür. Hücrenin doluluk faktörü ise DF = 0,54 mW/cm² / (0,54 V · 1,80 mA/cm²) ≈ 0,56’dır. Doluluk faktörü 1’e ne kadar yakınsa hücrenin iç kayıpları o kadar azdır ve akım yoğunluğu-gerilim eğrisi dikdörtgene o kadar benzer.</w:t>
+      </w:r>
+    </w:p>
+    <w:p>
+      <w:pPr>
+        <w:jc w:val="both"/>
+        <w:rPr>
+          <w:rFonts w:ascii="Times New Roman" w:hAnsi="Times New Roman" w:cs="Times New Roman"/>
+          <w:lang w:val="tr-TR"/>
+        </w:rPr>
+      </w:pPr>
+      <w:r>
+        <w:rPr>
+          <w:rFonts w:ascii="Times New Roman" w:hAnsi="Times New Roman" w:cs="Times New Roman"/>
+          <w:lang w:val="tr-TR"/>
+        </w:rPr>
+        <w:t xml:space="preserve">Doğal boyalarla hazırlanan hücrelerin verimi kullanılan boyanın türüne göre farklılık gösterir. Bu farkın bir nedeni boya moleküllerinin titanyum dioksit yüzeyine tutunma biçimidir. Bazı antosiyaninlerin yapısında yan yana bulunan –OH grupları titanyum iyonlarına bağlanarak boyanın yüzeye sıkıca tutunmasını sağlar; böylece uyarılmış boyadan titanyum dioksite elektron geçişi kolaylaşır. Klorofilde bu tür bağlanma grupları bulunmadığı için elektron aktarımı daha zayıftır. Sentetik rutenyum boyaları ise görünür ışığın çok daha geniş bir bölümünü soğurur ve karboksil grupları aracılığıyla yüzeye güçlü şekilde bağlanır. Doğal boyalar ayrıca ışık altında zamanla bozunduğu için hücrenin verimi kullanım süresince azalır. Grafik B’de hibiskus özütlü hücrenin verimi 10 günlük sürekli aydınlatmada başlangıç değerinin yaklaşık üçte birine düşerken sentetik organik boyalı hücrenin verimi hemen hemen değişmemektedir.</w:t>
       </w:r>
     </w:p>
     <w:p xmlns:a="http://schemas.openxmlformats.org/drawingml/2006/main" xmlns:pic="http://schemas.openxmlformats.org/drawingml/2006/picture">
@@ -8672,8 +8712,8 @@
       <w:r>
         <w:drawing>
           <wp:inline distT="0" distB="0" distL="0" distR="0">
-            <wp:extent cx="5040000" cy="2969076"/>
-            <wp:docPr id="900007" name="Grafik 900007" descr="Boyaya göre verim grafiği"/>
+            <wp:extent cx="5040000" cy="3024000"/>
+            <wp:docPr id="900007" name="Grafik 900007" descr="Bağıl verimin zamanla değişimi grafiği"/>
             <wp:cNvGraphicFramePr>
               <a:graphicFrameLocks noChangeAspect="1"/>
             </wp:cNvGraphicFramePr>
@@ -8693,7 +8733,7 @@
                   <pic:spPr>
                     <a:xfrm>
                       <a:off x="0" y="0"/>
-                      <a:ext cx="5040000" cy="2969076"/>
+                      <a:ext cx="5040000" cy="3024000"/>
                     </a:xfrm>
                     <a:prstGeom prst="rect">
                       <a:avLst/>
@@ -8716,35 +8756,67 @@
       </w:pPr>
       <w:r>
         <w:rPr>
+          <w:b/>
+          <w:rFonts w:ascii="Times New Roman" w:hAnsi="Times New Roman" w:cs="Times New Roman"/>
+          <w:lang w:val="tr-TR"/>
+        </w:rPr>
+        <w:t xml:space="preserve">Grafik B:</w:t>
+      </w:r>
+      <w:r>
+        <w:rPr>
+          <w:rFonts w:ascii="Times New Roman" w:hAnsi="Times New Roman" w:cs="Times New Roman"/>
+          <w:lang w:val="tr-TR"/>
+        </w:rPr>
+        <w:t xml:space="preserve"> Hibiskus özütüyle ve sentetik organik boyayla hazırlanan hücrelerin sürekli aydınlatma altında bağıl veriminin zamanla değişimi</w:t>
+      </w:r>
+    </w:p>
+    <w:p>
+      <w:pPr>
+        <w:jc w:val="both"/>
+        <w:rPr>
+          <w:rFonts w:ascii="Times New Roman" w:hAnsi="Times New Roman" w:cs="Times New Roman"/>
+          <w:lang w:val="tr-TR"/>
+        </w:rPr>
+      </w:pPr>
+      <w:r>
+        <w:rPr>
+          <w:rFonts w:ascii="Times New Roman" w:hAnsi="Times New Roman" w:cs="Times New Roman"/>
+          <w:lang w:val="tr-TR"/>
+        </w:rPr>
+        <w:t xml:space="preserve">Boyaya duyarlı güneş pilleri dağınık ışıkta, bulutlu havada ve iç mekân aydınlatmasında görece iyi çalışır; ışığın geliş açısından da daha az etkilenir. Silisyum hücrelerde ışık şiddeti azaldıkça hem üretilen akım hem de hücrenin gerilimi azalır ve hücre içindeki kayıpların payı büyüdüğü için verim düşer. Boyaya duyarlı hücrelerde ise boyaların soğurduğu dalga boyları iç mekân lambalarının yaydığı ışıkla iyi örtüşür. Bu nedenle boyaya duyarlı güneş pilleri bina cephelerinde, pencerelerde, kapalı ortamdaki sensörlerde ve küçük elektronik cihazlarda kullanılmaya uygundur. Boyaya duyarlı güneş pillerinin üstünlükleri ve sınırlılıkları aşağıda özetlenmiştir:</w:t>
+      </w:r>
+    </w:p>
+    <w:p>
+      <w:pPr>
+        <w:ind w:left="360"/>
+        <w:jc w:val="both"/>
+        <w:rPr>
+          <w:rFonts w:ascii="Times New Roman" w:hAnsi="Times New Roman" w:cs="Times New Roman"/>
+          <w:lang w:val="tr-TR"/>
+        </w:rPr>
+      </w:pPr>
+      <w:r>
+        <w:rPr>
+          <w:rFonts w:ascii="Times New Roman" w:hAnsi="Times New Roman" w:cs="Times New Roman"/>
+          <w:lang w:val="tr-TR"/>
+        </w:rPr>
+        <w:t xml:space="preserve">• </w:t>
+      </w:r>
+      <w:r>
+        <w:rPr>
           <w:rFonts w:ascii="Times New Roman" w:hAnsi="Times New Roman" w:cs="Times New Roman"/>
           <w:b/>
           <w:bCs/>
           <w:lang w:val="tr-TR"/>
         </w:rPr>
-        <w:t xml:space="preserve">Grafik B:</w:t>
-      </w:r>
-      <w:r>
-        <w:rPr>
-          <w:rFonts w:ascii="Times New Roman" w:hAnsi="Times New Roman" w:cs="Times New Roman"/>
-          <w:lang w:val="tr-TR"/>
-        </w:rPr>
-        <w:t xml:space="preserve"> Farklı doğal boyalarla hazırlanan hücrelerin verimleri (Analiz ve Keşif Atölyesi 3.1.’deki ölçüm tablosunun verilerinden hesaplanmıştır.)</w:t>
-      </w:r>
-    </w:p>
-    <w:p>
-      <w:pPr>
-        <w:jc w:val="both"/>
-        <w:rPr>
-          <w:rFonts w:ascii="Times New Roman" w:hAnsi="Times New Roman" w:cs="Times New Roman"/>
-          <w:lang w:val="tr-TR"/>
-        </w:rPr>
-      </w:pPr>
-      <w:r>
-        <w:rPr>
-          <w:rFonts w:ascii="Times New Roman" w:hAnsi="Times New Roman" w:cs="Times New Roman"/>
-          <w:lang w:val="tr-TR"/>
-        </w:rPr>
-        <w:t xml:space="preserve">Analiz ve Keşif Atölyesi 3.1.’de ışık şiddetinin verime etkisini gösteren tablonun verilerini incelerken boyaya duyarlı hücrenin veriminin düşük ışıkta azalmadığını, hatta biraz arttığını, silisyum hücrenin veriminin ise belirgin şekilde azaldığını fark ettiniz. Boyaya duyarlı güneş pilleri dağınık ışıkta, bulutlu havada ve iç mekân aydınlatmasında görece iyi çalışır; ışığın geliş açısından da daha az etkilenir. Bu nedenle bina cephelerinde, pencerelerde, kapalı ortamdaki sensörlerde ve küçük elektronik cihazlarda kullanılmaya uygundur. Boyaya duyarlı güneş pillerinin üstünlükleri ve sınırlılıkları aşağıda özetlenmiştir:</w:t>
+        <w:t xml:space="preserve">Üstünlükleri:</w:t>
+      </w:r>
+      <w:r>
+        <w:rPr>
+          <w:rFonts w:ascii="Times New Roman" w:hAnsi="Times New Roman" w:cs="Times New Roman"/>
+          <w:lang w:val="tr-TR"/>
+        </w:rPr>
+        <w:t xml:space="preserve"> Ucuz ve bol bulunan malzemelerle, vakum ve çok yüksek sıcaklık gerektirmeyen basit yöntemlerle üretilebilir. Renkli, yarı saydam ve esnek yapılabilir. Düşük ve dağınık ışıkta verimini büyük ölçüde korur. Doğal boyalarla yenilenebilir kaynaklardan yararlanılabilir.</w:t>
       </w:r>
     </w:p>
     <w:p>
@@ -8770,76 +8842,77 @@
           <w:bCs/>
           <w:lang w:val="tr-TR"/>
         </w:rPr>
-        <w:t xml:space="preserve">Üstünlükleri:</w:t>
-      </w:r>
-      <w:r>
-        <w:rPr>
-          <w:rFonts w:ascii="Times New Roman" w:hAnsi="Times New Roman" w:cs="Times New Roman"/>
-          <w:lang w:val="tr-TR"/>
-        </w:rPr>
-        <w:t xml:space="preserve"> Ucuz ve bol bulunan malzemelerle, vakum ve çok yüksek sıcaklık gerektirmeyen basit yöntemlerle üretilebilir. Renkli, yarı saydam ve esnek yapılabilir. Düşük ve dağınık ışıkta verimini büyük ölçüde korur. Doğal boyalarla yenilenebilir kaynaklardan yararlanılabilir.</w:t>
-      </w:r>
-    </w:p>
-    <w:p>
-      <w:pPr>
-        <w:ind w:left="360"/>
-        <w:jc w:val="both"/>
-        <w:rPr>
-          <w:rFonts w:ascii="Times New Roman" w:hAnsi="Times New Roman" w:cs="Times New Roman"/>
-          <w:lang w:val="tr-TR"/>
-        </w:rPr>
-      </w:pPr>
-      <w:r>
-        <w:rPr>
-          <w:rFonts w:ascii="Times New Roman" w:hAnsi="Times New Roman" w:cs="Times New Roman"/>
-          <w:lang w:val="tr-TR"/>
-        </w:rPr>
-        <w:t xml:space="preserve">• </w:t>
-      </w:r>
-      <w:r>
+        <w:t xml:space="preserve">Sınırlılıkları:</w:t>
+      </w:r>
+      <w:r>
+        <w:rPr>
+          <w:rFonts w:ascii="Times New Roman" w:hAnsi="Times New Roman" w:cs="Times New Roman"/>
+          <w:lang w:val="tr-TR"/>
+        </w:rPr>
+        <w:t xml:space="preserve"> Güçlü güneş ışığındaki verimi silisyum pillerden düşüktür. Sıvı elektrolit buharlaşabilir ya da sızabilir; bu da hücrenin ömrünü kısaltır. Yüksek verimli hücrelerde kullanılan rutenyum ve platin nadir ve pahalıdır. Doğal boyalar ışıkta zamanla bozunur.</w:t>
+      </w:r>
+    </w:p>
+    <w:p>
+      <w:pPr>
+        <w:jc w:val="both"/>
+        <w:rPr>
+          <w:rFonts w:ascii="Times New Roman" w:hAnsi="Times New Roman" w:cs="Times New Roman"/>
+          <w:lang w:val="tr-TR"/>
+        </w:rPr>
+      </w:pPr>
+      <w:r>
+        <w:rPr>
+          <w:rFonts w:ascii="Times New Roman" w:hAnsi="Times New Roman" w:cs="Times New Roman"/>
+          <w:lang w:val="tr-TR"/>
+        </w:rPr>
+        <w:t xml:space="preserve">Bilim insanları bu sınırlılıkları gidermek için rutenyum içermeyen organik boyalar, katı ya da jel elektrolitler ve platin yerine karbon temelli karşı elektrotlar üzerinde çalışmaktadır. Bu çalışmalar yeşil kimyanın yenilenebilir ham madde kullanımı ve enerji verimliliği için tasarım ilkeleriyle örtüşür. Üretimi az enerji gerektiren, zehirli madde içermeyen ve ömrü sonunda bileşenleri geri kazanılabilen güneş pilleri; erişilebilir ve temiz enerji ile iklim eylemi amaçlarına ulaşılmasına katkı sağlayabilir. Bir güneş pilinin çevreye uygunluğu yalnızca verimine bakılarak değil üretimi, kullanımı ve atık aşamasıyla birlikte değerlendirilerek belirlenebilir.</w:t>
+      </w:r>
+    </w:p>
+    <w:p>
+      <w:pPr>
+        <w:keepNext/>
+        <w:shd w:val="clear" w:color="auto" w:fill="92D050"/>
+        <w:jc w:val="both"/>
         <w:rPr>
           <w:rFonts w:ascii="Times New Roman" w:hAnsi="Times New Roman" w:cs="Times New Roman"/>
           <w:b/>
           <w:bCs/>
           <w:lang w:val="tr-TR"/>
         </w:rPr>
-        <w:t xml:space="preserve">Sınırlılıkları:</w:t>
-      </w:r>
-      <w:r>
-        <w:rPr>
-          <w:rFonts w:ascii="Times New Roman" w:hAnsi="Times New Roman" w:cs="Times New Roman"/>
-          <w:lang w:val="tr-TR"/>
-        </w:rPr>
-        <w:t xml:space="preserve"> Güçlü güneş ışığındaki verimi silisyum pillerden düşüktür. Sıvı elektrolit buharlaşabilir ya da sızabilir; bu da hücrenin ömrünü kısaltır. Yüksek verimli hücrelerde kullanılan rutenyum ve platin nadir ve pahalıdır. Doğal boyalar ışıkta zamanla bozunur.</w:t>
-      </w:r>
-    </w:p>
-    <w:p>
-      <w:pPr>
-        <w:jc w:val="both"/>
-        <w:rPr>
-          <w:rFonts w:ascii="Times New Roman" w:hAnsi="Times New Roman" w:cs="Times New Roman"/>
-          <w:lang w:val="tr-TR"/>
-        </w:rPr>
-      </w:pPr>
-      <w:r>
-        <w:rPr>
-          <w:rFonts w:ascii="Times New Roman" w:hAnsi="Times New Roman" w:cs="Times New Roman"/>
-          <w:lang w:val="tr-TR"/>
-        </w:rPr>
-        <w:t xml:space="preserve">Bilim insanları bu sınırlılıkları gidermek için rutenyum içermeyen organik boyalar, katı ya da jel elektrolitler ve platin yerine karbon temelli karşı elektrotlar üzerinde çalışmaktadır. Bu çalışmalar yeşil kimyanın yenilenebilir ham madde kullanımı ve enerji verimliliği için tasarım ilkeleriyle örtüşür. Üretimi az enerji gerektiren, zehirli madde içermeyen ve ömrü sonunda bileşenleri geri kazanılabilen güneş pilleri; erişilebilir ve temiz enerji ile iklim eylemi amaçlarına ulaşılmasına katkı sağlayabilir. Bir güneş pilinin çevreye uygunluğu yalnızca verimine bakılarak değil üretimi, kullanımı ve atık aşamasıyla birlikte değerlendirilerek belirlenebilir.</w:t>
-      </w:r>
-    </w:p>
-    <w:p>
-      <w:pPr>
-        <w:keepNext/>
-        <w:shd w:val="clear" w:color="auto" w:fill="92D050"/>
-        <w:jc w:val="both"/>
+      </w:pPr>
+      <w:r>
         <w:rPr>
           <w:rFonts w:ascii="Times New Roman" w:hAnsi="Times New Roman" w:cs="Times New Roman"/>
           <w:b/>
           <w:bCs/>
           <w:lang w:val="tr-TR"/>
         </w:rPr>
+        <w:t xml:space="preserve">Örnek-Çözüm Atölyesi 3.1.</w:t>
+      </w:r>
+    </w:p>
+    <w:p>
+      <w:pPr>
+        <w:jc w:val="both"/>
+        <w:rPr>
+          <w:rFonts w:ascii="Times New Roman" w:hAnsi="Times New Roman" w:cs="Times New Roman"/>
+          <w:lang w:val="tr-TR"/>
+        </w:rPr>
+      </w:pPr>
+      <w:r>
+        <w:rPr>
+          <w:rFonts w:ascii="Times New Roman" w:hAnsi="Times New Roman" w:cs="Times New Roman"/>
+          <w:lang w:val="tr-TR"/>
+        </w:rPr>
+        <w:t xml:space="preserve">Yüzey alanı 5,0 cm² olan boyaya duyarlı bir güneş hücresi 100 mW/cm² gücündeki ışıkla aydınlatılıyor. Hücreden en yüksek güç 0,45 V gerilimde ve 9,0 mA akımda alınıyor. Hücrenin verimini hesaplayınız.</w:t>
+      </w:r>
+    </w:p>
+    <w:p>
+      <w:pPr>
+        <w:jc w:val="both"/>
+        <w:rPr>
+          <w:rFonts w:ascii="Times New Roman" w:hAnsi="Times New Roman" w:cs="Times New Roman"/>
+          <w:lang w:val="tr-TR"/>
+        </w:rPr>
       </w:pPr>
       <w:r>
         <w:rPr>
@@ -8848,40 +8921,6 @@
           <w:bCs/>
           <w:lang w:val="tr-TR"/>
         </w:rPr>
-        <w:t xml:space="preserve">Örnek-Çözüm Atölyesi 3.1.</w:t>
-      </w:r>
-    </w:p>
-    <w:p>
-      <w:pPr>
-        <w:jc w:val="both"/>
-        <w:rPr>
-          <w:rFonts w:ascii="Times New Roman" w:hAnsi="Times New Roman" w:cs="Times New Roman"/>
-          <w:lang w:val="tr-TR"/>
-        </w:rPr>
-      </w:pPr>
-      <w:r>
-        <w:rPr>
-          <w:rFonts w:ascii="Times New Roman" w:hAnsi="Times New Roman" w:cs="Times New Roman"/>
-          <w:lang w:val="tr-TR"/>
-        </w:rPr>
-        <w:t xml:space="preserve">Yüzey alanı 4,0 cm² olan boyaya duyarlı bir güneş hücresi 100 mW/cm² gücündeki ışıkla aydınlatılıyor. Hücreden en yüksek güç 0,40 V gerilimde ve 6,0 mA akımda alınıyor. Hücrenin verimini hesaplayınız.</w:t>
-      </w:r>
-    </w:p>
-    <w:p>
-      <w:pPr>
-        <w:jc w:val="both"/>
-        <w:rPr>
-          <w:rFonts w:ascii="Times New Roman" w:hAnsi="Times New Roman" w:cs="Times New Roman"/>
-          <w:lang w:val="tr-TR"/>
-        </w:rPr>
-      </w:pPr>
-      <w:r>
-        <w:rPr>
-          <w:rFonts w:ascii="Times New Roman" w:hAnsi="Times New Roman" w:cs="Times New Roman"/>
-          <w:b/>
-          <w:bCs/>
-          <w:lang w:val="tr-TR"/>
-        </w:rPr>
         <w:t xml:space="preserve">Çözüm:</w:t>
       </w:r>
     </w:p>
@@ -8903,8 +8942,8 @@
       <w:r>
         <w:rPr>
           <w:rFonts w:ascii="Times New Roman" w:hAnsi="Times New Roman" w:cs="Times New Roman"/>
+          <w:lang w:val="tr-TR"/>
           <w:vertAlign w:val="subscript"/>
-          <w:lang w:val="tr-TR"/>
         </w:rPr>
         <w:t xml:space="preserve">en yüksek</w:t>
       </w:r>
@@ -8913,7 +8952,7 @@
           <w:rFonts w:ascii="Times New Roman" w:hAnsi="Times New Roman" w:cs="Times New Roman"/>
           <w:lang w:val="tr-TR"/>
         </w:rPr>
-        <w:t xml:space="preserve"> = 0,40 V · 6,0 mA = 2,4 mW</w:t>
+        <w:t xml:space="preserve"> = 0,45 V · 9,0 mA = 4,05 mW</w:t>
       </w:r>
     </w:p>
     <w:p>
@@ -8934,8 +8973,8 @@
       <w:r>
         <w:rPr>
           <w:rFonts w:ascii="Times New Roman" w:hAnsi="Times New Roman" w:cs="Times New Roman"/>
+          <w:lang w:val="tr-TR"/>
           <w:vertAlign w:val="subscript"/>
-          <w:lang w:val="tr-TR"/>
         </w:rPr>
         <w:t xml:space="preserve">gelen</w:t>
       </w:r>
@@ -8944,23 +8983,23 @@
           <w:rFonts w:ascii="Times New Roman" w:hAnsi="Times New Roman" w:cs="Times New Roman"/>
           <w:lang w:val="tr-TR"/>
         </w:rPr>
-        <w:t xml:space="preserve"> = 100 mW/cm² · 4,0 cm² = 400 mW</w:t>
-      </w:r>
-    </w:p>
-    <w:p>
-      <w:pPr>
-        <w:jc w:val="both"/>
-        <w:rPr>
-          <w:rFonts w:ascii="Times New Roman" w:hAnsi="Times New Roman" w:cs="Times New Roman"/>
-          <w:lang w:val="tr-TR"/>
-        </w:rPr>
-      </w:pPr>
-      <w:r>
-        <w:rPr>
-          <w:rFonts w:ascii="Times New Roman" w:hAnsi="Times New Roman" w:cs="Times New Roman"/>
-          <w:lang w:val="tr-TR"/>
-        </w:rPr>
-        <w:t xml:space="preserve">η = (2,4 mW / 400 mW) · 100 = %0,60</w:t>
+        <w:t xml:space="preserve"> = 100 mW/cm² · 5,0 cm² = 500 mW</w:t>
+      </w:r>
+    </w:p>
+    <w:p>
+      <w:pPr>
+        <w:jc w:val="both"/>
+        <w:rPr>
+          <w:rFonts w:ascii="Times New Roman" w:hAnsi="Times New Roman" w:cs="Times New Roman"/>
+          <w:lang w:val="tr-TR"/>
+        </w:rPr>
+      </w:pPr>
+      <w:r>
+        <w:rPr>
+          <w:rFonts w:ascii="Times New Roman" w:hAnsi="Times New Roman" w:cs="Times New Roman"/>
+          <w:lang w:val="tr-TR"/>
+        </w:rPr>
+        <w:t xml:space="preserve">η = (4,05 mW / 500 mW) · 100 = %0,81</w:t>
       </w:r>
     </w:p>
     <w:p>
@@ -9084,7 +9123,7 @@
           <w:rFonts w:ascii="Times New Roman" w:hAnsi="Times New Roman" w:cs="Times New Roman"/>
           <w:lang w:val="tr-TR"/>
         </w:rPr>
-        <w:t xml:space="preserve">Yukarıdaki hücrenin açık devre gerilimi 0,52 V, kısa devre akımı 8,4 mA’dir. Hücrenin doluluk faktörünü hesaplayınız.</w:t>
+        <w:t xml:space="preserve">Yukarıdaki hücrenin açık devre gerilimi 0,58 V, kısa devre akımı 13,0 mA’dir. Hücrenin doluluk faktörünü hesaplayınız.</w:t>
       </w:r>
     </w:p>
     <w:p>
@@ -9118,13 +9157,13 @@
           <w:rFonts w:ascii="Times New Roman" w:hAnsi="Times New Roman" w:cs="Times New Roman"/>
           <w:lang w:val="tr-TR"/>
         </w:rPr>
-        <w:t xml:space="preserve">Doluluk faktörü = P</w:t>
-      </w:r>
-      <w:r>
-        <w:rPr>
-          <w:rFonts w:ascii="Times New Roman" w:hAnsi="Times New Roman" w:cs="Times New Roman"/>
+        <w:t xml:space="preserve">DF = P</w:t>
+      </w:r>
+      <w:r>
+        <w:rPr>
+          <w:rFonts w:ascii="Times New Roman" w:hAnsi="Times New Roman" w:cs="Times New Roman"/>
+          <w:lang w:val="tr-TR"/>
           <w:vertAlign w:val="subscript"/>
-          <w:lang w:val="tr-TR"/>
         </w:rPr>
         <w:t xml:space="preserve">en yüksek</w:t>
       </w:r>
@@ -9133,7 +9172,37 @@
           <w:rFonts w:ascii="Times New Roman" w:hAnsi="Times New Roman" w:cs="Times New Roman"/>
           <w:lang w:val="tr-TR"/>
         </w:rPr>
-        <w:t xml:space="preserve"> / (açık devre gerilimi · kısa devre akımı) = 2,4 mW / (0,52 V · 8,4 mA) = 2,4 / 4,368 ≈ 0,55</w:t>
+        <w:t xml:space="preserve"> / (V</w:t>
+      </w:r>
+      <w:r>
+        <w:rPr>
+          <w:rFonts w:ascii="Times New Roman" w:hAnsi="Times New Roman" w:cs="Times New Roman"/>
+          <w:lang w:val="tr-TR"/>
+          <w:vertAlign w:val="subscript"/>
+        </w:rPr>
+        <w:t xml:space="preserve">açık devre</w:t>
+      </w:r>
+      <w:r>
+        <w:rPr>
+          <w:rFonts w:ascii="Times New Roman" w:hAnsi="Times New Roman" w:cs="Times New Roman"/>
+          <w:lang w:val="tr-TR"/>
+        </w:rPr>
+        <w:t xml:space="preserve"> · I</w:t>
+      </w:r>
+      <w:r>
+        <w:rPr>
+          <w:rFonts w:ascii="Times New Roman" w:hAnsi="Times New Roman" w:cs="Times New Roman"/>
+          <w:lang w:val="tr-TR"/>
+          <w:vertAlign w:val="subscript"/>
+        </w:rPr>
+        <w:t xml:space="preserve">kısa devre</w:t>
+      </w:r>
+      <w:r>
+        <w:rPr>
+          <w:rFonts w:ascii="Times New Roman" w:hAnsi="Times New Roman" w:cs="Times New Roman"/>
+          <w:lang w:val="tr-TR"/>
+        </w:rPr>
+        <w:t xml:space="preserve">) = 4,05 mW / (0,58 V · 13,0 mA) = 4,05 / 7,54 ≈ 0,54</w:t>
       </w:r>
     </w:p>
     <w:p>
@@ -9447,7 +9516,7 @@
           <w:rFonts w:ascii="Times New Roman" w:hAnsi="Times New Roman" w:cs="Times New Roman"/>
           <w:lang w:val="tr-TR"/>
         </w:rPr>
-        <w:t xml:space="preserve">İlk verimli boyaya duyarlı güneş hücresi 1991 yılında İsviçre’de Brian O’Regan ve Michael Grätzel tarafından tanıtılmıştır. Bu hücrenin en önemli yeniliği, düz bir titanyum dioksit yüzeyi yerine nanometre boyutlu parçacıklardan oluşan gözenekli bir katman kullanılmasıydı. Böylece aynı alana çok daha fazla boya molekülü tutunabildi. Birkaç yıl sonra aynı ekipten araştırmacılar böğürtlen ve ahududu gibi meyvelerin sularıyla okul laboratuvarında hazırlanabilen basit bir hücre tarifi yayımladı. Atölyede hazırladığınız hücre bu tarife dayanmaktadır. Günümüzde boyaya duyarlı güneş pilleri renkli cam cephelerde ve kapalı ortamda çalışan kablosuz sensörlerde kullanılmaktadır. Boyaya duyarlı güneş pillerinin diğer güneş pillerine göre hangi durumlarda daha çok tercih edildiğini araştırıp sonuçlarınızı sınıfta sunabilirsiniz.</w:t>
+        <w:t xml:space="preserve">İlk verimli boyaya duyarlı güneş hücresi 1991 yılında İsviçre’de Brian O’Regan ve Michael Grätzel tarafından tanıtılmıştır. Bu hücrenin en önemli yeniliği, düz bir titanyum dioksit yüzeyi yerine nanometre boyutlu parçacıklardan oluşan gözenekli bir katman kullanılmasıydı. Böylece aynı alana çok daha fazla boya molekülü tutunabildi. Birkaç yıl sonra aynı ekipten araştırmacılar böğürtlen ve ahududu gibi meyvelerin sularıyla okul laboratuvarında hazırlanabilen basit bir hücre tarifi yayımladı. Okul laboratuvarlarında doğal boyalarla hazırlanan hücreler bu tarife dayanır. Günümüzde boyaya duyarlı güneş pilleri renkli cam cephelerde ve kapalı ortamda çalışan kablosuz sensörlerde kullanılmaktadır. Boyaya duyarlı güneş pillerinin diğer güneş pillerine göre hangi durumlarda daha çok tercih edildiğini araştırıp sonuçlarınızı sınıfta sunabilirsiniz.</w:t>
       </w:r>
     </w:p>
     <w:p>
@@ -9801,7 +9870,7 @@
           <w:rFonts w:ascii="Times New Roman" w:hAnsi="Times New Roman" w:cs="Times New Roman"/>
           <w:lang w:val="tr-TR"/>
         </w:rPr>
-        <w:t xml:space="preserve">4. Bir öğrenci aynı koşullarda ıspanak özütü ve karadut suyuyla iki hücre hazırlıyor. Karadut suyuyla hazırlanan hücrenin veriminin daha yüksek olduğunu gözlemliyor. Bu sonucu boya moleküllerinin yapısı ve titanyum dioksit yüzeyine tutunması ile ilişkilendirerek açıklayınız.</w:t>
+        <w:t xml:space="preserve">4. Bir öğrenci aynı koşullarda maydanoz özütü (klorofil) ve kırmızı gül yaprağı özütü (antosiyanin) ile iki hücre hazırlıyor. Gül yaprağı özütüyle hazırlanan hücrenin veriminin daha yüksek olduğunu gözlemliyor. Bu sonucu boya moleküllerinin yapısı ve titanyum dioksit yüzeyine tutunması ile ilişkilendirerek açıklayınız.</w:t>
       </w:r>
     </w:p>
     <w:p>

--- a/Kim12-3-1-Boyaya-Duyarli-Gunes-Pilleri.docx
+++ b/Kim12-3-1-Boyaya-Duyarli-Gunes-Pilleri.docx
@@ -555,7 +555,7 @@
                 <w:rFonts w:ascii="Times New Roman" w:hAnsi="Times New Roman" w:cs="Times New Roman"/>
                 <w:lang w:val="tr-TR"/>
               </w:rPr>
-              <w:t xml:space="preserve">Shutter ID: ……………</w:t>
+              <w:t xml:space="preserve">Shutter ID: Boyaya duyarlı güneş hücresi fotoğrafı bulunamadı; atölyede yapılan hücrenin fotoğrafı çekilmeli ya da yayınevi çizmeli.</w:t>
             </w:r>
           </w:p>
         </w:tc>
@@ -1646,7 +1646,7 @@
                 <w:rFonts w:ascii="Times New Roman" w:hAnsi="Times New Roman" w:cs="Times New Roman"/>
                 <w:lang w:val="tr-TR"/>
               </w:rPr>
-              <w:t xml:space="preserve">Shutter ID: ……………</w:t>
+              <w:t xml:space="preserve">Shutter ID: Boyaya duyarlı güneş hücresi cephe/hücre fotoğrafı bulunamadı; atölyede yapılan hücrenin fotoğrafı çekilmeli ya da yayınevi çizmeli.</w:t>
             </w:r>
           </w:p>
         </w:tc>
@@ -1927,7 +1927,7 @@
                 <w:rFonts w:ascii="Times New Roman" w:hAnsi="Times New Roman" w:cs="Times New Roman"/>
                 <w:lang w:val="tr-TR"/>
               </w:rPr>
-              <w:t xml:space="preserve">Shutter ID: ……………</w:t>
+              <w:t xml:space="preserve">Shutter ID: Yok; şema yayınevi tarafından çizilecek.</w:t>
             </w:r>
           </w:p>
         </w:tc>
@@ -7656,7 +7656,7 @@
                 <w:rFonts w:ascii="Times New Roman" w:hAnsi="Times New Roman" w:cs="Times New Roman"/>
                 <w:lang w:val="tr-TR"/>
               </w:rPr>
-              <w:t xml:space="preserve">Shutter ID: ……………</w:t>
+              <w:t xml:space="preserve">Shutter ID: Yok; şema yayınevi tarafından çizilecek.</w:t>
             </w:r>
           </w:p>
         </w:tc>

--- a/Kim12-3-1-Boyaya-Duyarli-Gunes-Pilleri.docx
+++ b/Kim12-3-1-Boyaya-Duyarli-Gunes-Pilleri.docx
@@ -1749,7 +1749,7 @@
           <w:highlight w:val="yellow"/>
           <w:lang w:val="tr-TR"/>
         </w:rPr>
-        <w:t xml:space="preserve">Güvenlik uyarıları Kimya9/10 kitabından alınsın; önlük, gözlük, eldiven uyarıları eklensin. Ek uyarılar: Titanyum dioksit tozu solunmamalı, toz hâlindeki madde ile çalışırken maske kullanılmalı. İyot ve iyot çözeltileri cildi lekeler ve tahriş edebilir; eldivenle çalışılmalı. Titanyum dioksit katmanının ısıl işlemi yalnızca öğretmen tarafından, ısıya dayanıklı maşa ile yapılmalı; sıcak cam plakalara dokunulmamalı.</w:t>
+        <w:t xml:space="preserve">Etkinlik başlığının yanına Kimya10 kitabındaki “Temel Uyarı ve Güvenlik İşaretleri” sayfasından şu işaretler konulsun: GÖZLÜK KULLAN, ELDİVEN GİY, KORUYUCU ELBİSE GİY, MASKE KULLAN, TAHRİŞ EDİCİ MADDE, SICAK CİSİM UYARISI, KIRILABİLİR CAM UYARISI. Ek uyarılar: Titanyum dioksit tozu solunmamalı, toz hâlindeki madde ile çalışırken maske kullanılmalıdır. İyot ve iyot çözeltileri cildi lekeler ve tahriş edebilir; eldivenle çalışılmalıdır. Titanyum dioksit katmanının ısıl işlemi yalnızca öğretmen tarafından, ısıya dayanıklı maşa ile yapılmalı; sıcak cam plakalara dokunulmamalıdır.</w:t>
       </w:r>
     </w:p>
     <w:p>

--- a/Kim12-3-1-Boyaya-Duyarli-Gunes-Pilleri.docx
+++ b/Kim12-3-1-Boyaya-Duyarli-Gunes-Pilleri.docx
@@ -5700,162 +5700,162 @@
           <w:rFonts w:ascii="Times New Roman" w:hAnsi="Times New Roman" w:cs="Times New Roman"/>
           <w:lang w:val="tr-TR"/>
         </w:rPr>
-        <w:t xml:space="preserve">Sıra kendi hücrenizi hazırlamaya geldi. Grup arkadaşlarınızla görev paylaşımı yapınız. Her grup böğürtlen, karadut, nar kabuğu, kırmızı soğan kabuğu, siyah havuç ya da kırmızı lahana gibi meyve suları ve atık materyallerden elde edilen boyalardan farklı birini seçsin. Böylece sınıfta farklı boyalarla hazırlanmış hücrelerin verileri toplanmış olur.</w:t>
-      </w:r>
-    </w:p>
-    <w:tbl>
-      <w:tblPr>
-        <w:tblW w:w="9000" w:type="dxa"/>
-        <w:jc w:val="center"/>
-        <w:tblBorders>
-          <w:top w:val="single" w:sz="8" w:space="0" w:color="7F7F7F"/>
-          <w:left w:val="single" w:sz="8" w:space="0" w:color="7F7F7F"/>
-          <w:bottom w:val="single" w:sz="8" w:space="0" w:color="7F7F7F"/>
-          <w:right w:val="single" w:sz="8" w:space="0" w:color="7F7F7F"/>
-        </w:tblBorders>
-      </w:tblPr>
-      <w:tblGrid>
-        <w:gridCol w:w="9000"/>
-      </w:tblGrid>
-      <w:tr>
-        <w:tc>
-          <w:tcPr>
-            <w:tcW w:w="9000" w:type="dxa"/>
-            <w:shd w:val="clear" w:color="auto" w:fill="E2EFDA"/>
-          </w:tcPr>
-          <w:p>
-            <w:pPr>
-              <w:jc w:val="both"/>
-              <w:rPr>
-                <w:rFonts w:ascii="Times New Roman" w:hAnsi="Times New Roman" w:cs="Times New Roman"/>
-                <w:lang w:val="tr-TR"/>
-              </w:rPr>
-            </w:pPr>
-            <w:r>
-              <w:rPr>
-                <w:rFonts w:ascii="Times New Roman" w:hAnsi="Times New Roman" w:cs="Times New Roman"/>
-                <w:b/>
-                <w:bCs/>
-                <w:lang w:val="tr-TR"/>
-              </w:rPr>
-              <w:t xml:space="preserve">Deney önerisi</w:t>
-            </w:r>
-          </w:p>
-          <w:p>
-            <w:pPr>
-              <w:jc w:val="both"/>
-              <w:rPr>
-                <w:rFonts w:ascii="Times New Roman" w:hAnsi="Times New Roman" w:cs="Times New Roman"/>
-                <w:lang w:val="tr-TR"/>
-              </w:rPr>
-            </w:pPr>
-            <w:r>
-              <w:rPr>
-                <w:rFonts w:ascii="Times New Roman" w:hAnsi="Times New Roman" w:cs="Times New Roman"/>
-                <w:lang w:val="tr-TR"/>
-              </w:rPr>
-              <w:t xml:space="preserve">• İletken kaplamalı iki cam plakanın iletken yüzünü multimetreyle belirleyiniz.</w:t>
-            </w:r>
-          </w:p>
-          <w:p>
-            <w:pPr>
-              <w:jc w:val="both"/>
-              <w:rPr>
-                <w:rFonts w:ascii="Times New Roman" w:hAnsi="Times New Roman" w:cs="Times New Roman"/>
-                <w:lang w:val="tr-TR"/>
-              </w:rPr>
-            </w:pPr>
-            <w:r>
-              <w:rPr>
-                <w:rFonts w:ascii="Times New Roman" w:hAnsi="Times New Roman" w:cs="Times New Roman"/>
-                <w:lang w:val="tr-TR"/>
-              </w:rPr>
-              <w:t xml:space="preserve">• Plakalardan birinin iletken yüzüne titanyum dioksit macununu ince ve düzgün bir katman hâlinde yayınız. Öğretmeniniz plakayı yaklaşık 450 °C’de 10-15 dakika ısıtsın ve soğumaya bıraksın.</w:t>
-            </w:r>
-          </w:p>
-          <w:p>
-            <w:pPr>
-              <w:jc w:val="both"/>
-              <w:rPr>
-                <w:rFonts w:ascii="Times New Roman" w:hAnsi="Times New Roman" w:cs="Times New Roman"/>
-                <w:lang w:val="tr-TR"/>
-              </w:rPr>
-            </w:pPr>
-            <w:r>
-              <w:rPr>
-                <w:rFonts w:ascii="Times New Roman" w:hAnsi="Times New Roman" w:cs="Times New Roman"/>
-                <w:lang w:val="tr-TR"/>
-              </w:rPr>
-              <w:t xml:space="preserve">• Soğuyan plakayı seçtiğiniz boya çözeltisine (ör. ezilip süzülmüş böğürtlen suyu) daldırarak 10-15 dakika bekletiniz; ardından saf suyla ve etil alkolle durulayıp kurutunuz.</w:t>
-            </w:r>
-          </w:p>
-          <w:p>
-            <w:pPr>
-              <w:jc w:val="both"/>
-              <w:rPr>
-                <w:rFonts w:ascii="Times New Roman" w:hAnsi="Times New Roman" w:cs="Times New Roman"/>
-                <w:lang w:val="tr-TR"/>
-              </w:rPr>
-            </w:pPr>
-            <w:r>
-              <w:rPr>
-                <w:rFonts w:ascii="Times New Roman" w:hAnsi="Times New Roman" w:cs="Times New Roman"/>
-                <w:lang w:val="tr-TR"/>
-              </w:rPr>
-              <w:t xml:space="preserve">• İkinci plakanın iletken yüzünü kurşun kalemle (grafitle) tamamen karalayınız ya da mum alevinde isle kaplayınız.</w:t>
-            </w:r>
-          </w:p>
-          <w:p>
-            <w:pPr>
-              <w:jc w:val="both"/>
-              <w:rPr>
-                <w:rFonts w:ascii="Times New Roman" w:hAnsi="Times New Roman" w:cs="Times New Roman"/>
-                <w:lang w:val="tr-TR"/>
-              </w:rPr>
-            </w:pPr>
-            <w:r>
-              <w:rPr>
-                <w:rFonts w:ascii="Times New Roman" w:hAnsi="Times New Roman" w:cs="Times New Roman"/>
-                <w:lang w:val="tr-TR"/>
-              </w:rPr>
-              <w:t xml:space="preserve">• İki plakayı kaplamalı yüzleri birbirine bakacak ve kenarları biraz kaydırılmış olacak şekilde üst üste koyup kıskaçla tutturunuz. Plakaların arasına 1-2 damla iyot/iyodür elektroliti damlatınız.</w:t>
-            </w:r>
-          </w:p>
-          <w:p>
-            <w:pPr>
-              <w:jc w:val="both"/>
-              <w:rPr>
-                <w:rFonts w:ascii="Times New Roman" w:hAnsi="Times New Roman" w:cs="Times New Roman"/>
-                <w:lang w:val="tr-TR"/>
-              </w:rPr>
-            </w:pPr>
-            <w:r>
-              <w:rPr>
-                <w:rFonts w:ascii="Times New Roman" w:hAnsi="Times New Roman" w:cs="Times New Roman"/>
-                <w:lang w:val="tr-TR"/>
-              </w:rPr>
-              <w:t xml:space="preserve">• Hücreyi güneş ışığına ya da güçlü bir lambanın altına yerleştiriniz. Multimetreyle açık devre gerilimini ve kısa devre akımını ölçünüz. Akıllı telefonunuzdaki ışık sensörü uygulamasıyla ışık şiddetini ölçerek bütün ölçümleri aynı ışık şiddetinde yapınız.</w:t>
-            </w:r>
-          </w:p>
-          <w:p>
-            <w:pPr>
-              <w:jc w:val="both"/>
-              <w:rPr>
-                <w:rFonts w:ascii="Times New Roman" w:hAnsi="Times New Roman" w:cs="Times New Roman"/>
-                <w:lang w:val="tr-TR"/>
-              </w:rPr>
-            </w:pPr>
-            <w:r>
-              <w:rPr>
-                <w:rFonts w:ascii="Times New Roman" w:hAnsi="Times New Roman" w:cs="Times New Roman"/>
-                <w:lang w:val="tr-TR"/>
-              </w:rPr>
-              <w:t xml:space="preserve">• İsteğe bağlı: Daha önceki kimya derslerinizde yeşil kimya yöntemleriyle elde ettiğiniz gümüş nanoparçacıkları boya çözeltisine ekleyerek aynı ölçümleri tekrarlayınız.</w:t>
-            </w:r>
-          </w:p>
-        </w:tc>
-      </w:tr>
-    </w:tbl>
+        <w:t xml:space="preserve">Sıra kendi hücrenizi hazırlamaya geldi. Grup arkadaşlarınızla görev paylaşımı yapınız. Her grup böğürtlen, karadut, nar kabuğu, kırmızı soğan kabuğu, siyah havuç ya da kırmızı lahana gibi meyve suları ve atık materyallerden elde edilen boyalardan farklı birini seçsin. Böylece sınıfta farklı boyalarla hazırlanmış hücrelerin verileri toplanmış olur. Deney basamaklarını takip ederek hücrenizi hazırlayınız ve ölçümlerinizi kaydediniz.</w:t>
+      </w:r>
+    </w:p>
+    <w:p>
+      <w:pPr>
+        <w:jc w:val="both"/>
+        <w:rPr>
+          <w:rFonts w:ascii="Times New Roman" w:hAnsi="Times New Roman" w:cs="Times New Roman"/>
+          <w:lang w:val="tr-TR"/>
+        </w:rPr>
+      </w:pPr>
+      <w:r>
+        <w:rPr>
+          <w:b/>
+          <w:rFonts w:ascii="Times New Roman" w:hAnsi="Times New Roman" w:cs="Times New Roman"/>
+          <w:lang w:val="tr-TR"/>
+        </w:rPr>
+        <w:t xml:space="preserve">Gerekli Malzemeler:</w:t>
+      </w:r>
+      <w:r>
+        <w:rPr>
+          <w:rFonts w:ascii="Times New Roman" w:hAnsi="Times New Roman" w:cs="Times New Roman"/>
+          <w:lang w:val="tr-TR"/>
+        </w:rPr>
+        <w:t xml:space="preserve"> iletken kaplamalı iki cam plaka, titanyum dioksit macunu, seçtiğiniz boya çözeltisi, saf su, etil alkol, kurşun kalem ya da mum, kıskaç, iyot/iyodür elektroliti, multimetre, güçlü bir lamba, ışık sensörü uygulaması yüklü akıllı telefon.</w:t>
+      </w:r>
+    </w:p>
+    <w:p>
+      <w:pPr>
+        <w:jc w:val="both"/>
+        <w:rPr>
+          <w:rFonts w:ascii="Times New Roman" w:hAnsi="Times New Roman" w:cs="Times New Roman"/>
+          <w:lang w:val="tr-TR"/>
+        </w:rPr>
+      </w:pPr>
+      <w:r>
+        <w:rPr>
+          <w:b/>
+          <w:rFonts w:ascii="Times New Roman" w:hAnsi="Times New Roman" w:cs="Times New Roman"/>
+          <w:lang w:val="tr-TR"/>
+        </w:rPr>
+        <w:t xml:space="preserve">Deney Basamakları:</w:t>
+      </w:r>
+    </w:p>
+    <w:p>
+      <w:pPr>
+        <w:jc w:val="both"/>
+        <w:rPr>
+          <w:rFonts w:ascii="Times New Roman" w:hAnsi="Times New Roman" w:cs="Times New Roman"/>
+          <w:lang w:val="tr-TR"/>
+        </w:rPr>
+      </w:pPr>
+      <w:r>
+        <w:rPr>
+          <w:rFonts w:ascii="Times New Roman" w:hAnsi="Times New Roman" w:cs="Times New Roman"/>
+          <w:lang w:val="tr-TR"/>
+        </w:rPr>
+        <w:t xml:space="preserve">1. İletken kaplamalı iki cam plakanın iletken yüzünü multimetreyle belirleyiniz.</w:t>
+      </w:r>
+    </w:p>
+    <w:p>
+      <w:pPr>
+        <w:jc w:val="both"/>
+        <w:rPr>
+          <w:rFonts w:ascii="Times New Roman" w:hAnsi="Times New Roman" w:cs="Times New Roman"/>
+          <w:lang w:val="tr-TR"/>
+        </w:rPr>
+      </w:pPr>
+      <w:r>
+        <w:rPr>
+          <w:rFonts w:ascii="Times New Roman" w:hAnsi="Times New Roman" w:cs="Times New Roman"/>
+          <w:lang w:val="tr-TR"/>
+        </w:rPr>
+        <w:t xml:space="preserve">2. Plakalardan birinin iletken yüzüne titanyum dioksit macununu ince ve düzgün bir katman hâlinde yayınız. Öğretmeniniz plakayı yaklaşık 450 °C’de 10-15 dakika ısıtsın ve soğumaya bıraksın.</w:t>
+      </w:r>
+    </w:p>
+    <w:p>
+      <w:pPr>
+        <w:jc w:val="both"/>
+        <w:rPr>
+          <w:rFonts w:ascii="Times New Roman" w:hAnsi="Times New Roman" w:cs="Times New Roman"/>
+          <w:lang w:val="tr-TR"/>
+        </w:rPr>
+      </w:pPr>
+      <w:r>
+        <w:rPr>
+          <w:rFonts w:ascii="Times New Roman" w:hAnsi="Times New Roman" w:cs="Times New Roman"/>
+          <w:lang w:val="tr-TR"/>
+        </w:rPr>
+        <w:t xml:space="preserve">3. Soğuyan plakayı seçtiğiniz boya çözeltisine daldırarak 10-15 dakika bekletiniz; ardından saf suyla ve etil alkolle durulayıp kurutunuz.</w:t>
+      </w:r>
+    </w:p>
+    <w:p>
+      <w:pPr>
+        <w:jc w:val="both"/>
+        <w:rPr>
+          <w:rFonts w:ascii="Times New Roman" w:hAnsi="Times New Roman" w:cs="Times New Roman"/>
+          <w:lang w:val="tr-TR"/>
+        </w:rPr>
+      </w:pPr>
+      <w:r>
+        <w:rPr>
+          <w:rFonts w:ascii="Times New Roman" w:hAnsi="Times New Roman" w:cs="Times New Roman"/>
+          <w:lang w:val="tr-TR"/>
+        </w:rPr>
+        <w:t xml:space="preserve">4. İkinci plakanın iletken yüzünü kurşun kalemle (grafitle) tamamen karalayınız ya da mum alevinde isle kaplayınız.</w:t>
+      </w:r>
+    </w:p>
+    <w:p>
+      <w:pPr>
+        <w:jc w:val="both"/>
+        <w:rPr>
+          <w:rFonts w:ascii="Times New Roman" w:hAnsi="Times New Roman" w:cs="Times New Roman"/>
+          <w:lang w:val="tr-TR"/>
+        </w:rPr>
+      </w:pPr>
+      <w:r>
+        <w:rPr>
+          <w:rFonts w:ascii="Times New Roman" w:hAnsi="Times New Roman" w:cs="Times New Roman"/>
+          <w:lang w:val="tr-TR"/>
+        </w:rPr>
+        <w:t xml:space="preserve">5. İki plakayı kaplamalı yüzleri birbirine bakacak ve kenarları biraz kaydırılmış olacak şekilde üst üste koyup kıskaçla tutturunuz. Plakaların arasına 1-2 damla iyot/iyodür elektroliti damlatınız.</w:t>
+      </w:r>
+    </w:p>
+    <w:p>
+      <w:pPr>
+        <w:jc w:val="both"/>
+        <w:rPr>
+          <w:rFonts w:ascii="Times New Roman" w:hAnsi="Times New Roman" w:cs="Times New Roman"/>
+          <w:lang w:val="tr-TR"/>
+        </w:rPr>
+      </w:pPr>
+      <w:r>
+        <w:rPr>
+          <w:rFonts w:ascii="Times New Roman" w:hAnsi="Times New Roman" w:cs="Times New Roman"/>
+          <w:lang w:val="tr-TR"/>
+        </w:rPr>
+        <w:t xml:space="preserve">6. Hücreyi güneş ışığına ya da güçlü bir lambanın altına yerleştiriniz. Multimetreyle açık devre gerilimini ve kısa devre akımını ölçünüz. Akıllı telefonunuzdaki ışık sensörü uygulamasıyla ışık şiddetini ölçerek bütün ölçümleri aynı ışık şiddetinde yapınız.</w:t>
+      </w:r>
+    </w:p>
+    <w:p>
+      <w:pPr>
+        <w:jc w:val="both"/>
+        <w:rPr>
+          <w:rFonts w:ascii="Times New Roman" w:hAnsi="Times New Roman" w:cs="Times New Roman"/>
+          <w:lang w:val="tr-TR"/>
+        </w:rPr>
+      </w:pPr>
+      <w:r>
+        <w:rPr>
+          <w:rFonts w:ascii="Times New Roman" w:hAnsi="Times New Roman" w:cs="Times New Roman"/>
+          <w:lang w:val="tr-TR"/>
+        </w:rPr>
+        <w:t xml:space="preserve">7. İsteğe bağlı: Daha önceki kimya derslerinizde yeşil kimya yöntemleriyle elde ettiğiniz gümüş nanoparçacıkları boya çözeltisine ekleyerek aynı ölçümleri tekrarlayınız.</w:t>
+      </w:r>
+    </w:p>
     <w:p>
       <w:pPr>
         <w:jc w:val="both"/>

--- a/Kim12-3-1-Boyaya-Duyarli-Gunes-Pilleri.docx
+++ b/Kim12-3-1-Boyaya-Duyarli-Gunes-Pilleri.docx
@@ -1457,7 +1457,7 @@
           <w:rFonts w:ascii="Times New Roman" w:hAnsi="Times New Roman" w:cs="Times New Roman"/>
           <w:lang w:val="tr-TR"/>
         </w:rPr>
-        <w:t xml:space="preserve">Bahçedeki bir ağacın yaprakları her gün güneş ışığını soğurarak havadaki karbon dioksit ve topraktan aldığı su ile besin üretir. Binaların çatılarındaki koyu renkli güneş panelleri ise ışığı doğrudan elektriğe dönüştürür (Görsel C). Son yıllarda bina cephelerinde, sırt çantalarında ve kapalı ortamda çalışan küçük elektronik cihazlarda kırmızı, turuncu ya da yeşil renkli, yarı saydam güneş hücreleri de kullanılmaya başlanmıştır (Görsel D). Peki, bir yaprağın ışığı kullanma biçimi ile bir güneş hücresinin çalışması arasında bir benzerlik olabilir mi? Böğürtlenin ya da karadutun rengini veren boya maddesi elektrik üretmek için kullanılabilir mi? Farklı türdeki güneş pillerinden hangisi hangi koşulda daha verimli çalışır ve hangisi çevre için daha uygundur? Bir etkinlik yaparak keşfediniz. Analiz ve Keşif Atölyesi 3.1.’de bilimsel çıkarım yapacaksınız: Farklı güneş pillerinin niteliklerini tanımlayacak, hazır veri setlerinden ve kendi hazırladığınız hücreden veri toplayıp kaydedecek, bu verileri yorumlayarak yeşil kimya ve sürdürülebilir kalkınma açısından değerlendireceksiniz. Grubunuzla iş birliği yaparken fikirlerinizi açıkça paylaşacak, arkadaşlarınızın bakış açısını anlamaya çalışacak; temiz enerjiye duyarlılık, tasarruf ve temizlik değerlerini de destekleyeceksiniz.</w:t>
+        <w:t xml:space="preserve">Bahçedeki bir ağacın yaprakları her gün güneş ışığını soğurarak havadaki karbon dioksit ve topraktan aldığı su ile besin üretir. Binaların çatılarındaki koyu renkli güneş panelleri ise ışığı doğrudan elektriğe dönüştürür (Görsel C). Son yıllarda bina cephelerinde, sırt çantalarında ve kapalı ortamda çalışan küçük elektronik cihazlarda kırmızı, turuncu ya da yeşil renkli, yarı saydam güneş hücreleri de kullanılmaya başlanmıştır (Görsel D). Peki, bir yaprağın ışığı kullanma biçimi ile bir güneş hücresinin çalışması arasında bir benzerlik olabilir mi? Böğürtlenin ya da karadutun rengini veren boya maddesi elektrik üretmek için kullanılabilir mi? Farklı türdeki güneş pillerinden hangisi hangi koşulda daha verimli çalışır ve hangisi çevre için daha uygundur? Bu soruların cevabını bir etkinlik yaparak keşfediniz. Analiz ve Keşif Atölyesi 3.1.’de bilimsel çıkarım yapacaksınız: Farklı güneş pillerinin niteliklerini tanımlayacak, hazır veri setlerinden ve kendi hazırladığınız hücreden veri toplayıp kaydedecek, bu verileri yorumlayarak yeşil kimya ve sürdürülebilir kalkınma açısından değerlendireceksiniz. Grubunuzla iş birliği yaparken fikirlerinizi açıkça paylaşacak, arkadaşlarınızın bakış açısını anlamaya çalışacak; temiz enerjiye duyarlılık, tasarruf ve temizlik değerlerini de destekleyeceksiniz.</w:t>
       </w:r>
     </w:p>
     <w:tbl>

--- a/Kim12-3-1-Boyaya-Duyarli-Gunes-Pilleri.docx
+++ b/Kim12-3-1-Boyaya-Duyarli-Gunes-Pilleri.docx
@@ -8471,7 +8471,7 @@
       <w:r>
         <w:drawing>
           <wp:inline distT="0" distB="0" distL="0" distR="0">
-            <wp:extent cx="5040000" cy="3124800"/>
+            <wp:extent cx="5035306" cy="3066294"/>
             <wp:docPr id="900006" name="Grafik 900006" descr="Hibiskus hücresinin akım yoğunluğu-gerilim grafiği"/>
             <wp:cNvGraphicFramePr>
               <a:graphicFrameLocks noChangeAspect="1"/>
@@ -8492,7 +8492,7 @@
                   <pic:spPr>
                     <a:xfrm>
                       <a:off x="0" y="0"/>
-                      <a:ext cx="5040000" cy="3124800"/>
+                      <a:ext cx="5035306" cy="3066294"/>
                     </a:xfrm>
                     <a:prstGeom prst="rect">
                       <a:avLst/>
@@ -8712,7 +8712,7 @@
       <w:r>
         <w:drawing>
           <wp:inline distT="0" distB="0" distL="0" distR="0">
-            <wp:extent cx="5040000" cy="3024000"/>
+            <wp:extent cx="4980441" cy="2956565"/>
             <wp:docPr id="900007" name="Grafik 900007" descr="Bağıl verimin zamanla değişimi grafiği"/>
             <wp:cNvGraphicFramePr>
               <a:graphicFrameLocks noChangeAspect="1"/>
@@ -8733,7 +8733,7 @@
                   <pic:spPr>
                     <a:xfrm>
                       <a:off x="0" y="0"/>
-                      <a:ext cx="5040000" cy="3024000"/>
+                      <a:ext cx="4980441" cy="2956565"/>
                     </a:xfrm>
                     <a:prstGeom prst="rect">
                       <a:avLst/>

--- a/Kim12-3-1-Boyaya-Duyarli-Gunes-Pilleri.docx
+++ b/Kim12-3-1-Boyaya-Duyarli-Gunes-Pilleri.docx
@@ -42,437 +42,385 @@
         <w:t xml:space="preserve">BÖLÜM: Nanobilim, Yeşil Kimya ve Sürdürülebilirlik</w:t>
       </w:r>
     </w:p>
-    <w:tbl>
-      <w:tblPr>
-        <w:tblW w:w="9000" w:type="dxa"/>
+    <w:p>
+      <w:pPr>
         <w:jc w:val="center"/>
-        <w:tblBorders>
-          <w:top w:val="single" w:sz="8" w:space="0" w:color="7F7F7F"/>
-          <w:left w:val="single" w:sz="8" w:space="0" w:color="7F7F7F"/>
-          <w:bottom w:val="single" w:sz="8" w:space="0" w:color="7F7F7F"/>
-          <w:right w:val="single" w:sz="8" w:space="0" w:color="7F7F7F"/>
-        </w:tblBorders>
-      </w:tblPr>
-      <w:tblGrid>
-        <w:gridCol w:w="9000"/>
-      </w:tblGrid>
-      <w:tr>
-        <w:tc>
-          <w:tcPr>
-            <w:tcW w:w="9000" w:type="dxa"/>
-            <w:shd w:val="clear" w:color="auto" w:fill="EDEDED"/>
-          </w:tcPr>
-          <w:p>
-            <w:pPr>
-              <w:jc w:val="both"/>
-              <w:rPr>
-                <w:rFonts w:ascii="Times New Roman" w:hAnsi="Times New Roman" w:cs="Times New Roman"/>
-                <w:lang w:val="tr-TR"/>
-              </w:rPr>
-            </w:pPr>
-            <w:r>
-              <w:rPr>
-                <w:rFonts w:ascii="Times New Roman" w:hAnsi="Times New Roman" w:cs="Times New Roman"/>
-                <w:lang w:val="tr-TR"/>
-              </w:rPr>
-              <w:t xml:space="preserve">GÖRSEL ALANI (Shutterstock)</w:t>
-            </w:r>
-          </w:p>
-          <w:p>
-            <w:pPr>
-              <w:jc w:val="both"/>
-              <w:rPr>
-                <w:rFonts w:ascii="Times New Roman" w:hAnsi="Times New Roman" w:cs="Times New Roman"/>
-                <w:lang w:val="tr-TR"/>
-              </w:rPr>
-            </w:pPr>
-            <w:r>
-              <w:rPr>
-                <w:rFonts w:ascii="Times New Roman" w:hAnsi="Times New Roman" w:cs="Times New Roman"/>
-                <w:lang w:val="tr-TR"/>
-              </w:rPr>
-              <w:t xml:space="preserve">Tarif: Güneş ışığı alan yeşil yapraklar ile ön planda renkli (kırmızı-mor tonlarda), yarı saydam güneş hücresi panelleri bulunan bir cam cephe; köşede bir dijital ağ/devre deseni. Temiz enerji, doğa ve teknoloji temalı tema açılış görseli (tam sayfa).</w:t>
-            </w:r>
-          </w:p>
-          <w:p>
-            <w:pPr>
-              <w:jc w:val="both"/>
-              <w:rPr>
-                <w:rFonts w:ascii="Times New Roman" w:hAnsi="Times New Roman" w:cs="Times New Roman"/>
-                <w:lang w:val="tr-TR"/>
-              </w:rPr>
-            </w:pPr>
-            <w:r>
-              <w:rPr>
-                <w:rFonts w:ascii="Times New Roman" w:hAnsi="Times New Roman" w:cs="Times New Roman"/>
-                <w:lang w:val="tr-TR"/>
-              </w:rPr>
-              <w:t xml:space="preserve">Shutter ID: 2725586199 (vektör) — Solar panel with green leaves and sun, eco concept</w:t>
-            </w:r>
-          </w:p>
-        </w:tc>
-      </w:tr>
-    </w:tbl>
-    <w:p>
-      <w:pPr>
-        <w:jc w:val="both"/>
-        <w:rPr>
-          <w:rFonts w:ascii="Times New Roman" w:hAnsi="Times New Roman" w:cs="Times New Roman"/>
-          <w:lang w:val="tr-TR"/>
-        </w:rPr>
-      </w:pPr>
+      </w:pPr>
+      <w:r>
+        <w:drawing>
+          <wp:inline xmlns:a="http://schemas.openxmlformats.org/drawingml/2006/main" xmlns:pic="http://schemas.openxmlformats.org/drawingml/2006/picture">
+            <wp:extent cx="4692251" cy="4319999"/>
+            <wp:docPr id="900014" name="Picture 900014"/>
+            <wp:cNvGraphicFramePr>
+              <a:graphicFrameLocks noChangeAspect="1"/>
+            </wp:cNvGraphicFramePr>
+            <a:graphic>
+              <a:graphicData uri="http://schemas.openxmlformats.org/drawingml/2006/picture">
+                <pic:pic>
+                  <pic:nvPicPr>
+                    <pic:cNvPr id="0" name="2725586199_d.jpg"/>
+                    <pic:cNvPicPr/>
+                  </pic:nvPicPr>
+                  <pic:blipFill>
+                    <a:blip r:embed="rId11"/>
+                    <a:stretch>
+                      <a:fillRect/>
+                    </a:stretch>
+                  </pic:blipFill>
+                  <pic:spPr>
+                    <a:xfrm>
+                      <a:off x="0" y="0"/>
+                      <a:ext cx="4692251" cy="4319999"/>
+                    </a:xfrm>
+                    <a:prstGeom prst="rect"/>
+                  </pic:spPr>
+                </pic:pic>
+              </a:graphicData>
+            </a:graphic>
+          </wp:inline>
+        </w:drawing>
+      </w:r>
     </w:p>
     <w:p>
       <w:pPr>
         <w:jc w:val="center"/>
-        <w:rPr>
-          <w:rFonts w:ascii="Times New Roman" w:hAnsi="Times New Roman" w:cs="Times New Roman"/>
-          <w:lang w:val="tr-TR"/>
-        </w:rPr>
       </w:pPr>
       <w:r>
         <w:rPr>
           <w:rFonts w:ascii="Times New Roman" w:hAnsi="Times New Roman" w:cs="Times New Roman"/>
           <w:b/>
           <w:bCs/>
-          <w:lang w:val="tr-TR"/>
-        </w:rPr>
-        <w:t xml:space="preserve">Görsel A:</w:t>
-      </w:r>
-      <w:r>
-        <w:rPr>
-          <w:rFonts w:ascii="Times New Roman" w:hAnsi="Times New Roman" w:cs="Times New Roman"/>
-          <w:lang w:val="tr-TR"/>
-        </w:rPr>
-        <w:t xml:space="preserve"> Güneşten enerji, doğadan malzeme</w:t>
-      </w:r>
-    </w:p>
-    <w:p>
-      <w:pPr>
-        <w:jc w:val="both"/>
+          <w:highlight w:val="yellow"/>
+          <w:lang w:val="tr-TR"/>
+        </w:rPr>
+        <w:t xml:space="preserve">Shutter id: 2725586199 (bölüm kapağı, tam sayfa)</w:t>
+      </w:r>
+    </w:p>
+    <w:p>
+      <w:pPr>
+        <w:jc w:val="center"/>
+        <w:rPr>
+          <w:rFonts w:ascii="Times New Roman" w:hAnsi="Times New Roman" w:cs="Times New Roman"/>
+          <w:lang w:val="tr-TR"/>
+        </w:rPr>
+      </w:pPr>
+      <w:r>
         <w:rPr>
           <w:rFonts w:ascii="Times New Roman" w:hAnsi="Times New Roman" w:cs="Times New Roman"/>
           <w:b/>
           <w:bCs/>
           <w:lang w:val="tr-TR"/>
         </w:rPr>
-      </w:pPr>
-      <w:r>
+        <w:t xml:space="preserve">Görsel A:</w:t>
+      </w:r>
+      <w:r>
+        <w:rPr>
+          <w:rFonts w:ascii="Times New Roman" w:hAnsi="Times New Roman" w:cs="Times New Roman"/>
+          <w:lang w:val="tr-TR"/>
+        </w:rPr>
+        <w:t xml:space="preserve"> Güneşten enerji, doğadan malzeme</w:t>
+      </w:r>
+    </w:p>
+    <w:p>
+      <w:pPr>
+        <w:jc w:val="both"/>
         <w:rPr>
           <w:rFonts w:ascii="Times New Roman" w:hAnsi="Times New Roman" w:cs="Times New Roman"/>
           <w:b/>
           <w:bCs/>
           <w:lang w:val="tr-TR"/>
         </w:rPr>
-        <w:t xml:space="preserve">Temanın Anahtar Kavramları</w:t>
-      </w:r>
-    </w:p>
-    <w:p>
-      <w:pPr>
-        <w:ind w:left="360"/>
-        <w:jc w:val="both"/>
-        <w:rPr>
-          <w:rFonts w:ascii="Times New Roman" w:hAnsi="Times New Roman" w:cs="Times New Roman"/>
-          <w:lang w:val="tr-TR"/>
-        </w:rPr>
-      </w:pPr>
-      <w:r>
-        <w:rPr>
-          <w:rFonts w:ascii="Times New Roman" w:hAnsi="Times New Roman" w:cs="Times New Roman"/>
-          <w:lang w:val="tr-TR"/>
-        </w:rPr>
-        <w:t xml:space="preserve">• Biyobozunur polimer</w:t>
-      </w:r>
-    </w:p>
-    <w:p>
-      <w:pPr>
-        <w:ind w:left="360"/>
-        <w:jc w:val="both"/>
-        <w:rPr>
-          <w:rFonts w:ascii="Times New Roman" w:hAnsi="Times New Roman" w:cs="Times New Roman"/>
-          <w:lang w:val="tr-TR"/>
-        </w:rPr>
-      </w:pPr>
-      <w:r>
-        <w:rPr>
-          <w:rFonts w:ascii="Times New Roman" w:hAnsi="Times New Roman" w:cs="Times New Roman"/>
-          <w:lang w:val="tr-TR"/>
-        </w:rPr>
-        <w:t xml:space="preserve">• Biyopolimer</w:t>
-      </w:r>
-    </w:p>
-    <w:p>
-      <w:pPr>
-        <w:ind w:left="360"/>
-        <w:jc w:val="both"/>
-        <w:rPr>
-          <w:rFonts w:ascii="Times New Roman" w:hAnsi="Times New Roman" w:cs="Times New Roman"/>
-          <w:lang w:val="tr-TR"/>
-        </w:rPr>
-      </w:pPr>
-      <w:r>
-        <w:rPr>
-          <w:rFonts w:ascii="Times New Roman" w:hAnsi="Times New Roman" w:cs="Times New Roman"/>
-          <w:lang w:val="tr-TR"/>
-        </w:rPr>
-        <w:t xml:space="preserve">• Boyaya duyarlı güneş pili</w:t>
-      </w:r>
-    </w:p>
-    <w:p>
-      <w:pPr>
-        <w:ind w:left="360"/>
-        <w:jc w:val="both"/>
-        <w:rPr>
-          <w:rFonts w:ascii="Times New Roman" w:hAnsi="Times New Roman" w:cs="Times New Roman"/>
-          <w:lang w:val="tr-TR"/>
-        </w:rPr>
-      </w:pPr>
-      <w:r>
-        <w:rPr>
-          <w:rFonts w:ascii="Times New Roman" w:hAnsi="Times New Roman" w:cs="Times New Roman"/>
-          <w:lang w:val="tr-TR"/>
-        </w:rPr>
-        <w:t xml:space="preserve">• Fotosentez</w:t>
-      </w:r>
-    </w:p>
-    <w:p>
-      <w:pPr>
-        <w:ind w:left="360"/>
-        <w:jc w:val="both"/>
-        <w:rPr>
-          <w:rFonts w:ascii="Times New Roman" w:hAnsi="Times New Roman" w:cs="Times New Roman"/>
-          <w:lang w:val="tr-TR"/>
-        </w:rPr>
-      </w:pPr>
-      <w:r>
-        <w:rPr>
-          <w:rFonts w:ascii="Times New Roman" w:hAnsi="Times New Roman" w:cs="Times New Roman"/>
-          <w:lang w:val="tr-TR"/>
-        </w:rPr>
-        <w:t xml:space="preserve">• Güneş hücresi</w:t>
-      </w:r>
-    </w:p>
-    <w:p>
-      <w:pPr>
-        <w:ind w:left="360"/>
-        <w:jc w:val="both"/>
-        <w:rPr>
-          <w:rFonts w:ascii="Times New Roman" w:hAnsi="Times New Roman" w:cs="Times New Roman"/>
-          <w:lang w:val="tr-TR"/>
-        </w:rPr>
-      </w:pPr>
-      <w:r>
-        <w:rPr>
-          <w:rFonts w:ascii="Times New Roman" w:hAnsi="Times New Roman" w:cs="Times New Roman"/>
-          <w:lang w:val="tr-TR"/>
-        </w:rPr>
-        <w:t xml:space="preserve">• Nanoparçacıklı güneş pili</w:t>
-      </w:r>
-    </w:p>
-    <w:p>
-      <w:pPr>
-        <w:ind w:left="360"/>
-        <w:jc w:val="both"/>
-        <w:rPr>
-          <w:rFonts w:ascii="Times New Roman" w:hAnsi="Times New Roman" w:cs="Times New Roman"/>
-          <w:lang w:val="tr-TR"/>
-        </w:rPr>
-      </w:pPr>
-      <w:r>
-        <w:rPr>
-          <w:rFonts w:ascii="Times New Roman" w:hAnsi="Times New Roman" w:cs="Times New Roman"/>
-          <w:lang w:val="tr-TR"/>
-        </w:rPr>
-        <w:t xml:space="preserve">• Nanopolimer</w:t>
-      </w:r>
-    </w:p>
-    <w:p>
-      <w:pPr>
-        <w:ind w:left="360"/>
-        <w:jc w:val="both"/>
-        <w:rPr>
-          <w:rFonts w:ascii="Times New Roman" w:hAnsi="Times New Roman" w:cs="Times New Roman"/>
-          <w:lang w:val="tr-TR"/>
-        </w:rPr>
-      </w:pPr>
-      <w:r>
-        <w:rPr>
-          <w:rFonts w:ascii="Times New Roman" w:hAnsi="Times New Roman" w:cs="Times New Roman"/>
-          <w:lang w:val="tr-TR"/>
-        </w:rPr>
-        <w:t xml:space="preserve">• Yapay zekâ</w:t>
-      </w:r>
-    </w:p>
-    <w:p>
-      <w:pPr>
-        <w:jc w:val="both"/>
+      </w:pPr>
+      <w:r>
         <w:rPr>
           <w:rFonts w:ascii="Times New Roman" w:hAnsi="Times New Roman" w:cs="Times New Roman"/>
           <w:b/>
           <w:bCs/>
           <w:lang w:val="tr-TR"/>
         </w:rPr>
-      </w:pPr>
-      <w:r>
+        <w:t xml:space="preserve">Temanın Anahtar Kavramları</w:t>
+      </w:r>
+    </w:p>
+    <w:p>
+      <w:pPr>
+        <w:ind w:left="360"/>
+        <w:jc w:val="both"/>
+        <w:rPr>
+          <w:rFonts w:ascii="Times New Roman" w:hAnsi="Times New Roman" w:cs="Times New Roman"/>
+          <w:lang w:val="tr-TR"/>
+        </w:rPr>
+      </w:pPr>
+      <w:r>
+        <w:rPr>
+          <w:rFonts w:ascii="Times New Roman" w:hAnsi="Times New Roman" w:cs="Times New Roman"/>
+          <w:lang w:val="tr-TR"/>
+        </w:rPr>
+        <w:t xml:space="preserve">• Biyobozunur polimer</w:t>
+      </w:r>
+    </w:p>
+    <w:p>
+      <w:pPr>
+        <w:ind w:left="360"/>
+        <w:jc w:val="both"/>
+        <w:rPr>
+          <w:rFonts w:ascii="Times New Roman" w:hAnsi="Times New Roman" w:cs="Times New Roman"/>
+          <w:lang w:val="tr-TR"/>
+        </w:rPr>
+      </w:pPr>
+      <w:r>
+        <w:rPr>
+          <w:rFonts w:ascii="Times New Roman" w:hAnsi="Times New Roman" w:cs="Times New Roman"/>
+          <w:lang w:val="tr-TR"/>
+        </w:rPr>
+        <w:t xml:space="preserve">• Biyopolimer</w:t>
+      </w:r>
+    </w:p>
+    <w:p>
+      <w:pPr>
+        <w:ind w:left="360"/>
+        <w:jc w:val="both"/>
+        <w:rPr>
+          <w:rFonts w:ascii="Times New Roman" w:hAnsi="Times New Roman" w:cs="Times New Roman"/>
+          <w:lang w:val="tr-TR"/>
+        </w:rPr>
+      </w:pPr>
+      <w:r>
+        <w:rPr>
+          <w:rFonts w:ascii="Times New Roman" w:hAnsi="Times New Roman" w:cs="Times New Roman"/>
+          <w:lang w:val="tr-TR"/>
+        </w:rPr>
+        <w:t xml:space="preserve">• Boyaya duyarlı güneş pili</w:t>
+      </w:r>
+    </w:p>
+    <w:p>
+      <w:pPr>
+        <w:ind w:left="360"/>
+        <w:jc w:val="both"/>
+        <w:rPr>
+          <w:rFonts w:ascii="Times New Roman" w:hAnsi="Times New Roman" w:cs="Times New Roman"/>
+          <w:lang w:val="tr-TR"/>
+        </w:rPr>
+      </w:pPr>
+      <w:r>
+        <w:rPr>
+          <w:rFonts w:ascii="Times New Roman" w:hAnsi="Times New Roman" w:cs="Times New Roman"/>
+          <w:lang w:val="tr-TR"/>
+        </w:rPr>
+        <w:t xml:space="preserve">• Fotosentez</w:t>
+      </w:r>
+    </w:p>
+    <w:p>
+      <w:pPr>
+        <w:ind w:left="360"/>
+        <w:jc w:val="both"/>
+        <w:rPr>
+          <w:rFonts w:ascii="Times New Roman" w:hAnsi="Times New Roman" w:cs="Times New Roman"/>
+          <w:lang w:val="tr-TR"/>
+        </w:rPr>
+      </w:pPr>
+      <w:r>
+        <w:rPr>
+          <w:rFonts w:ascii="Times New Roman" w:hAnsi="Times New Roman" w:cs="Times New Roman"/>
+          <w:lang w:val="tr-TR"/>
+        </w:rPr>
+        <w:t xml:space="preserve">• Güneş hücresi</w:t>
+      </w:r>
+    </w:p>
+    <w:p>
+      <w:pPr>
+        <w:ind w:left="360"/>
+        <w:jc w:val="both"/>
+        <w:rPr>
+          <w:rFonts w:ascii="Times New Roman" w:hAnsi="Times New Roman" w:cs="Times New Roman"/>
+          <w:lang w:val="tr-TR"/>
+        </w:rPr>
+      </w:pPr>
+      <w:r>
+        <w:rPr>
+          <w:rFonts w:ascii="Times New Roman" w:hAnsi="Times New Roman" w:cs="Times New Roman"/>
+          <w:lang w:val="tr-TR"/>
+        </w:rPr>
+        <w:t xml:space="preserve">• Nanoparçacıklı güneş pili</w:t>
+      </w:r>
+    </w:p>
+    <w:p>
+      <w:pPr>
+        <w:ind w:left="360"/>
+        <w:jc w:val="both"/>
+        <w:rPr>
+          <w:rFonts w:ascii="Times New Roman" w:hAnsi="Times New Roman" w:cs="Times New Roman"/>
+          <w:lang w:val="tr-TR"/>
+        </w:rPr>
+      </w:pPr>
+      <w:r>
+        <w:rPr>
+          <w:rFonts w:ascii="Times New Roman" w:hAnsi="Times New Roman" w:cs="Times New Roman"/>
+          <w:lang w:val="tr-TR"/>
+        </w:rPr>
+        <w:t xml:space="preserve">• Nanopolimer</w:t>
+      </w:r>
+    </w:p>
+    <w:p>
+      <w:pPr>
+        <w:ind w:left="360"/>
+        <w:jc w:val="both"/>
+        <w:rPr>
+          <w:rFonts w:ascii="Times New Roman" w:hAnsi="Times New Roman" w:cs="Times New Roman"/>
+          <w:lang w:val="tr-TR"/>
+        </w:rPr>
+      </w:pPr>
+      <w:r>
+        <w:rPr>
+          <w:rFonts w:ascii="Times New Roman" w:hAnsi="Times New Roman" w:cs="Times New Roman"/>
+          <w:lang w:val="tr-TR"/>
+        </w:rPr>
+        <w:t xml:space="preserve">• Yapay zekâ</w:t>
+      </w:r>
+    </w:p>
+    <w:p>
+      <w:pPr>
+        <w:jc w:val="both"/>
         <w:rPr>
           <w:rFonts w:ascii="Times New Roman" w:hAnsi="Times New Roman" w:cs="Times New Roman"/>
           <w:b/>
           <w:bCs/>
           <w:lang w:val="tr-TR"/>
         </w:rPr>
-        <w:t xml:space="preserve">Bu Temada Neler Öğreneceksiniz?</w:t>
-      </w:r>
-    </w:p>
-    <w:p>
-      <w:pPr>
-        <w:ind w:left="360"/>
-        <w:jc w:val="both"/>
-        <w:rPr>
-          <w:rFonts w:ascii="Times New Roman" w:hAnsi="Times New Roman" w:cs="Times New Roman"/>
-          <w:lang w:val="tr-TR"/>
-        </w:rPr>
-      </w:pPr>
-      <w:r>
-        <w:rPr>
-          <w:rFonts w:ascii="Times New Roman" w:hAnsi="Times New Roman" w:cs="Times New Roman"/>
-          <w:lang w:val="tr-TR"/>
-        </w:rPr>
-        <w:t xml:space="preserve">• Boyaya duyarlı güneş pillerinin verimliliklerine ilişkin bilimsel çıkarım yapacaksınız.</w:t>
-      </w:r>
-    </w:p>
-    <w:p>
-      <w:pPr>
-        <w:ind w:left="360"/>
-        <w:jc w:val="both"/>
-        <w:rPr>
-          <w:rFonts w:ascii="Times New Roman" w:hAnsi="Times New Roman" w:cs="Times New Roman"/>
-          <w:lang w:val="tr-TR"/>
-        </w:rPr>
-      </w:pPr>
-      <w:r>
-        <w:rPr>
-          <w:rFonts w:ascii="Times New Roman" w:hAnsi="Times New Roman" w:cs="Times New Roman"/>
-          <w:lang w:val="tr-TR"/>
-        </w:rPr>
-        <w:t xml:space="preserve">• Biyobozunur polimer eldesinde kullanılacak bileşenlere karar vereceksiniz.</w:t>
-      </w:r>
-    </w:p>
-    <w:p>
-      <w:pPr>
-        <w:ind w:left="360"/>
-        <w:jc w:val="both"/>
-        <w:rPr>
-          <w:rFonts w:ascii="Times New Roman" w:hAnsi="Times New Roman" w:cs="Times New Roman"/>
-          <w:lang w:val="tr-TR"/>
-        </w:rPr>
-      </w:pPr>
-      <w:r>
-        <w:rPr>
-          <w:rFonts w:ascii="Times New Roman" w:hAnsi="Times New Roman" w:cs="Times New Roman"/>
-          <w:lang w:val="tr-TR"/>
-        </w:rPr>
-        <w:t xml:space="preserve">• Yapay zekâ uygulamalarının sürdürülebilirliğe etkilerine yönelik eleştirel düşüneceksiniz.</w:t>
-      </w:r>
-    </w:p>
-    <w:p>
-      <w:pPr>
-        <w:jc w:val="both"/>
+      </w:pPr>
+      <w:r>
         <w:rPr>
           <w:rFonts w:ascii="Times New Roman" w:hAnsi="Times New Roman" w:cs="Times New Roman"/>
           <w:b/>
           <w:bCs/>
           <w:lang w:val="tr-TR"/>
         </w:rPr>
-      </w:pPr>
-      <w:r>
+        <w:t xml:space="preserve">Bu Temada Neler Öğreneceksiniz?</w:t>
+      </w:r>
+    </w:p>
+    <w:p>
+      <w:pPr>
+        <w:ind w:left="360"/>
+        <w:jc w:val="both"/>
+        <w:rPr>
+          <w:rFonts w:ascii="Times New Roman" w:hAnsi="Times New Roman" w:cs="Times New Roman"/>
+          <w:lang w:val="tr-TR"/>
+        </w:rPr>
+      </w:pPr>
+      <w:r>
+        <w:rPr>
+          <w:rFonts w:ascii="Times New Roman" w:hAnsi="Times New Roman" w:cs="Times New Roman"/>
+          <w:lang w:val="tr-TR"/>
+        </w:rPr>
+        <w:t xml:space="preserve">• Boyaya duyarlı güneş pillerinin verimliliklerine ilişkin bilimsel çıkarım yapacaksınız.</w:t>
+      </w:r>
+    </w:p>
+    <w:p>
+      <w:pPr>
+        <w:ind w:left="360"/>
+        <w:jc w:val="both"/>
+        <w:rPr>
+          <w:rFonts w:ascii="Times New Roman" w:hAnsi="Times New Roman" w:cs="Times New Roman"/>
+          <w:lang w:val="tr-TR"/>
+        </w:rPr>
+      </w:pPr>
+      <w:r>
+        <w:rPr>
+          <w:rFonts w:ascii="Times New Roman" w:hAnsi="Times New Roman" w:cs="Times New Roman"/>
+          <w:lang w:val="tr-TR"/>
+        </w:rPr>
+        <w:t xml:space="preserve">• Biyobozunur polimer eldesinde kullanılacak bileşenlere karar vereceksiniz.</w:t>
+      </w:r>
+    </w:p>
+    <w:p>
+      <w:pPr>
+        <w:ind w:left="360"/>
+        <w:jc w:val="both"/>
+        <w:rPr>
+          <w:rFonts w:ascii="Times New Roman" w:hAnsi="Times New Roman" w:cs="Times New Roman"/>
+          <w:lang w:val="tr-TR"/>
+        </w:rPr>
+      </w:pPr>
+      <w:r>
+        <w:rPr>
+          <w:rFonts w:ascii="Times New Roman" w:hAnsi="Times New Roman" w:cs="Times New Roman"/>
+          <w:lang w:val="tr-TR"/>
+        </w:rPr>
+        <w:t xml:space="preserve">• Yapay zekâ uygulamalarının sürdürülebilirliğe etkilerine yönelik eleştirel düşüneceksiniz.</w:t>
+      </w:r>
+    </w:p>
+    <w:p>
+      <w:pPr>
+        <w:jc w:val="both"/>
         <w:rPr>
           <w:rFonts w:ascii="Times New Roman" w:hAnsi="Times New Roman" w:cs="Times New Roman"/>
           <w:b/>
           <w:bCs/>
           <w:lang w:val="tr-TR"/>
         </w:rPr>
+      </w:pPr>
+      <w:r>
+        <w:rPr>
+          <w:rFonts w:ascii="Times New Roman" w:hAnsi="Times New Roman" w:cs="Times New Roman"/>
+          <w:b/>
+          <w:bCs/>
+          <w:lang w:val="tr-TR"/>
+        </w:rPr>
         <w:t xml:space="preserve">BÖLÜM: Nanobilim, Yeşil Kimya ve Sürdürülebilirlik</w:t>
       </w:r>
     </w:p>
-    <w:tbl>
-      <w:tblPr>
-        <w:tblW w:w="9000" w:type="dxa"/>
+    <w:p>
+      <w:pPr>
         <w:jc w:val="center"/>
-        <w:tblBorders>
-          <w:top w:val="single" w:sz="8" w:space="0" w:color="7F7F7F"/>
-          <w:left w:val="single" w:sz="8" w:space="0" w:color="7F7F7F"/>
-          <w:bottom w:val="single" w:sz="8" w:space="0" w:color="7F7F7F"/>
-          <w:right w:val="single" w:sz="8" w:space="0" w:color="7F7F7F"/>
-        </w:tblBorders>
-      </w:tblPr>
-      <w:tblGrid>
-        <w:gridCol w:w="9000"/>
-      </w:tblGrid>
-      <w:tr>
-        <w:tc>
-          <w:tcPr>
-            <w:tcW w:w="9000" w:type="dxa"/>
-            <w:shd w:val="clear" w:color="auto" w:fill="EDEDED"/>
-          </w:tcPr>
-          <w:p>
-            <w:pPr>
-              <w:jc w:val="both"/>
-              <w:rPr>
-                <w:rFonts w:ascii="Times New Roman" w:hAnsi="Times New Roman" w:cs="Times New Roman"/>
-                <w:lang w:val="tr-TR"/>
-              </w:rPr>
-            </w:pPr>
-            <w:r>
-              <w:rPr>
-                <w:rFonts w:ascii="Times New Roman" w:hAnsi="Times New Roman" w:cs="Times New Roman"/>
-                <w:lang w:val="tr-TR"/>
-              </w:rPr>
-              <w:t xml:space="preserve">GÖRSEL ALANI (Bölüm kapağı, tam sayfa; Shutterstock)</w:t>
-            </w:r>
-          </w:p>
-          <w:p>
-            <w:pPr>
-              <w:jc w:val="both"/>
-              <w:rPr>
-                <w:rFonts w:ascii="Times New Roman" w:hAnsi="Times New Roman" w:cs="Times New Roman"/>
-                <w:lang w:val="tr-TR"/>
-              </w:rPr>
-            </w:pPr>
-            <w:r>
-              <w:rPr>
-                <w:rFonts w:ascii="Times New Roman" w:hAnsi="Times New Roman" w:cs="Times New Roman"/>
-                <w:lang w:val="tr-TR"/>
-              </w:rPr>
-              <w:t xml:space="preserve">Tarif: Yeşil bir arazide güneş panelleri ve rüzgâr türbinleri, ön planda güneş ışığı alan taze yapraklar; doğa ile teknolojinin uyumunu anlatan sürdürülebilirlik temalı görsel (tam sayfa bölüm kapağı).</w:t>
-            </w:r>
-          </w:p>
-          <w:p>
-            <w:pPr>
-              <w:jc w:val="both"/>
-              <w:rPr>
-                <w:rFonts w:ascii="Times New Roman" w:hAnsi="Times New Roman" w:cs="Times New Roman"/>
-                <w:lang w:val="tr-TR"/>
-              </w:rPr>
-            </w:pPr>
-            <w:r>
-              <w:rPr>
-                <w:rFonts w:ascii="Times New Roman" w:hAnsi="Times New Roman" w:cs="Times New Roman"/>
-                <w:lang w:val="tr-TR"/>
-              </w:rPr>
-              <w:t xml:space="preserve">Shutter ID: 2842308781 (fotoğraf) — Wind turbines and solar panels on green hills</w:t>
-            </w:r>
-          </w:p>
-        </w:tc>
-      </w:tr>
-    </w:tbl>
-    <w:p>
-      <w:pPr>
-        <w:jc w:val="both"/>
-        <w:rPr>
-          <w:rFonts w:ascii="Times New Roman" w:hAnsi="Times New Roman" w:cs="Times New Roman"/>
-          <w:lang w:val="tr-TR"/>
-        </w:rPr>
-      </w:pPr>
+      </w:pPr>
+      <w:r>
+        <w:drawing>
+          <wp:inline xmlns:a="http://schemas.openxmlformats.org/drawingml/2006/main" xmlns:pic="http://schemas.openxmlformats.org/drawingml/2006/picture">
+            <wp:extent cx="5289795" cy="4319999"/>
+            <wp:docPr id="900015" name="Picture 900015"/>
+            <wp:cNvGraphicFramePr>
+              <a:graphicFrameLocks noChangeAspect="1"/>
+            </wp:cNvGraphicFramePr>
+            <a:graphic>
+              <a:graphicData uri="http://schemas.openxmlformats.org/drawingml/2006/picture">
+                <pic:pic>
+                  <pic:nvPicPr>
+                    <pic:cNvPr id="0" name="2842308781_d.jpg"/>
+                    <pic:cNvPicPr/>
+                  </pic:nvPicPr>
+                  <pic:blipFill>
+                    <a:blip r:embed="rId12"/>
+                    <a:stretch>
+                      <a:fillRect/>
+                    </a:stretch>
+                  </pic:blipFill>
+                  <pic:spPr>
+                    <a:xfrm>
+                      <a:off x="0" y="0"/>
+                      <a:ext cx="5289795" cy="4319999"/>
+                    </a:xfrm>
+                    <a:prstGeom prst="rect"/>
+                  </pic:spPr>
+                </pic:pic>
+              </a:graphicData>
+            </a:graphic>
+          </wp:inline>
+        </w:drawing>
+      </w:r>
+    </w:p>
+    <w:p>
+      <w:pPr>
+        <w:jc w:val="center"/>
+      </w:pPr>
+      <w:r>
+        <w:rPr>
+          <w:rFonts w:ascii="Times New Roman" w:hAnsi="Times New Roman" w:cs="Times New Roman"/>
+          <w:b/>
+          <w:bCs/>
+          <w:highlight w:val="yellow"/>
+          <w:lang w:val="tr-TR"/>
+        </w:rPr>
+        <w:t xml:space="preserve">Shutter id: 2842308781 (bölüm kapağı, tam sayfa)</w:t>
+      </w:r>
     </w:p>
     <w:tbl>
       <w:tblPr>
@@ -1076,85 +1024,59 @@
         <w:t xml:space="preserve">Evlerimizde uzaktan kumandalardan oyuncaklara, saatlerden el fenerlerine kadar pek çok cihaz pille çalışır. Kullanım ömrü dolan pillerin bir kısmı atık pil toplama kutularına bırakılırken bir kısmı ne yazık ki evsel çöplerle birlikte atılır.</w:t>
       </w:r>
     </w:p>
-    <w:tbl>
-      <w:tblPr>
-        <w:tblW w:w="9000" w:type="dxa"/>
+    <w:p>
+      <w:pPr>
         <w:jc w:val="center"/>
-        <w:tblBorders>
-          <w:top w:val="single" w:sz="8" w:space="0" w:color="7F7F7F"/>
-          <w:left w:val="single" w:sz="8" w:space="0" w:color="7F7F7F"/>
-          <w:bottom w:val="single" w:sz="8" w:space="0" w:color="7F7F7F"/>
-          <w:right w:val="single" w:sz="8" w:space="0" w:color="7F7F7F"/>
-        </w:tblBorders>
-      </w:tblPr>
-      <w:tblGrid>
-        <w:gridCol w:w="9000"/>
-      </w:tblGrid>
-      <w:tr>
-        <w:tc>
-          <w:tcPr>
-            <w:tcW w:w="9000" w:type="dxa"/>
-            <w:shd w:val="clear" w:color="auto" w:fill="EDEDED"/>
-          </w:tcPr>
-          <w:p>
-            <w:pPr>
-              <w:jc w:val="both"/>
-              <w:rPr>
-                <w:rFonts w:ascii="Times New Roman" w:hAnsi="Times New Roman" w:cs="Times New Roman"/>
-                <w:lang w:val="tr-TR"/>
-              </w:rPr>
-            </w:pPr>
-            <w:r>
-              <w:rPr>
-                <w:rFonts w:ascii="Times New Roman" w:hAnsi="Times New Roman" w:cs="Times New Roman"/>
-                <w:lang w:val="tr-TR"/>
-              </w:rPr>
-              <w:t xml:space="preserve">GÖRSEL ALANI (Shutterstock)</w:t>
-            </w:r>
-          </w:p>
-          <w:p>
-            <w:pPr>
-              <w:jc w:val="both"/>
-              <w:rPr>
-                <w:rFonts w:ascii="Times New Roman" w:hAnsi="Times New Roman" w:cs="Times New Roman"/>
-                <w:lang w:val="tr-TR"/>
-              </w:rPr>
-            </w:pPr>
-            <w:r>
-              <w:rPr>
-                <w:rFonts w:ascii="Times New Roman" w:hAnsi="Times New Roman" w:cs="Times New Roman"/>
-                <w:lang w:val="tr-TR"/>
-              </w:rPr>
-              <w:t xml:space="preserve">Tarif: Okul ya da market girişindeki atık pil toplama kutusuna kullanılmış kalem pilleri bırakan bir el (marka/logo görünmesin).</w:t>
-            </w:r>
-          </w:p>
-          <w:p>
-            <w:pPr>
-              <w:jc w:val="both"/>
-              <w:rPr>
-                <w:rFonts w:ascii="Times New Roman" w:hAnsi="Times New Roman" w:cs="Times New Roman"/>
-                <w:lang w:val="tr-TR"/>
-              </w:rPr>
-            </w:pPr>
-            <w:r>
-              <w:rPr>
-                <w:rFonts w:ascii="Times New Roman" w:hAnsi="Times New Roman" w:cs="Times New Roman"/>
-                <w:lang w:val="tr-TR"/>
-              </w:rPr>
-              <w:t xml:space="preserve">Shutter ID: 2689278777 (fotoğraf) — Battery recycling box</w:t>
-            </w:r>
-          </w:p>
-        </w:tc>
-      </w:tr>
-    </w:tbl>
-    <w:p>
-      <w:pPr>
-        <w:jc w:val="both"/>
-        <w:rPr>
-          <w:rFonts w:ascii="Times New Roman" w:hAnsi="Times New Roman" w:cs="Times New Roman"/>
-          <w:lang w:val="tr-TR"/>
-        </w:rPr>
-      </w:pPr>
+      </w:pPr>
+      <w:r>
+        <w:drawing>
+          <wp:inline xmlns:a="http://schemas.openxmlformats.org/drawingml/2006/main" xmlns:pic="http://schemas.openxmlformats.org/drawingml/2006/picture">
+            <wp:extent cx="1570275" cy="2520000"/>
+            <wp:docPr id="900016" name="Picture 900016"/>
+            <wp:cNvGraphicFramePr>
+              <a:graphicFrameLocks noChangeAspect="1"/>
+            </wp:cNvGraphicFramePr>
+            <a:graphic>
+              <a:graphicData uri="http://schemas.openxmlformats.org/drawingml/2006/picture">
+                <pic:pic>
+                  <pic:nvPicPr>
+                    <pic:cNvPr id="0" name="2689278777_d.jpg"/>
+                    <pic:cNvPicPr/>
+                  </pic:nvPicPr>
+                  <pic:blipFill>
+                    <a:blip r:embed="rId13"/>
+                    <a:stretch>
+                      <a:fillRect/>
+                    </a:stretch>
+                  </pic:blipFill>
+                  <pic:spPr>
+                    <a:xfrm>
+                      <a:off x="0" y="0"/>
+                      <a:ext cx="1570275" cy="2520000"/>
+                    </a:xfrm>
+                    <a:prstGeom prst="rect"/>
+                  </pic:spPr>
+                </pic:pic>
+              </a:graphicData>
+            </a:graphic>
+          </wp:inline>
+        </w:drawing>
+      </w:r>
+    </w:p>
+    <w:p>
+      <w:pPr>
+        <w:jc w:val="center"/>
+      </w:pPr>
+      <w:r>
+        <w:rPr>
+          <w:rFonts w:ascii="Times New Roman" w:hAnsi="Times New Roman" w:cs="Times New Roman"/>
+          <w:b/>
+          <w:bCs/>
+          <w:highlight w:val="yellow"/>
+          <w:lang w:val="tr-TR"/>
+        </w:rPr>
+        <w:t xml:space="preserve">Shutter id: 2689278777</w:t>
+      </w:r>
     </w:p>
     <w:p>
       <w:pPr>
@@ -1460,85 +1382,59 @@
         <w:t xml:space="preserve">Bahçedeki bir ağacın yaprakları her gün güneş ışığını soğurarak havadaki karbon dioksit ve topraktan aldığı su ile besin üretir. Binaların çatılarındaki koyu renkli güneş panelleri ise ışığı doğrudan elektriğe dönüştürür (Görsel C). Son yıllarda bina cephelerinde, sırt çantalarında ve kapalı ortamda çalışan küçük elektronik cihazlarda kırmızı, turuncu ya da yeşil renkli, yarı saydam güneş hücreleri de kullanılmaya başlanmıştır (Görsel D). Peki, bir yaprağın ışığı kullanma biçimi ile bir güneş hücresinin çalışması arasında bir benzerlik olabilir mi? Böğürtlenin ya da karadutun rengini veren boya maddesi elektrik üretmek için kullanılabilir mi? Farklı türdeki güneş pillerinden hangisi hangi koşulda daha verimli çalışır ve hangisi çevre için daha uygundur? Bu soruların cevabını bir etkinlik yaparak keşfediniz. Analiz ve Keşif Atölyesi 3.1.’de bilimsel çıkarım yapacaksınız: Farklı güneş pillerinin niteliklerini tanımlayacak, hazır veri setlerinden ve kendi hazırladığınız hücreden veri toplayıp kaydedecek, bu verileri yorumlayarak yeşil kimya ve sürdürülebilir kalkınma açısından değerlendireceksiniz. Grubunuzla iş birliği yaparken fikirlerinizi açıkça paylaşacak, arkadaşlarınızın bakış açısını anlamaya çalışacak; temiz enerjiye duyarlılık, tasarruf ve temizlik değerlerini de destekleyeceksiniz.</w:t>
       </w:r>
     </w:p>
-    <w:tbl>
-      <w:tblPr>
-        <w:tblW w:w="9000" w:type="dxa"/>
+    <w:p>
+      <w:pPr>
         <w:jc w:val="center"/>
-        <w:tblBorders>
-          <w:top w:val="single" w:sz="8" w:space="0" w:color="7F7F7F"/>
-          <w:left w:val="single" w:sz="8" w:space="0" w:color="7F7F7F"/>
-          <w:bottom w:val="single" w:sz="8" w:space="0" w:color="7F7F7F"/>
-          <w:right w:val="single" w:sz="8" w:space="0" w:color="7F7F7F"/>
-        </w:tblBorders>
-      </w:tblPr>
-      <w:tblGrid>
-        <w:gridCol w:w="9000"/>
-      </w:tblGrid>
-      <w:tr>
-        <w:tc>
-          <w:tcPr>
-            <w:tcW w:w="9000" w:type="dxa"/>
-            <w:shd w:val="clear" w:color="auto" w:fill="EDEDED"/>
-          </w:tcPr>
-          <w:p>
-            <w:pPr>
-              <w:jc w:val="both"/>
-              <w:rPr>
-                <w:rFonts w:ascii="Times New Roman" w:hAnsi="Times New Roman" w:cs="Times New Roman"/>
-                <w:lang w:val="tr-TR"/>
-              </w:rPr>
-            </w:pPr>
-            <w:r>
-              <w:rPr>
-                <w:rFonts w:ascii="Times New Roman" w:hAnsi="Times New Roman" w:cs="Times New Roman"/>
-                <w:lang w:val="tr-TR"/>
-              </w:rPr>
-              <w:t xml:space="preserve">GÖRSEL ALANI (Shutterstock)</w:t>
-            </w:r>
-          </w:p>
-          <w:p>
-            <w:pPr>
-              <w:jc w:val="both"/>
-              <w:rPr>
-                <w:rFonts w:ascii="Times New Roman" w:hAnsi="Times New Roman" w:cs="Times New Roman"/>
-                <w:lang w:val="tr-TR"/>
-              </w:rPr>
-            </w:pPr>
-            <w:r>
-              <w:rPr>
-                <w:rFonts w:ascii="Times New Roman" w:hAnsi="Times New Roman" w:cs="Times New Roman"/>
-                <w:lang w:val="tr-TR"/>
-              </w:rPr>
-              <w:t xml:space="preserve">Tarif: Bir evin ya da okulun çatısına yerleştirilmiş koyu mavi-siyah renkli silisyum güneş panelleri.</w:t>
-            </w:r>
-          </w:p>
-          <w:p>
-            <w:pPr>
-              <w:jc w:val="both"/>
-              <w:rPr>
-                <w:rFonts w:ascii="Times New Roman" w:hAnsi="Times New Roman" w:cs="Times New Roman"/>
-                <w:lang w:val="tr-TR"/>
-              </w:rPr>
-            </w:pPr>
-            <w:r>
-              <w:rPr>
-                <w:rFonts w:ascii="Times New Roman" w:hAnsi="Times New Roman" w:cs="Times New Roman"/>
-                <w:lang w:val="tr-TR"/>
-              </w:rPr>
-              <w:t xml:space="preserve">Shutter ID: 2745706979 (fotoğraf) — Rooftop solar panel installation</w:t>
-            </w:r>
-          </w:p>
-        </w:tc>
-      </w:tr>
-    </w:tbl>
-    <w:p>
-      <w:pPr>
-        <w:jc w:val="both"/>
-        <w:rPr>
-          <w:rFonts w:ascii="Times New Roman" w:hAnsi="Times New Roman" w:cs="Times New Roman"/>
-          <w:lang w:val="tr-TR"/>
-        </w:rPr>
-      </w:pPr>
+      </w:pPr>
+      <w:r>
+        <w:drawing>
+          <wp:inline xmlns:a="http://schemas.openxmlformats.org/drawingml/2006/main" xmlns:pic="http://schemas.openxmlformats.org/drawingml/2006/picture">
+            <wp:extent cx="4195338" cy="2520000"/>
+            <wp:docPr id="900017" name="Picture 900017"/>
+            <wp:cNvGraphicFramePr>
+              <a:graphicFrameLocks noChangeAspect="1"/>
+            </wp:cNvGraphicFramePr>
+            <a:graphic>
+              <a:graphicData uri="http://schemas.openxmlformats.org/drawingml/2006/picture">
+                <pic:pic>
+                  <pic:nvPicPr>
+                    <pic:cNvPr id="0" name="2745706979_d.jpg"/>
+                    <pic:cNvPicPr/>
+                  </pic:nvPicPr>
+                  <pic:blipFill>
+                    <a:blip r:embed="rId14"/>
+                    <a:stretch>
+                      <a:fillRect/>
+                    </a:stretch>
+                  </pic:blipFill>
+                  <pic:spPr>
+                    <a:xfrm>
+                      <a:off x="0" y="0"/>
+                      <a:ext cx="4195338" cy="2520000"/>
+                    </a:xfrm>
+                    <a:prstGeom prst="rect"/>
+                  </pic:spPr>
+                </pic:pic>
+              </a:graphicData>
+            </a:graphic>
+          </wp:inline>
+        </w:drawing>
+      </w:r>
+    </w:p>
+    <w:p>
+      <w:pPr>
+        <w:jc w:val="center"/>
+      </w:pPr>
+      <w:r>
+        <w:rPr>
+          <w:rFonts w:ascii="Times New Roman" w:hAnsi="Times New Roman" w:cs="Times New Roman"/>
+          <w:b/>
+          <w:bCs/>
+          <w:highlight w:val="yellow"/>
+          <w:lang w:val="tr-TR"/>
+        </w:rPr>
+        <w:t xml:space="preserve">Shutter id: 2745706979</w:t>
+      </w:r>
     </w:p>
     <w:p>
       <w:pPr>

--- a/Kim12-3-1-Boyaya-Duyarli-Gunes-Pilleri.docx
+++ b/Kim12-3-1-Boyaya-Duyarli-Gunes-Pilleri.docx
@@ -422,93 +422,45 @@
         <w:t xml:space="preserve">Shutter id: 2842308781 (bölüm kapağı, tam sayfa)</w:t>
       </w:r>
     </w:p>
-    <w:tbl>
-      <w:tblPr>
-        <w:tblW w:w="9000" w:type="dxa"/>
+    <w:p>
+      <w:pPr>
         <w:jc w:val="center"/>
-        <w:tblBorders>
-          <w:top w:val="single" w:sz="8" w:space="0" w:color="7F7F7F"/>
-          <w:left w:val="single" w:sz="8" w:space="0" w:color="7F7F7F"/>
-          <w:bottom w:val="single" w:sz="8" w:space="0" w:color="7F7F7F"/>
-          <w:right w:val="single" w:sz="8" w:space="0" w:color="7F7F7F"/>
-        </w:tblBorders>
-      </w:tblPr>
-      <w:tblGrid>
-        <w:gridCol w:w="9000"/>
-      </w:tblGrid>
-      <w:tr>
-        <w:tc>
-          <w:tcPr>
-            <w:tcW w:w="9000" w:type="dxa"/>
-            <w:shd w:val="clear" w:color="auto" w:fill="EDEDED"/>
-          </w:tcPr>
-          <w:p>
-            <w:pPr>
-              <w:jc w:val="both"/>
-              <w:rPr>
-                <w:rFonts w:ascii="Times New Roman" w:hAnsi="Times New Roman" w:cs="Times New Roman"/>
-                <w:lang w:val="tr-TR"/>
-              </w:rPr>
-            </w:pPr>
-            <w:r>
-              <w:rPr>
-                <w:rFonts w:ascii="Times New Roman" w:hAnsi="Times New Roman" w:cs="Times New Roman"/>
-                <w:lang w:val="tr-TR"/>
-              </w:rPr>
-              <w:t xml:space="preserve">GÖRSEL ALANI</w:t>
-            </w:r>
-          </w:p>
-          <w:p>
-            <w:pPr>
-              <w:jc w:val="both"/>
-              <w:rPr>
-                <w:rFonts w:ascii="Times New Roman" w:hAnsi="Times New Roman" w:cs="Times New Roman"/>
-                <w:lang w:val="tr-TR"/>
-              </w:rPr>
-            </w:pPr>
-            <w:r>
-              <w:rPr>
-                <w:rFonts w:ascii="Times New Roman" w:hAnsi="Times New Roman" w:cs="Times New Roman"/>
-                <w:lang w:val="tr-TR"/>
-              </w:rPr>
-              <w:t xml:space="preserve">Tarif: Bir yaprağın yakın çekimi; yaprağın üzerinde ince güneş hücresi şeritleri ya da yaprağın yanında küçük bir boyaya duyarlı güneş hücresi (kırmızı-mor renkli cam plaka).</w:t>
-            </w:r>
-          </w:p>
-          <w:p>
-            <w:pPr>
-              <w:jc w:val="both"/>
-              <w:rPr>
-                <w:rFonts w:ascii="Times New Roman" w:hAnsi="Times New Roman" w:cs="Times New Roman"/>
-                <w:lang w:val="tr-TR"/>
-              </w:rPr>
-            </w:pPr>
-            <w:r>
-              <w:rPr>
-                <w:rFonts w:ascii="Times New Roman" w:hAnsi="Times New Roman" w:cs="Times New Roman"/>
-                <w:lang w:val="tr-TR"/>
-              </w:rPr>
-              <w:t xml:space="preserve">Shutterstock arama: “dye sensitized solar cell leaf”</w:t>
-            </w:r>
-          </w:p>
-          <w:p>
-            <w:pPr>
-              <w:jc w:val="both"/>
-              <w:rPr>
-                <w:rFonts w:ascii="Times New Roman" w:hAnsi="Times New Roman" w:cs="Times New Roman"/>
-                <w:lang w:val="tr-TR"/>
-              </w:rPr>
-            </w:pPr>
-            <w:r>
-              <w:rPr>
-                <w:rFonts w:ascii="Times New Roman" w:hAnsi="Times New Roman" w:cs="Times New Roman"/>
-                <w:lang w:val="tr-TR"/>
-              </w:rPr>
-              <w:t xml:space="preserve">Shutter ID: Boyaya duyarlı güneş hücresi fotoğrafı bulunamadı; atölyede yapılan hücrenin fotoğrafı çekilmeli ya da yayınevi çizmeli.</w:t>
-            </w:r>
-          </w:p>
-        </w:tc>
-      </w:tr>
-    </w:tbl>
+      </w:pPr>
+      <w:r>
+        <w:drawing>
+          <wp:inline xmlns:a="http://schemas.openxmlformats.org/drawingml/2006/main" xmlns:pic="http://schemas.openxmlformats.org/drawingml/2006/picture">
+            <wp:extent cx="3960000" cy="2158337"/>
+            <wp:docPr id="900018" name="Picture 900018"/>
+            <wp:cNvGraphicFramePr>
+              <a:graphicFrameLocks noChangeAspect="1"/>
+            </wp:cNvGraphicFramePr>
+            <a:graphic>
+              <a:graphicData uri="http://schemas.openxmlformats.org/drawingml/2006/picture">
+                <pic:pic>
+                  <pic:nvPicPr>
+                    <pic:cNvPr id="0" name="k12_31_yaprak_hucre.png"/>
+                    <pic:cNvPicPr/>
+                  </pic:nvPicPr>
+                  <pic:blipFill>
+                    <a:blip r:embed="rId15"/>
+                    <a:stretch>
+                      <a:fillRect/>
+                    </a:stretch>
+                  </pic:blipFill>
+                  <pic:spPr>
+                    <a:xfrm>
+                      <a:off x="0" y="0"/>
+                      <a:ext cx="3960000" cy="2158337"/>
+                    </a:xfrm>
+                    <a:prstGeom prst="rect"/>
+                  </pic:spPr>
+                </pic:pic>
+              </a:graphicData>
+            </a:graphic>
+          </wp:inline>
+        </w:drawing>
+      </w:r>
+    </w:p>
     <w:p>
       <w:pPr>
         <w:jc w:val="both"/>
@@ -1461,93 +1413,45 @@
         <w:t xml:space="preserve"> Çatıdaki silisyum güneş panelleri</w:t>
       </w:r>
     </w:p>
-    <w:tbl>
-      <w:tblPr>
-        <w:tblW w:w="9000" w:type="dxa"/>
+    <w:p>
+      <w:pPr>
         <w:jc w:val="center"/>
-        <w:tblBorders>
-          <w:top w:val="single" w:sz="8" w:space="0" w:color="7F7F7F"/>
-          <w:left w:val="single" w:sz="8" w:space="0" w:color="7F7F7F"/>
-          <w:bottom w:val="single" w:sz="8" w:space="0" w:color="7F7F7F"/>
-          <w:right w:val="single" w:sz="8" w:space="0" w:color="7F7F7F"/>
-        </w:tblBorders>
-      </w:tblPr>
-      <w:tblGrid>
-        <w:gridCol w:w="9000"/>
-      </w:tblGrid>
-      <w:tr>
-        <w:tc>
-          <w:tcPr>
-            <w:tcW w:w="9000" w:type="dxa"/>
-            <w:shd w:val="clear" w:color="auto" w:fill="EDEDED"/>
-          </w:tcPr>
-          <w:p>
-            <w:pPr>
-              <w:jc w:val="both"/>
-              <w:rPr>
-                <w:rFonts w:ascii="Times New Roman" w:hAnsi="Times New Roman" w:cs="Times New Roman"/>
-                <w:lang w:val="tr-TR"/>
-              </w:rPr>
-            </w:pPr>
-            <w:r>
-              <w:rPr>
-                <w:rFonts w:ascii="Times New Roman" w:hAnsi="Times New Roman" w:cs="Times New Roman"/>
-                <w:lang w:val="tr-TR"/>
-              </w:rPr>
-              <w:t xml:space="preserve">GÖRSEL ALANI</w:t>
-            </w:r>
-          </w:p>
-          <w:p>
-            <w:pPr>
-              <w:jc w:val="both"/>
-              <w:rPr>
-                <w:rFonts w:ascii="Times New Roman" w:hAnsi="Times New Roman" w:cs="Times New Roman"/>
-                <w:lang w:val="tr-TR"/>
-              </w:rPr>
-            </w:pPr>
-            <w:r>
-              <w:rPr>
-                <w:rFonts w:ascii="Times New Roman" w:hAnsi="Times New Roman" w:cs="Times New Roman"/>
-                <w:lang w:val="tr-TR"/>
-              </w:rPr>
-              <w:t xml:space="preserve">Tarif: Kırmızı-turuncu-yeşil tonlarda, yarı saydam boyaya duyarlı güneş hücresi panellerinden oluşan bir cam cephe ya da laboratuvarda tutulan küçük kırmızı-mor renkli hücre (marka görünmesin).</w:t>
-            </w:r>
-          </w:p>
-          <w:p>
-            <w:pPr>
-              <w:jc w:val="both"/>
-              <w:rPr>
-                <w:rFonts w:ascii="Times New Roman" w:hAnsi="Times New Roman" w:cs="Times New Roman"/>
-                <w:lang w:val="tr-TR"/>
-              </w:rPr>
-            </w:pPr>
-            <w:r>
-              <w:rPr>
-                <w:rFonts w:ascii="Times New Roman" w:hAnsi="Times New Roman" w:cs="Times New Roman"/>
-                <w:lang w:val="tr-TR"/>
-              </w:rPr>
-              <w:t xml:space="preserve">Shutterstock arama: “dye sensitized solar cell colorful glass”</w:t>
-            </w:r>
-          </w:p>
-          <w:p>
-            <w:pPr>
-              <w:jc w:val="both"/>
-              <w:rPr>
-                <w:rFonts w:ascii="Times New Roman" w:hAnsi="Times New Roman" w:cs="Times New Roman"/>
-                <w:lang w:val="tr-TR"/>
-              </w:rPr>
-            </w:pPr>
-            <w:r>
-              <w:rPr>
-                <w:rFonts w:ascii="Times New Roman" w:hAnsi="Times New Roman" w:cs="Times New Roman"/>
-                <w:lang w:val="tr-TR"/>
-              </w:rPr>
-              <w:t xml:space="preserve">Shutter ID: Boyaya duyarlı güneş hücresi cephe/hücre fotoğrafı bulunamadı; atölyede yapılan hücrenin fotoğrafı çekilmeli ya da yayınevi çizmeli.</w:t>
-            </w:r>
-          </w:p>
-        </w:tc>
-      </w:tr>
-    </w:tbl>
+      </w:pPr>
+      <w:r>
+        <w:drawing>
+          <wp:inline xmlns:a="http://schemas.openxmlformats.org/drawingml/2006/main" xmlns:pic="http://schemas.openxmlformats.org/drawingml/2006/picture">
+            <wp:extent cx="2628000" cy="2015205"/>
+            <wp:docPr id="900019" name="Picture 900019"/>
+            <wp:cNvGraphicFramePr>
+              <a:graphicFrameLocks noChangeAspect="1"/>
+            </wp:cNvGraphicFramePr>
+            <a:graphic>
+              <a:graphicData uri="http://schemas.openxmlformats.org/drawingml/2006/picture">
+                <pic:pic>
+                  <pic:nvPicPr>
+                    <pic:cNvPr id="0" name="k12_31_renkli_cephe.png"/>
+                    <pic:cNvPicPr/>
+                  </pic:nvPicPr>
+                  <pic:blipFill>
+                    <a:blip r:embed="rId16"/>
+                    <a:stretch>
+                      <a:fillRect/>
+                    </a:stretch>
+                  </pic:blipFill>
+                  <pic:spPr>
+                    <a:xfrm>
+                      <a:off x="0" y="0"/>
+                      <a:ext cx="2628000" cy="2015205"/>
+                    </a:xfrm>
+                    <a:prstGeom prst="rect"/>
+                  </pic:spPr>
+                </pic:pic>
+              </a:graphicData>
+            </a:graphic>
+          </wp:inline>
+        </w:drawing>
+      </w:r>
+    </w:p>
     <w:p>
       <w:pPr>
         <w:jc w:val="both"/>
@@ -1742,93 +1646,45 @@
         <w:t xml:space="preserve">Aşağıdaki görselde okul laboratuvarında hazırlanabilen bir güneş hücresinin katmanları gösterilmiştir. Hücredeki boya maddesi ile yapraktaki klorofil, hücredeki elektrolit çözeltisi ile fotosentezde elektron kaynağı olan su arasında hangi benzerlikleri fark ediyorsunuz?</w:t>
       </w:r>
     </w:p>
-    <w:tbl>
-      <w:tblPr>
-        <w:tblW w:w="9000" w:type="dxa"/>
+    <w:p>
+      <w:pPr>
         <w:jc w:val="center"/>
-        <w:tblBorders>
-          <w:top w:val="single" w:sz="8" w:space="0" w:color="7F7F7F"/>
-          <w:left w:val="single" w:sz="8" w:space="0" w:color="7F7F7F"/>
-          <w:bottom w:val="single" w:sz="8" w:space="0" w:color="7F7F7F"/>
-          <w:right w:val="single" w:sz="8" w:space="0" w:color="7F7F7F"/>
-        </w:tblBorders>
-      </w:tblPr>
-      <w:tblGrid>
-        <w:gridCol w:w="9000"/>
-      </w:tblGrid>
-      <w:tr>
-        <w:tc>
-          <w:tcPr>
-            <w:tcW w:w="9000" w:type="dxa"/>
-            <w:shd w:val="clear" w:color="auto" w:fill="EDEDED"/>
-          </w:tcPr>
-          <w:p>
-            <w:pPr>
-              <w:jc w:val="both"/>
-              <w:rPr>
-                <w:rFonts w:ascii="Times New Roman" w:hAnsi="Times New Roman" w:cs="Times New Roman"/>
-                <w:lang w:val="tr-TR"/>
-              </w:rPr>
-            </w:pPr>
-            <w:r>
-              <w:rPr>
-                <w:rFonts w:ascii="Times New Roman" w:hAnsi="Times New Roman" w:cs="Times New Roman"/>
-                <w:lang w:val="tr-TR"/>
-              </w:rPr>
-              <w:t xml:space="preserve">GÖRSEL ALANI</w:t>
-            </w:r>
-          </w:p>
-          <w:p>
-            <w:pPr>
-              <w:jc w:val="both"/>
-              <w:rPr>
-                <w:rFonts w:ascii="Times New Roman" w:hAnsi="Times New Roman" w:cs="Times New Roman"/>
-                <w:lang w:val="tr-TR"/>
-              </w:rPr>
-            </w:pPr>
-            <w:r>
-              <w:rPr>
-                <w:rFonts w:ascii="Times New Roman" w:hAnsi="Times New Roman" w:cs="Times New Roman"/>
-                <w:lang w:val="tr-TR"/>
-              </w:rPr>
-              <w:t xml:space="preserve">Tarif: Yandan kesit şeması (vektörel, yayınevi çizecek): üstte iletken kaplamalı cam; altında beyaz titanyum dioksit nanoparçacık katmanı ve parçacıkların yüzeyine tutunmuş mor boya molekülleri; ortada iyot/iyodür içeren elektrolit; altta grafit (karbon) kaplı iletken cam (karşı elektrot); iki cam bir dış devre ile küçük bir LED’e bağlı; üstten gelen güneş ışığı okları. Katman adları Türkçe yazılsın.</w:t>
-            </w:r>
-          </w:p>
-          <w:p>
-            <w:pPr>
-              <w:jc w:val="both"/>
-              <w:rPr>
-                <w:rFonts w:ascii="Times New Roman" w:hAnsi="Times New Roman" w:cs="Times New Roman"/>
-                <w:lang w:val="tr-TR"/>
-              </w:rPr>
-            </w:pPr>
-            <w:r>
-              <w:rPr>
-                <w:rFonts w:ascii="Times New Roman" w:hAnsi="Times New Roman" w:cs="Times New Roman"/>
-                <w:lang w:val="tr-TR"/>
-              </w:rPr>
-              <w:t xml:space="preserve">Shutterstock arama: “dye sensitized solar cell structure diagram”</w:t>
-            </w:r>
-          </w:p>
-          <w:p>
-            <w:pPr>
-              <w:jc w:val="both"/>
-              <w:rPr>
-                <w:rFonts w:ascii="Times New Roman" w:hAnsi="Times New Roman" w:cs="Times New Roman"/>
-                <w:lang w:val="tr-TR"/>
-              </w:rPr>
-            </w:pPr>
-            <w:r>
-              <w:rPr>
-                <w:rFonts w:ascii="Times New Roman" w:hAnsi="Times New Roman" w:cs="Times New Roman"/>
-                <w:lang w:val="tr-TR"/>
-              </w:rPr>
-              <w:t xml:space="preserve">Shutter ID: Yok; şema yayınevi tarafından çizilecek.</w:t>
-            </w:r>
-          </w:p>
-        </w:tc>
-      </w:tr>
-    </w:tbl>
+      </w:pPr>
+      <w:r>
+        <w:drawing>
+          <wp:inline xmlns:a="http://schemas.openxmlformats.org/drawingml/2006/main" xmlns:pic="http://schemas.openxmlformats.org/drawingml/2006/picture">
+            <wp:extent cx="5040000" cy="3204501"/>
+            <wp:docPr id="900020" name="Picture 900020"/>
+            <wp:cNvGraphicFramePr>
+              <a:graphicFrameLocks noChangeAspect="1"/>
+            </wp:cNvGraphicFramePr>
+            <a:graphic>
+              <a:graphicData uri="http://schemas.openxmlformats.org/drawingml/2006/picture">
+                <pic:pic>
+                  <pic:nvPicPr>
+                    <pic:cNvPr id="0" name="k12_31_dssc_kesit.png"/>
+                    <pic:cNvPicPr/>
+                  </pic:nvPicPr>
+                  <pic:blipFill>
+                    <a:blip r:embed="rId17"/>
+                    <a:stretch>
+                      <a:fillRect/>
+                    </a:stretch>
+                  </pic:blipFill>
+                  <pic:spPr>
+                    <a:xfrm>
+                      <a:off x="0" y="0"/>
+                      <a:ext cx="5040000" cy="3204501"/>
+                    </a:xfrm>
+                    <a:prstGeom prst="rect"/>
+                  </pic:spPr>
+                </pic:pic>
+              </a:graphicData>
+            </a:graphic>
+          </wp:inline>
+        </w:drawing>
+      </w:r>
+    </w:p>
     <w:p>
       <w:pPr>
         <w:jc w:val="both"/>
@@ -7471,93 +7327,45 @@
         <w:t xml:space="preserve"> denir. Bu hücreler, geliştiricilerinden Michael Grätzel’in adıyla Grätzel hücresi olarak da bilinir. Hücrede gerçekleşen olaylar Görsel E’de gösterilmiştir:</w:t>
       </w:r>
     </w:p>
-    <w:tbl>
-      <w:tblPr>
-        <w:tblW w:w="9000" w:type="dxa"/>
+    <w:p>
+      <w:pPr>
         <w:jc w:val="center"/>
-        <w:tblBorders>
-          <w:top w:val="single" w:sz="8" w:space="0" w:color="7F7F7F"/>
-          <w:left w:val="single" w:sz="8" w:space="0" w:color="7F7F7F"/>
-          <w:bottom w:val="single" w:sz="8" w:space="0" w:color="7F7F7F"/>
-          <w:right w:val="single" w:sz="8" w:space="0" w:color="7F7F7F"/>
-        </w:tblBorders>
-      </w:tblPr>
-      <w:tblGrid>
-        <w:gridCol w:w="9000"/>
-      </w:tblGrid>
-      <w:tr>
-        <w:tc>
-          <w:tcPr>
-            <w:tcW w:w="9000" w:type="dxa"/>
-            <w:shd w:val="clear" w:color="auto" w:fill="EDEDED"/>
-          </w:tcPr>
-          <w:p>
-            <w:pPr>
-              <w:jc w:val="both"/>
-              <w:rPr>
-                <w:rFonts w:ascii="Times New Roman" w:hAnsi="Times New Roman" w:cs="Times New Roman"/>
-                <w:lang w:val="tr-TR"/>
-              </w:rPr>
-            </w:pPr>
-            <w:r>
-              <w:rPr>
-                <w:rFonts w:ascii="Times New Roman" w:hAnsi="Times New Roman" w:cs="Times New Roman"/>
-                <w:lang w:val="tr-TR"/>
-              </w:rPr>
-              <w:t xml:space="preserve">GÖRSEL ALANI</w:t>
-            </w:r>
-          </w:p>
-          <w:p>
-            <w:pPr>
-              <w:jc w:val="both"/>
-              <w:rPr>
-                <w:rFonts w:ascii="Times New Roman" w:hAnsi="Times New Roman" w:cs="Times New Roman"/>
-                <w:lang w:val="tr-TR"/>
-              </w:rPr>
-            </w:pPr>
-            <w:r>
-              <w:rPr>
-                <w:rFonts w:ascii="Times New Roman" w:hAnsi="Times New Roman" w:cs="Times New Roman"/>
-                <w:lang w:val="tr-TR"/>
-              </w:rPr>
-              <w:t xml:space="preserve">Tarif: Şema (vektörel, yayınevi çizecek): Soldan sağa iletken cam | TiO₂ nanoparçacıkları ve yüzeylerinde boya | elektrolit (I⁻ ve I₃⁻) | karşı elektrot. Numaralı oklar: (1) ışık boyaya çarpar ve boya uyarılır; (2) uyarılmış boyadan TiO₂’ye elektron geçer; (3) elektron iletken cam ve dış devre üzerinden LED’i yakarak karşı elektroda ulaşır; (4) karşı elektrotta I₃⁻ iyonları indirgenerek I⁻ oluşur; (5) I⁻ iyonları boyaya elektron vererek boyayı ilk hâline döndürür. Katman ve basamak adları Türkçe yazılsın.</w:t>
-            </w:r>
-          </w:p>
-          <w:p>
-            <w:pPr>
-              <w:jc w:val="both"/>
-              <w:rPr>
-                <w:rFonts w:ascii="Times New Roman" w:hAnsi="Times New Roman" w:cs="Times New Roman"/>
-                <w:lang w:val="tr-TR"/>
-              </w:rPr>
-            </w:pPr>
-            <w:r>
-              <w:rPr>
-                <w:rFonts w:ascii="Times New Roman" w:hAnsi="Times New Roman" w:cs="Times New Roman"/>
-                <w:lang w:val="tr-TR"/>
-              </w:rPr>
-              <w:t xml:space="preserve">Shutterstock arama: “dye sensitized solar cell working principle electron transfer”</w:t>
-            </w:r>
-          </w:p>
-          <w:p>
-            <w:pPr>
-              <w:jc w:val="both"/>
-              <w:rPr>
-                <w:rFonts w:ascii="Times New Roman" w:hAnsi="Times New Roman" w:cs="Times New Roman"/>
-                <w:lang w:val="tr-TR"/>
-              </w:rPr>
-            </w:pPr>
-            <w:r>
-              <w:rPr>
-                <w:rFonts w:ascii="Times New Roman" w:hAnsi="Times New Roman" w:cs="Times New Roman"/>
-                <w:lang w:val="tr-TR"/>
-              </w:rPr>
-              <w:t xml:space="preserve">Shutter ID: Yok; şema yayınevi tarafından çizilecek.</w:t>
-            </w:r>
-          </w:p>
-        </w:tc>
-      </w:tr>
-    </w:tbl>
+      </w:pPr>
+      <w:r>
+        <w:drawing>
+          <wp:inline xmlns:a="http://schemas.openxmlformats.org/drawingml/2006/main" xmlns:pic="http://schemas.openxmlformats.org/drawingml/2006/picture">
+            <wp:extent cx="5400000" cy="3799209"/>
+            <wp:docPr id="900021" name="Picture 900021"/>
+            <wp:cNvGraphicFramePr>
+              <a:graphicFrameLocks noChangeAspect="1"/>
+            </wp:cNvGraphicFramePr>
+            <a:graphic>
+              <a:graphicData uri="http://schemas.openxmlformats.org/drawingml/2006/picture">
+                <pic:pic>
+                  <pic:nvPicPr>
+                    <pic:cNvPr id="0" name="k12_31_dssc_calisma.png"/>
+                    <pic:cNvPicPr/>
+                  </pic:nvPicPr>
+                  <pic:blipFill>
+                    <a:blip r:embed="rId18"/>
+                    <a:stretch>
+                      <a:fillRect/>
+                    </a:stretch>
+                  </pic:blipFill>
+                  <pic:spPr>
+                    <a:xfrm>
+                      <a:off x="0" y="0"/>
+                      <a:ext cx="5400000" cy="3799209"/>
+                    </a:xfrm>
+                    <a:prstGeom prst="rect"/>
+                  </pic:spPr>
+                </pic:pic>
+              </a:graphicData>
+            </a:graphic>
+          </wp:inline>
+        </w:drawing>
+      </w:r>
+    </w:p>
     <w:p>
       <w:pPr>
         <w:jc w:val="both"/>

--- a/Kim12-3-1-Boyaya-Duyarli-Gunes-Pilleri.docx
+++ b/Kim12-3-1-Boyaya-Duyarli-Gunes-Pilleri.docx
@@ -1334,158 +1334,180 @@
         <w:t xml:space="preserve">Bahçedeki bir ağacın yaprakları her gün güneş ışığını soğurarak havadaki karbon dioksit ve topraktan aldığı su ile besin üretir. Binaların çatılarındaki koyu renkli güneş panelleri ise ışığı doğrudan elektriğe dönüştürür (Görsel C). Son yıllarda bina cephelerinde, sırt çantalarında ve kapalı ortamda çalışan küçük elektronik cihazlarda kırmızı, turuncu ya da yeşil renkli, yarı saydam güneş hücreleri de kullanılmaya başlanmıştır (Görsel D). Peki, bir yaprağın ışığı kullanma biçimi ile bir güneş hücresinin çalışması arasında bir benzerlik olabilir mi? Böğürtlenin ya da karadutun rengini veren boya maddesi elektrik üretmek için kullanılabilir mi? Farklı türdeki güneş pillerinden hangisi hangi koşulda daha verimli çalışır ve hangisi çevre için daha uygundur? Bu soruların cevabını bir etkinlik yaparak keşfediniz. Analiz ve Keşif Atölyesi 3.1.’de bilimsel çıkarım yapacaksınız: Farklı güneş pillerinin niteliklerini tanımlayacak, hazır veri setlerinden ve kendi hazırladığınız hücreden veri toplayıp kaydedecek, bu verileri yorumlayarak yeşil kimya ve sürdürülebilir kalkınma açısından değerlendireceksiniz. Grubunuzla iş birliği yaparken fikirlerinizi açıkça paylaşacak, arkadaşlarınızın bakış açısını anlamaya çalışacak; temiz enerjiye duyarlılık, tasarruf ve temizlik değerlerini de destekleyeceksiniz.</w:t>
       </w:r>
     </w:p>
-    <w:p>
-      <w:pPr>
+    <w:tbl>
+      <w:tblPr>
+        <w:tblW w:w="9000" w:type="dxa"/>
         <w:jc w:val="center"/>
-      </w:pPr>
-      <w:r>
-        <w:drawing>
-          <wp:inline xmlns:a="http://schemas.openxmlformats.org/drawingml/2006/main" xmlns:pic="http://schemas.openxmlformats.org/drawingml/2006/picture">
-            <wp:extent cx="4195338" cy="2520000"/>
-            <wp:docPr id="900017" name="Picture 900017"/>
-            <wp:cNvGraphicFramePr>
-              <a:graphicFrameLocks noChangeAspect="1"/>
-            </wp:cNvGraphicFramePr>
-            <a:graphic>
-              <a:graphicData uri="http://schemas.openxmlformats.org/drawingml/2006/picture">
-                <pic:pic>
-                  <pic:nvPicPr>
-                    <pic:cNvPr id="0" name="2745706979_d.jpg"/>
-                    <pic:cNvPicPr/>
-                  </pic:nvPicPr>
-                  <pic:blipFill>
-                    <a:blip r:embed="rId14"/>
-                    <a:stretch>
-                      <a:fillRect/>
-                    </a:stretch>
-                  </pic:blipFill>
-                  <pic:spPr>
-                    <a:xfrm>
-                      <a:off x="0" y="0"/>
-                      <a:ext cx="4195338" cy="2520000"/>
-                    </a:xfrm>
-                    <a:prstGeom prst="rect"/>
-                  </pic:spPr>
-                </pic:pic>
-              </a:graphicData>
-            </a:graphic>
-          </wp:inline>
-        </w:drawing>
-      </w:r>
-    </w:p>
-    <w:p>
-      <w:pPr>
-        <w:jc w:val="center"/>
-      </w:pPr>
-      <w:r>
-        <w:rPr>
-          <w:rFonts w:ascii="Times New Roman" w:hAnsi="Times New Roman" w:cs="Times New Roman"/>
-          <w:b/>
-          <w:bCs/>
-          <w:highlight w:val="yellow"/>
-          <w:lang w:val="tr-TR"/>
-        </w:rPr>
-        <w:t xml:space="preserve">Shutter id: 2745706979</w:t>
-      </w:r>
-    </w:p>
-    <w:p>
-      <w:pPr>
-        <w:jc w:val="center"/>
-        <w:rPr>
-          <w:rFonts w:ascii="Times New Roman" w:hAnsi="Times New Roman" w:cs="Times New Roman"/>
-          <w:lang w:val="tr-TR"/>
-        </w:rPr>
-      </w:pPr>
-      <w:r>
-        <w:rPr>
-          <w:rFonts w:ascii="Times New Roman" w:hAnsi="Times New Roman" w:cs="Times New Roman"/>
-          <w:b/>
-          <w:bCs/>
-          <w:lang w:val="tr-TR"/>
-        </w:rPr>
-        <w:t xml:space="preserve">Görsel C:</w:t>
-      </w:r>
-      <w:r>
-        <w:rPr>
-          <w:rFonts w:ascii="Times New Roman" w:hAnsi="Times New Roman" w:cs="Times New Roman"/>
-          <w:lang w:val="tr-TR"/>
-        </w:rPr>
-        <w:t xml:space="preserve"> Çatıdaki silisyum güneş panelleri</w:t>
-      </w:r>
-    </w:p>
-    <w:p>
-      <w:pPr>
-        <w:jc w:val="center"/>
-      </w:pPr>
-      <w:r>
-        <w:drawing>
-          <wp:inline xmlns:a="http://schemas.openxmlformats.org/drawingml/2006/main" xmlns:pic="http://schemas.openxmlformats.org/drawingml/2006/picture">
-            <wp:extent cx="2628000" cy="2015205"/>
-            <wp:docPr id="900019" name="Picture 900019"/>
-            <wp:cNvGraphicFramePr>
-              <a:graphicFrameLocks noChangeAspect="1"/>
-            </wp:cNvGraphicFramePr>
-            <a:graphic>
-              <a:graphicData uri="http://schemas.openxmlformats.org/drawingml/2006/picture">
-                <pic:pic>
-                  <pic:nvPicPr>
-                    <pic:cNvPr id="0" name="k12_31_renkli_cephe.png"/>
-                    <pic:cNvPicPr/>
-                  </pic:nvPicPr>
-                  <pic:blipFill>
-                    <a:blip r:embed="rId16"/>
-                    <a:stretch>
-                      <a:fillRect/>
-                    </a:stretch>
-                  </pic:blipFill>
-                  <pic:spPr>
-                    <a:xfrm>
-                      <a:off x="0" y="0"/>
-                      <a:ext cx="2628000" cy="2015205"/>
-                    </a:xfrm>
-                    <a:prstGeom prst="rect"/>
-                  </pic:spPr>
-                </pic:pic>
-              </a:graphicData>
-            </a:graphic>
-          </wp:inline>
-        </w:drawing>
-      </w:r>
-    </w:p>
-    <w:p>
-      <w:pPr>
-        <w:jc w:val="both"/>
-        <w:rPr>
-          <w:rFonts w:ascii="Times New Roman" w:hAnsi="Times New Roman" w:cs="Times New Roman"/>
-          <w:lang w:val="tr-TR"/>
-        </w:rPr>
-      </w:pPr>
-    </w:p>
-    <w:p>
-      <w:pPr>
-        <w:jc w:val="center"/>
-        <w:rPr>
-          <w:rFonts w:ascii="Times New Roman" w:hAnsi="Times New Roman" w:cs="Times New Roman"/>
-          <w:lang w:val="tr-TR"/>
-        </w:rPr>
-      </w:pPr>
-      <w:r>
-        <w:rPr>
-          <w:rFonts w:ascii="Times New Roman" w:hAnsi="Times New Roman" w:cs="Times New Roman"/>
-          <w:b/>
-          <w:bCs/>
-          <w:lang w:val="tr-TR"/>
-        </w:rPr>
-        <w:t xml:space="preserve">Görsel D:</w:t>
-      </w:r>
-      <w:r>
-        <w:rPr>
-          <w:rFonts w:ascii="Times New Roman" w:hAnsi="Times New Roman" w:cs="Times New Roman"/>
-          <w:lang w:val="tr-TR"/>
-        </w:rPr>
-        <w:t xml:space="preserve"> Renkli, yarı saydam güneş hücreleri</w:t>
-      </w:r>
-    </w:p>
+        <w:tblBorders>
+          <w:top w:val="nil"/>
+          <w:left w:val="nil"/>
+          <w:bottom w:val="nil"/>
+          <w:right w:val="nil"/>
+          <w:insideH w:val="nil"/>
+          <w:insideV w:val="nil"/>
+        </w:tblBorders>
+        <w:tblLayout w:type="fixed"/>
+      </w:tblPr>
+      <w:tblGrid>
+        <w:gridCol w:w="4500"/>
+        <w:gridCol w:w="4500"/>
+      </w:tblGrid>
+      <w:tr>
+        <w:tc>
+          <w:tcPr>
+            <w:tcW w:w="4500" w:type="dxa"/>
+          </w:tcPr>
+          <w:p>
+            <w:pPr>
+              <w:jc w:val="center"/>
+            </w:pPr>
+            <w:r>
+              <w:drawing>
+                <wp:inline xmlns:a="http://schemas.openxmlformats.org/drawingml/2006/main" xmlns:pic="http://schemas.openxmlformats.org/drawingml/2006/picture">
+                  <wp:extent cx="2628000" cy="1578552"/>
+                  <wp:docPr id="900017" name="Picture 900017"/>
+                  <wp:cNvGraphicFramePr>
+                    <a:graphicFrameLocks noChangeAspect="1"/>
+                  </wp:cNvGraphicFramePr>
+                  <a:graphic>
+                    <a:graphicData uri="http://schemas.openxmlformats.org/drawingml/2006/picture">
+                      <pic:pic>
+                        <pic:nvPicPr>
+                          <pic:cNvPr id="0" name="2745706979_d.jpg"/>
+                          <pic:cNvPicPr/>
+                        </pic:nvPicPr>
+                        <pic:blipFill>
+                          <a:blip r:embed="rId14"/>
+                          <a:stretch>
+                            <a:fillRect/>
+                          </a:stretch>
+                        </pic:blipFill>
+                        <pic:spPr>
+                          <a:xfrm>
+                            <a:off x="0" y="0"/>
+                            <a:ext cx="2628000" cy="1578552"/>
+                          </a:xfrm>
+                          <a:prstGeom prst="rect"/>
+                        </pic:spPr>
+                      </pic:pic>
+                    </a:graphicData>
+                  </a:graphic>
+                </wp:inline>
+              </w:drawing>
+            </w:r>
+          </w:p>
+          <w:p>
+            <w:pPr>
+              <w:jc w:val="center"/>
+            </w:pPr>
+            <w:r>
+              <w:rPr>
+                <w:rFonts w:ascii="Times New Roman" w:hAnsi="Times New Roman" w:cs="Times New Roman"/>
+                <w:b/>
+                <w:bCs/>
+                <w:highlight w:val="yellow"/>
+                <w:lang w:val="tr-TR"/>
+              </w:rPr>
+              <w:t xml:space="preserve">Shutter id: 2745706979</w:t>
+            </w:r>
+          </w:p>
+          <w:p>
+            <w:pPr>
+              <w:jc w:val="center"/>
+              <w:rPr>
+                <w:rFonts w:ascii="Times New Roman" w:hAnsi="Times New Roman" w:cs="Times New Roman"/>
+                <w:lang w:val="tr-TR"/>
+              </w:rPr>
+            </w:pPr>
+            <w:r>
+              <w:rPr>
+                <w:rFonts w:ascii="Times New Roman" w:hAnsi="Times New Roman" w:cs="Times New Roman"/>
+                <w:b/>
+                <w:bCs/>
+                <w:lang w:val="tr-TR"/>
+              </w:rPr>
+              <w:t xml:space="preserve">Görsel C:</w:t>
+            </w:r>
+            <w:r>
+              <w:rPr>
+                <w:rFonts w:ascii="Times New Roman" w:hAnsi="Times New Roman" w:cs="Times New Roman"/>
+                <w:lang w:val="tr-TR"/>
+              </w:rPr>
+              <w:t xml:space="preserve"> Çatıdaki silisyum güneş panelleri</w:t>
+            </w:r>
+          </w:p>
+        </w:tc>
+        <w:tc>
+          <w:tcPr>
+            <w:tcW w:w="4500" w:type="dxa"/>
+          </w:tcPr>
+          <w:p>
+            <w:pPr>
+              <w:jc w:val="center"/>
+            </w:pPr>
+            <w:r>
+              <w:drawing>
+                <wp:inline xmlns:a="http://schemas.openxmlformats.org/drawingml/2006/main" xmlns:pic="http://schemas.openxmlformats.org/drawingml/2006/picture">
+                  <wp:extent cx="2582089" cy="1979999"/>
+                  <wp:docPr id="900019" name="Picture 900019"/>
+                  <wp:cNvGraphicFramePr>
+                    <a:graphicFrameLocks noChangeAspect="1"/>
+                  </wp:cNvGraphicFramePr>
+                  <a:graphic>
+                    <a:graphicData uri="http://schemas.openxmlformats.org/drawingml/2006/picture">
+                      <pic:pic>
+                        <pic:nvPicPr>
+                          <pic:cNvPr id="0" name="k12_31_renkli_cephe.png"/>
+                          <pic:cNvPicPr/>
+                        </pic:nvPicPr>
+                        <pic:blipFill>
+                          <a:blip r:embed="rId16"/>
+                          <a:stretch>
+                            <a:fillRect/>
+                          </a:stretch>
+                        </pic:blipFill>
+                        <pic:spPr>
+                          <a:xfrm>
+                            <a:off x="0" y="0"/>
+                            <a:ext cx="2582089" cy="1979999"/>
+                          </a:xfrm>
+                          <a:prstGeom prst="rect"/>
+                        </pic:spPr>
+                      </pic:pic>
+                    </a:graphicData>
+                  </a:graphic>
+                </wp:inline>
+              </w:drawing>
+            </w:r>
+          </w:p>
+          <w:p>
+            <w:pPr>
+              <w:jc w:val="center"/>
+              <w:rPr>
+                <w:rFonts w:ascii="Times New Roman" w:hAnsi="Times New Roman" w:cs="Times New Roman"/>
+                <w:lang w:val="tr-TR"/>
+              </w:rPr>
+            </w:pPr>
+            <w:r>
+              <w:rPr>
+                <w:rFonts w:ascii="Times New Roman" w:hAnsi="Times New Roman" w:cs="Times New Roman"/>
+                <w:b/>
+                <w:bCs/>
+                <w:lang w:val="tr-TR"/>
+              </w:rPr>
+              <w:t xml:space="preserve">Görsel D:</w:t>
+            </w:r>
+            <w:r>
+              <w:rPr>
+                <w:rFonts w:ascii="Times New Roman" w:hAnsi="Times New Roman" w:cs="Times New Roman"/>
+                <w:lang w:val="tr-TR"/>
+              </w:rPr>
+              <w:t xml:space="preserve"> Renkli, yarı saydam güneş hücreleri</w:t>
+            </w:r>
+          </w:p>
+        </w:tc>
+      </w:tr>
+    </w:tbl>
     <w:p>
       <w:pPr>
         <w:keepNext/>
